--- a/Manuscript_BRM/Manuscript_OpenSourceRelationalNetworkDerivationVisualizationTaskGeneration.docx
+++ b/Manuscript_BRM/Manuscript_OpenSourceRelationalNetworkDerivationVisualizationTaskGeneration.docx
@@ -69,6 +69,19 @@
       </w:pPr>
       <w:r>
         <w:t>Matthias Raemaekers</w:t>
+      </w:r>
+      <w:commentRangeStart w:id="2"/>
+      <w:r>
+        <w:t>, Martin Finn and Jan De Houwer</w:t>
+      </w:r>
+      <w:commentRangeEnd w:id="2"/>
+      <w:r>
+        <w:rPr>
+          <w:rStyle w:val="CommentReference"/>
+          <w:sz w:val="24"/>
+          <w:szCs w:val="36"/>
+        </w:rPr>
+        <w:commentReference w:id="2"/>
       </w:r>
     </w:p>
     <w:p>
@@ -1587,13 +1600,7 @@
         <w:t xml:space="preserve"> T</w:t>
       </w:r>
       <w:r>
-        <w:t xml:space="preserve">wo pairs of </w:t>
-      </w:r>
-      <w:r>
-        <w:t xml:space="preserve">related </w:t>
-      </w:r>
-      <w:r>
-        <w:t xml:space="preserve">stimuli can be combined in four ways: </w:t>
+        <w:t xml:space="preserve">wo pairs of related stimuli can be combined in four ways: </w:t>
       </w:r>
     </w:p>
     <w:p>
@@ -1703,10 +1710,7 @@
         <w:pStyle w:val="APA7Body"/>
       </w:pPr>
       <w:r>
-        <w:t>As illustrated in Figure 1</w:t>
-      </w:r>
-      <w:r>
-        <w:t>, e</w:t>
+        <w:t>As illustrated in Figure 1, e</w:t>
       </w:r>
       <w:r>
         <w:t xml:space="preserve">ach </w:t>
@@ -1839,7 +1843,7 @@
           <w:noProof/>
         </w:rPr>
         <w:drawing>
-          <wp:inline distT="0" distB="0" distL="0" distR="0" wp14:anchorId="6B1B2C3C" wp14:editId="2C9DB2F5">
+          <wp:inline distT="0" distB="0" distL="0" distR="0" wp14:anchorId="6B1B2C3C" wp14:editId="7E4D2DAB">
             <wp:extent cx="5943600" cy="4756785"/>
             <wp:effectExtent l="0" t="0" r="0" b="5715"/>
             <wp:docPr id="1391560114" name="Picture 1"/>
@@ -1906,16 +1910,7 @@
         <w:pStyle w:val="APA7Body"/>
       </w:pPr>
       <w:r>
-        <w:t xml:space="preserve">If </w:t>
-      </w:r>
-      <w:r>
-        <w:t xml:space="preserve">one of the relations is </w:t>
-      </w:r>
-      <w:r>
-        <w:t>equivalence</w:t>
-      </w:r>
-      <w:r>
-        <w:t xml:space="preserve">, </w:t>
+        <w:t xml:space="preserve">If one of the relations is equivalence, </w:t>
       </w:r>
       <w:r>
         <w:t>derived relation is the other relation</w:t>
@@ -1991,18 +1986,18 @@
       <w:pPr>
         <w:pStyle w:val="APA7Body"/>
       </w:pPr>
-      <w:commentRangeStart w:id="2"/>
+      <w:commentRangeStart w:id="3"/>
       <w:r>
         <w:t>Step</w:t>
       </w:r>
-      <w:commentRangeEnd w:id="2"/>
+      <w:commentRangeEnd w:id="3"/>
       <w:r>
         <w:rPr>
           <w:rStyle w:val="CommentReference"/>
           <w:sz w:val="24"/>
           <w:szCs w:val="36"/>
         </w:rPr>
-        <w:commentReference w:id="2"/>
+        <w:commentReference w:id="3"/>
       </w:r>
       <w:r>
         <w:t>-by-step description of script for derivation.</w:t>
@@ -2364,6 +2359,43 @@
       </w:r>
       <w:r>
         <w:t>ation of relations (in a given order).</w:t>
+      </w:r>
+    </w:p>
+    <w:p>
+      <w:pPr>
+        <w:pStyle w:val="APA7Body"/>
+      </w:pPr>
+      <w:r>
+        <w:t xml:space="preserve">The second function </w:t>
+      </w:r>
+      <w:r>
+        <w:t xml:space="preserve">for automated relational derivation </w:t>
+      </w:r>
+      <w:r>
+        <w:t xml:space="preserve">is </w:t>
+      </w:r>
+      <w:r>
+        <w:t xml:space="preserve">defined in </w:t>
+      </w:r>
+      <w:r>
+        <w:t xml:space="preserve">the </w:t>
+      </w:r>
+      <w:r>
+        <w:rPr>
+          <w:i/>
+          <w:iCs/>
+        </w:rPr>
+        <w:t>deriveRelationsFrom</w:t>
+      </w:r>
+      <w:r>
+        <w:rPr>
+          <w:i/>
+          <w:iCs/>
+        </w:rPr>
+        <w:t>Baseline.py</w:t>
+      </w:r>
+      <w:r>
+        <w:t xml:space="preserve"> script. </w:t>
       </w:r>
     </w:p>
     <w:p>
@@ -2487,10 +2519,188 @@
         <w:t>A first hurdle that researchers encounter</w:t>
       </w:r>
       <w:r>
-        <w:t xml:space="preserve"> in the study of complex relational behavior is due to the combinatorial explosion that occurs when even a relatively small number of relations is combined. One of the reasons that relational reasoning is such a powerful capacity is that it is generative: given information about n relations, one can derive n² novel relations from that information (Hayes et al., 2012</w:t>
+        <w:t xml:space="preserve"> in the study of complex relational behavior is </w:t>
+      </w:r>
+      <w:r>
+        <w:t>related</w:t>
+      </w:r>
+      <w:r>
+        <w:t xml:space="preserve"> to the combinatorial explosion that occurs when even a relatively small number of relations </w:t>
+      </w:r>
+      <w:r>
+        <w:t>are</w:t>
+      </w:r>
+      <w:r>
+        <w:t xml:space="preserve"> combined. </w:t>
+      </w:r>
+      <w:r>
+        <w:t>This generativity is a hallmark of human relational reasoning</w:t>
+      </w:r>
+      <w:r>
+        <w:t>: from</w:t>
+      </w:r>
+      <w:r>
+        <w:t xml:space="preserve"> information about n relations, one can derive</w:t>
+      </w:r>
+      <w:r>
+        <w:t xml:space="preserve"> up to</w:t>
+      </w:r>
+      <w:r>
+        <w:t xml:space="preserve"> n² novel relations (Hayes et al., 2012</w:t>
       </w:r>
       <w:r>
         <w:t>)</w:t>
+      </w:r>
+      <w:r>
+        <w:t xml:space="preserve">. </w:t>
+      </w:r>
+      <w:r>
+        <w:t xml:space="preserve">As experiments on relational behavior often involve </w:t>
+      </w:r>
+      <w:r>
+        <w:t>large relational networks</w:t>
+      </w:r>
+      <w:r>
+        <w:t xml:space="preserve">, it can be difficult to </w:t>
+      </w:r>
+      <w:r>
+        <w:t xml:space="preserve">illustrate or map out the full extent of the relations that participants in such experiments ought to learn. </w:t>
+      </w:r>
+      <w:r>
+        <w:t xml:space="preserve">Smith and Hayes (2022) recently </w:t>
+      </w:r>
+      <w:r>
+        <w:t xml:space="preserve">published software that allows users </w:t>
+      </w:r>
+      <w:r>
+        <w:t xml:space="preserve">to </w:t>
+      </w:r>
+      <w:r>
+        <w:t xml:space="preserve">generate and </w:t>
+      </w:r>
+      <w:r>
+        <w:t>visualize relational networks involving equivalence and comparative relations</w:t>
+      </w:r>
+      <w:r>
+        <w:t xml:space="preserve"> as graph networks</w:t>
+      </w:r>
+      <w:r>
+        <w:t>.</w:t>
+      </w:r>
+      <w:r>
+        <w:t xml:space="preserve"> Here, we introduce a similar tool</w:t>
+      </w:r>
+      <w:r>
+        <w:t xml:space="preserve"> to visualize relational networks, which also support many other relations beyond equivalence and comparison.</w:t>
+      </w:r>
+    </w:p>
+    <w:p>
+      <w:pPr>
+        <w:pStyle w:val="APA7Body"/>
+      </w:pPr>
+      <w:r>
+        <w:lastRenderedPageBreak/>
+        <w:t>Our</w:t>
+      </w:r>
+      <w:r>
+        <w:t xml:space="preserve"> relational network visualizer function </w:t>
+      </w:r>
+      <w:r>
+        <w:t>takes as input a set of baseline relations (specified as a python dictionary with relations as keys and tuples of stimulus pairs</w:t>
+      </w:r>
+      <w:r>
+        <w:t xml:space="preserve"> as specific instances of each relation</w:t>
+      </w:r>
+      <w:r>
+        <w:t>)</w:t>
+      </w:r>
+      <w:r>
+        <w:t xml:space="preserve"> </w:t>
+      </w:r>
+      <w:r>
+        <w:t xml:space="preserve">and some plotting </w:t>
+      </w:r>
+      <w:r>
+        <w:t>parameters (stimulus labels, plot title, relation types to plot)</w:t>
+      </w:r>
+      <w:r>
+        <w:t>.</w:t>
+      </w:r>
+      <w:r>
+        <w:t xml:space="preserve"> </w:t>
+      </w:r>
+      <w:r>
+        <w:t xml:space="preserve">In the simplest use-case, users provide a set of baseline relations and a </w:t>
+      </w:r>
+      <w:r>
+        <w:t>list of stimulus labels.</w:t>
+      </w:r>
+      <w:r>
+        <w:t xml:space="preserve"> The function</w:t>
+      </w:r>
+      <w:r>
+        <w:t xml:space="preserve"> then uses </w:t>
+      </w:r>
+      <w:r>
+        <w:t xml:space="preserve">the </w:t>
+      </w:r>
+      <w:r>
+        <w:rPr>
+          <w:i/>
+          <w:iCs/>
+        </w:rPr>
+        <w:t>deriveRelationsFromBaseline</w:t>
+      </w:r>
+      <w:r>
+        <w:rPr>
+          <w:i/>
+          <w:iCs/>
+        </w:rPr>
+        <w:t xml:space="preserve"> </w:t>
+      </w:r>
+      <w:r>
+        <w:t xml:space="preserve">function to </w:t>
+      </w:r>
+      <w:r>
+        <w:t>automatically find all relations that can be derived from the relations in the (user-specified) baseline network and stores these</w:t>
+      </w:r>
+      <w:r>
+        <w:t xml:space="preserve">. Users also have the option of specifying a derived network themselves (i.e., by including a ‘derived’ dictionary </w:t>
+      </w:r>
+      <w:r>
+        <w:t>analogous</w:t>
+      </w:r>
+      <w:r>
+        <w:t xml:space="preserve"> to the baseline relations) </w:t>
+      </w:r>
+      <w:r>
+        <w:t>if they only want to display a subset of the derived relations.</w:t>
+      </w:r>
+      <w:r>
+        <w:t xml:space="preserve"> To visualize the relational network, a Cartesian grid is created and the stimuli are </w:t>
+      </w:r>
+      <w:r>
+        <w:t xml:space="preserve">dispersed </w:t>
+      </w:r>
+      <w:r>
+        <w:t>on it as the nodes of a graph network.</w:t>
+      </w:r>
+      <w:r>
+        <w:t xml:space="preserve"> Depending on the user’s chosen settings, the baseline and derived relations are then drawn as arrows connecting the stimuli, and labeled</w:t>
+      </w:r>
+      <w:r>
+        <w:t xml:space="preserve"> (relation abbreviated) and colored (for baseline, mutually or combinatorially entailed relations)</w:t>
+      </w:r>
+      <w:r>
+        <w:t>.</w:t>
+      </w:r>
+    </w:p>
+    <w:p>
+      <w:pPr>
+        <w:pStyle w:val="APA7Body"/>
+      </w:pPr>
+      <w:r>
+        <w:t>App tutorial.</w:t>
       </w:r>
     </w:p>
     <w:p>
@@ -2549,7 +2759,6 @@
         </w:numPr>
       </w:pPr>
       <w:r>
-        <w:lastRenderedPageBreak/>
         <w:t>Input parameters</w:t>
       </w:r>
     </w:p>
@@ -2601,6 +2810,7 @@
         <w:pStyle w:val="APA7Body"/>
       </w:pPr>
       <w:r>
+        <w:lastRenderedPageBreak/>
         <w:t>Automatically and systematically vary parameters of task and generate virtually limitless trials.</w:t>
       </w:r>
     </w:p>
@@ -2645,18 +2855,18 @@
       <w:pPr>
         <w:pStyle w:val="APA7H1"/>
       </w:pPr>
-      <w:commentRangeStart w:id="3"/>
+      <w:commentRangeStart w:id="4"/>
       <w:r>
         <w:t>Declarations</w:t>
       </w:r>
-      <w:commentRangeEnd w:id="3"/>
+      <w:commentRangeEnd w:id="4"/>
       <w:r>
         <w:rPr>
           <w:rStyle w:val="CommentReference"/>
           <w:sz w:val="24"/>
           <w:szCs w:val="36"/>
         </w:rPr>
-        <w:commentReference w:id="3"/>
+        <w:commentReference w:id="4"/>
       </w:r>
     </w:p>
     <w:p>
@@ -2815,7 +3025,6 @@
         <w:rPr>
           <w:b/>
         </w:rPr>
-        <w:lastRenderedPageBreak/>
         <w:t>Authors' contributions</w:t>
       </w:r>
       <w:r>
@@ -3070,7 +3279,7 @@
       </w:r>
     </w:p>
   </w:comment>
-  <w:comment w:id="2" w:author="Matthias Raemaekers" w:date="2025-11-06T13:42:00Z" w:initials="MR">
+  <w:comment w:id="2" w:author="Matthias Raemaekers" w:date="2026-05-26T10:32:00Z" w:initials="MR">
     <w:p>
       <w:pPr>
         <w:pStyle w:val="CommentText"/>
@@ -3085,11 +3294,30 @@
         <w:rPr>
           <w:lang w:val="nl-BE"/>
         </w:rPr>
+        <w:t>I’ll leave it up to you to decide whether you want to be included? I feel inclined to include you by default because I think most of my intellectual output is a product of your guidance, but this could also be credited elsewhere I suppose, and we could determine authorship based on actual contributions to this paper/work. I’m fine with either ☺️</w:t>
+      </w:r>
+    </w:p>
+  </w:comment>
+  <w:comment w:id="3" w:author="Matthias Raemaekers" w:date="2025-11-06T13:42:00Z" w:initials="MR">
+    <w:p>
+      <w:pPr>
+        <w:pStyle w:val="CommentText"/>
+      </w:pPr>
+      <w:r>
+        <w:rPr>
+          <w:rStyle w:val="CommentReference"/>
+        </w:rPr>
+        <w:annotationRef/>
+      </w:r>
+      <w:r>
+        <w:rPr>
+          <w:lang w:val="nl-BE"/>
+        </w:rPr>
         <w:t>Maybe rather provide tutorial, run through functionality of different scripts step by step? (1) create tables, derive relations</w:t>
       </w:r>
     </w:p>
   </w:comment>
-  <w:comment w:id="3" w:author="Matthias Raemaekers" w:date="2024-11-17T12:02:00Z" w:initials="MR">
+  <w:comment w:id="4" w:author="Matthias Raemaekers" w:date="2024-11-17T12:02:00Z" w:initials="MR">
     <w:p>
       <w:pPr>
         <w:pStyle w:val="CommentText"/>
@@ -3112,6 +3340,7 @@
 <w15:commentsEx xmlns:wpc="http://schemas.microsoft.com/office/word/2010/wordprocessingCanvas" xmlns:cx="http://schemas.microsoft.com/office/drawing/2014/chartex" xmlns:cx1="http://schemas.microsoft.com/office/drawing/2015/9/8/chartex" xmlns:cx2="http://schemas.microsoft.com/office/drawing/2015/10/21/chartex" xmlns:cx3="http://schemas.microsoft.com/office/drawing/2016/5/9/chartex" xmlns:cx4="http://schemas.microsoft.com/office/drawing/2016/5/10/chartex" xmlns:cx5="http://schemas.microsoft.com/office/drawing/2016/5/11/chartex" xmlns:cx6="http://schemas.microsoft.com/office/drawing/2016/5/12/chartex" xmlns:cx7="http://schemas.microsoft.com/office/drawing/2016/5/13/chartex" xmlns:cx8="http://schemas.microsoft.com/office/drawing/2016/5/14/chartex" xmlns:mc="http://schemas.openxmlformats.org/markup-compatibility/2006" xmlns:aink="http://schemas.microsoft.com/office/drawing/2016/ink" xmlns:am3d="http://schemas.microsoft.com/office/drawing/2017/model3d" xmlns:o="urn:schemas-microsoft-com:office:office" xmlns:oel="http://schemas.microsoft.com/office/2019/extlst" xmlns:r="http://schemas.openxmlformats.org/officeDocument/2006/relationships" xmlns:m="http://schemas.openxmlformats.org/officeDocument/2006/math" xmlns:v="urn:schemas-microsoft-com:vml" xmlns:wp14="http://schemas.microsoft.com/office/word/2010/wordprocessingDrawing" xmlns:wp="http://schemas.openxmlformats.org/drawingml/2006/wordprocessingDrawing" xmlns:w10="urn:schemas-microsoft-com:office:word" xmlns:w="http://schemas.openxmlformats.org/wordprocessingml/2006/main" xmlns:w14="http://schemas.microsoft.com/office/word/2010/wordml" xmlns:w15="http://schemas.microsoft.com/office/word/2012/wordml" xmlns:w16cex="http://schemas.microsoft.com/office/word/2018/wordml/cex" xmlns:w16cid="http://schemas.microsoft.com/office/word/2016/wordml/cid" xmlns:w16="http://schemas.microsoft.com/office/word/2018/wordml" xmlns:w16du="http://schemas.microsoft.com/office/word/2023/wordml/word16du" xmlns:w16sdtdh="http://schemas.microsoft.com/office/word/2020/wordml/sdtdatahash" xmlns:w16sdtfl="http://schemas.microsoft.com/office/word/2024/wordml/sdtformatlock" xmlns:w16se="http://schemas.microsoft.com/office/word/2015/wordml/symex" xmlns:wpg="http://schemas.microsoft.com/office/word/2010/wordprocessingGroup" xmlns:wpi="http://schemas.microsoft.com/office/word/2010/wordprocessingInk" xmlns:wne="http://schemas.microsoft.com/office/word/2006/wordml" xmlns:wps="http://schemas.microsoft.com/office/word/2010/wordprocessingShape" mc:Ignorable="w14 w15 w16se w16cid w16 w16cex w16sdtdh w16sdtfl w16du wp14">
   <w15:commentEx w15:paraId="65F941E0" w15:done="0"/>
   <w15:commentEx w15:paraId="2F662FA5" w15:done="0"/>
+  <w15:commentEx w15:paraId="22554633" w15:done="0"/>
   <w15:commentEx w15:paraId="4D1D521A" w15:done="0"/>
   <w15:commentEx w15:paraId="4AF4B946" w15:done="0"/>
 </w15:commentsEx>
@@ -3121,6 +3350,7 @@
 <w16cex:commentsExtensible xmlns:wpc="http://schemas.microsoft.com/office/word/2010/wordprocessingCanvas" xmlns:cx="http://schemas.microsoft.com/office/drawing/2014/chartex" xmlns:cx1="http://schemas.microsoft.com/office/drawing/2015/9/8/chartex" xmlns:cx2="http://schemas.microsoft.com/office/drawing/2015/10/21/chartex" xmlns:cx3="http://schemas.microsoft.com/office/drawing/2016/5/9/chartex" xmlns:cx4="http://schemas.microsoft.com/office/drawing/2016/5/10/chartex" xmlns:cx5="http://schemas.microsoft.com/office/drawing/2016/5/11/chartex" xmlns:cx6="http://schemas.microsoft.com/office/drawing/2016/5/12/chartex" xmlns:cx7="http://schemas.microsoft.com/office/drawing/2016/5/13/chartex" xmlns:cx8="http://schemas.microsoft.com/office/drawing/2016/5/14/chartex" xmlns:cr="http://schemas.microsoft.com/office/comments/2020/reactions" xmlns:mc="http://schemas.openxmlformats.org/markup-compatibility/2006" xmlns:aink="http://schemas.microsoft.com/office/drawing/2016/ink" xmlns:am3d="http://schemas.microsoft.com/office/drawing/2017/model3d" xmlns:o="urn:schemas-microsoft-com:office:office" xmlns:oel="http://schemas.microsoft.com/office/2019/extlst" xmlns:r="http://schemas.openxmlformats.org/officeDocument/2006/relationships" xmlns:m="http://schemas.openxmlformats.org/officeDocument/2006/math" xmlns:v="urn:schemas-microsoft-com:vml" xmlns:wp14="http://schemas.microsoft.com/office/word/2010/wordprocessingDrawing" xmlns:wp="http://schemas.openxmlformats.org/drawingml/2006/wordprocessingDrawing" xmlns:w10="urn:schemas-microsoft-com:office:word" xmlns:w="http://schemas.openxmlformats.org/wordprocessingml/2006/main" xmlns:w14="http://schemas.microsoft.com/office/word/2010/wordml" xmlns:w15="http://schemas.microsoft.com/office/word/2012/wordml" xmlns:w16cex="http://schemas.microsoft.com/office/word/2018/wordml/cex" xmlns:w16cid="http://schemas.microsoft.com/office/word/2016/wordml/cid" xmlns:w16="http://schemas.microsoft.com/office/word/2018/wordml" xmlns:w16du="http://schemas.microsoft.com/office/word/2023/wordml/word16du" xmlns:w16sdtdh="http://schemas.microsoft.com/office/word/2020/wordml/sdtdatahash" xmlns:w16sdtfl="http://schemas.microsoft.com/office/word/2024/wordml/sdtformatlock" xmlns:w16se="http://schemas.microsoft.com/office/word/2015/wordml/symex" xmlns:wpg="http://schemas.microsoft.com/office/word/2010/wordprocessingGroup" xmlns:wpi="http://schemas.microsoft.com/office/word/2010/wordprocessingInk" xmlns:wne="http://schemas.microsoft.com/office/word/2006/wordml" xmlns:wps="http://schemas.microsoft.com/office/word/2010/wordprocessingShape" mc:Ignorable="w14 w15 w16se w16cid w16 w16cex w16sdtdh w16sdtfl cr w16du wp14">
   <w16cex:commentExtensible w16cex:durableId="305EA5E4" w16cex:dateUtc="2024-11-17T11:06:00Z"/>
   <w16cex:commentExtensible w16cex:durableId="5216E95F" w16cex:dateUtc="2024-11-17T11:08:00Z"/>
+  <w16cex:commentExtensible w16cex:durableId="62F709F2" w16cex:dateUtc="2026-05-26T08:32:00Z"/>
   <w16cex:commentExtensible w16cex:durableId="60120697" w16cex:dateUtc="2025-11-06T12:42:00Z"/>
   <w16cex:commentExtensible w16cex:durableId="0BC55A2E" w16cex:dateUtc="2024-11-17T11:02:00Z"/>
 </w16cex:commentsExtensible>
@@ -3130,6 +3360,7 @@
 <w16cid:commentsIds xmlns:wpc="http://schemas.microsoft.com/office/word/2010/wordprocessingCanvas" xmlns:cx="http://schemas.microsoft.com/office/drawing/2014/chartex" xmlns:cx1="http://schemas.microsoft.com/office/drawing/2015/9/8/chartex" xmlns:cx2="http://schemas.microsoft.com/office/drawing/2015/10/21/chartex" xmlns:cx3="http://schemas.microsoft.com/office/drawing/2016/5/9/chartex" xmlns:cx4="http://schemas.microsoft.com/office/drawing/2016/5/10/chartex" xmlns:cx5="http://schemas.microsoft.com/office/drawing/2016/5/11/chartex" xmlns:cx6="http://schemas.microsoft.com/office/drawing/2016/5/12/chartex" xmlns:cx7="http://schemas.microsoft.com/office/drawing/2016/5/13/chartex" xmlns:cx8="http://schemas.microsoft.com/office/drawing/2016/5/14/chartex" xmlns:mc="http://schemas.openxmlformats.org/markup-compatibility/2006" xmlns:aink="http://schemas.microsoft.com/office/drawing/2016/ink" xmlns:am3d="http://schemas.microsoft.com/office/drawing/2017/model3d" xmlns:o="urn:schemas-microsoft-com:office:office" xmlns:oel="http://schemas.microsoft.com/office/2019/extlst" xmlns:r="http://schemas.openxmlformats.org/officeDocument/2006/relationships" xmlns:m="http://schemas.openxmlformats.org/officeDocument/2006/math" xmlns:v="urn:schemas-microsoft-com:vml" xmlns:wp14="http://schemas.microsoft.com/office/word/2010/wordprocessingDrawing" xmlns:wp="http://schemas.openxmlformats.org/drawingml/2006/wordprocessingDrawing" xmlns:w10="urn:schemas-microsoft-com:office:word" xmlns:w="http://schemas.openxmlformats.org/wordprocessingml/2006/main" xmlns:w14="http://schemas.microsoft.com/office/word/2010/wordml" xmlns:w15="http://schemas.microsoft.com/office/word/2012/wordml" xmlns:w16cex="http://schemas.microsoft.com/office/word/2018/wordml/cex" xmlns:w16cid="http://schemas.microsoft.com/office/word/2016/wordml/cid" xmlns:w16="http://schemas.microsoft.com/office/word/2018/wordml" xmlns:w16du="http://schemas.microsoft.com/office/word/2023/wordml/word16du" xmlns:w16sdtdh="http://schemas.microsoft.com/office/word/2020/wordml/sdtdatahash" xmlns:w16sdtfl="http://schemas.microsoft.com/office/word/2024/wordml/sdtformatlock" xmlns:w16se="http://schemas.microsoft.com/office/word/2015/wordml/symex" xmlns:wpg="http://schemas.microsoft.com/office/word/2010/wordprocessingGroup" xmlns:wpi="http://schemas.microsoft.com/office/word/2010/wordprocessingInk" xmlns:wne="http://schemas.microsoft.com/office/word/2006/wordml" xmlns:wps="http://schemas.microsoft.com/office/word/2010/wordprocessingShape" mc:Ignorable="w14 w15 w16se w16cid w16 w16cex w16sdtdh w16sdtfl w16du wp14">
   <w16cid:commentId w16cid:paraId="65F941E0" w16cid:durableId="305EA5E4"/>
   <w16cid:commentId w16cid:paraId="2F662FA5" w16cid:durableId="5216E95F"/>
+  <w16cid:commentId w16cid:paraId="22554633" w16cid:durableId="62F709F2"/>
   <w16cid:commentId w16cid:paraId="4D1D521A" w16cid:durableId="60120697"/>
   <w16cid:commentId w16cid:paraId="4AF4B946" w16cid:durableId="0BC55A2E"/>
 </w16cid:commentsIds>

--- a/Manuscript_BRM/Manuscript_OpenSourceRelationalNetworkDerivationVisualizationTaskGeneration.docx
+++ b/Manuscript_BRM/Manuscript_OpenSourceRelationalNetworkDerivationVisualizationTaskGeneration.docx
@@ -2689,7 +2689,23 @@
         <w:t xml:space="preserve"> Depending on the user’s chosen settings, the baseline and derived relations are then drawn as arrows connecting the stimuli, and labeled</w:t>
       </w:r>
       <w:r>
-        <w:t xml:space="preserve"> (relation abbreviated) and colored (for baseline, mutually or combinatorially entailed relations)</w:t>
+        <w:t xml:space="preserve"> (relation abbreviated) and colored (for </w:t>
+      </w:r>
+      <w:commentRangeStart w:id="4"/>
+      <w:r>
+        <w:t>baseline</w:t>
+      </w:r>
+      <w:commentRangeEnd w:id="4"/>
+      <w:r>
+        <w:rPr>
+          <w:rStyle w:val="CommentReference"/>
+          <w:sz w:val="24"/>
+          <w:szCs w:val="36"/>
+        </w:rPr>
+        <w:commentReference w:id="4"/>
+      </w:r>
+      <w:r>
+        <w:t>, mutually or combinatorially entailed relations)</w:t>
       </w:r>
       <w:r>
         <w:t>.</w:t>
@@ -2700,7 +2716,55 @@
         <w:pStyle w:val="APA7Body"/>
       </w:pPr>
       <w:r>
-        <w:t>App tutorial.</w:t>
+        <w:t>We also created a</w:t>
+      </w:r>
+      <w:r>
+        <w:t xml:space="preserve"> </w:t>
+      </w:r>
+      <w:r>
+        <w:t>more user-friendly</w:t>
+      </w:r>
+      <w:r>
+        <w:t xml:space="preserve"> </w:t>
+      </w:r>
+      <w:r>
+        <w:t xml:space="preserve">app </w:t>
+      </w:r>
+      <w:r>
+        <w:t>for the function described above, using Streamlit ().</w:t>
+      </w:r>
+      <w:r>
+        <w:t xml:space="preserve"> </w:t>
+      </w:r>
+      <w:r>
+        <w:t xml:space="preserve">The app requires users to first specify the </w:t>
+      </w:r>
+      <w:r>
+        <w:t>number of stimuli that make up the network (with labels) and the relations involved in the network</w:t>
+      </w:r>
+      <w:r>
+        <w:t xml:space="preserve"> (e.g., same, different, opposite to, more than, etc.)</w:t>
+      </w:r>
+      <w:r>
+        <w:t xml:space="preserve">. </w:t>
+      </w:r>
+      <w:r>
+        <w:t>Once these requirements are met, users can move on to specifying the baseline relational network</w:t>
+      </w:r>
+      <w:r>
+        <w:t xml:space="preserve"> by </w:t>
+      </w:r>
+      <w:r>
+        <w:t xml:space="preserve">choosing any number of instances </w:t>
+      </w:r>
+      <w:r>
+        <w:t>of each relation type (e.g., two difference</w:t>
+      </w:r>
+      <w:r>
+        <w:t xml:space="preserve"> relations and three opposition relations) and indicating the stimuli between which those relations hold.</w:t>
+      </w:r>
+      <w:r>
+        <w:t xml:space="preserve"> Optionally, users can specify a custom set of derived relations to be illustrated, if they do not want all possible derived relations to be included.</w:t>
       </w:r>
     </w:p>
     <w:p>
@@ -2732,7 +2796,111 @@
         <w:pStyle w:val="APA7H3"/>
       </w:pPr>
       <w:r>
-        <w:t>Generate a Match-to-Sample Task.</w:t>
+        <w:t>Match</w:t>
+      </w:r>
+      <w:r>
+        <w:t>ing</w:t>
+      </w:r>
+      <w:r>
+        <w:t xml:space="preserve">-to-Sample </w:t>
+      </w:r>
+      <w:r>
+        <w:t>Procedure Generator</w:t>
+      </w:r>
+    </w:p>
+    <w:p>
+      <w:pPr>
+        <w:pStyle w:val="APA7Body"/>
+      </w:pPr>
+      <w:r>
+        <w:t xml:space="preserve">The second tool we present in this manuscript </w:t>
+      </w:r>
+      <w:r>
+        <w:t xml:space="preserve">allows users to generate matching-to-sample procedures. </w:t>
+      </w:r>
+      <w:r>
+        <w:t xml:space="preserve">MTS procedures have long been used in </w:t>
+      </w:r>
+      <w:r>
+        <w:t xml:space="preserve">behavior-analytic research to study </w:t>
+      </w:r>
+      <w:r>
+        <w:lastRenderedPageBreak/>
+        <w:t xml:space="preserve">stimulus equivalence </w:t>
+      </w:r>
+      <w:r>
+        <w:t>(e.g., S</w:t>
+      </w:r>
+      <w:r>
+        <w:t>idman &amp;</w:t>
+      </w:r>
+      <w:r>
+        <w:t xml:space="preserve"> Tailby,</w:t>
+      </w:r>
+      <w:r>
+        <w:t xml:space="preserve"> 1982</w:t>
+      </w:r>
+      <w:r>
+        <w:t>; S</w:t>
+      </w:r>
+      <w:r>
+        <w:t>idman</w:t>
+      </w:r>
+      <w:r>
+        <w:t xml:space="preserve">, 1994) </w:t>
+      </w:r>
+      <w:r>
+        <w:t>and relational responding (e.g.,</w:t>
+      </w:r>
+      <w:r>
+        <w:t xml:space="preserve"> Steele &amp; Hayes, 1991; </w:t>
+      </w:r>
+      <w:r>
+        <w:t>…</w:t>
+      </w:r>
+      <w:r>
+        <w:t>)</w:t>
+      </w:r>
+      <w:r>
+        <w:t xml:space="preserve">, and is still used to study relational reasoning </w:t>
+      </w:r>
+      <w:r>
+        <w:t xml:space="preserve">in mainstream cognitive psychology today (e.g., Premack, </w:t>
+      </w:r>
+      <w:r>
+        <w:t>1983;</w:t>
+      </w:r>
+      <w:r>
+        <w:t xml:space="preserve"> Shivaram et al., 2026</w:t>
+      </w:r>
+      <w:r>
+        <w:t>)</w:t>
+      </w:r>
+      <w:r>
+        <w:t>.</w:t>
+      </w:r>
+      <w:r>
+        <w:t xml:space="preserve"> </w:t>
+      </w:r>
+    </w:p>
+    <w:p>
+      <w:pPr>
+        <w:pStyle w:val="APA7Body"/>
+      </w:pPr>
+      <w:r>
+        <w:t>Setting up such MTS procedures can be cumbersome, however</w:t>
+      </w:r>
+      <w:r>
+        <w:t xml:space="preserve">. Researchers have to ensure </w:t>
+      </w:r>
+      <w:r>
+        <w:t>that only one correct comparison stimulus is included on every trial</w:t>
+      </w:r>
+      <w:r>
+        <w:t xml:space="preserve"> and that participants cannot employ any </w:t>
+      </w:r>
+      <w:r>
+        <w:t>.</w:t>
       </w:r>
     </w:p>
     <w:p>
@@ -2810,7 +2978,6 @@
         <w:pStyle w:val="APA7Body"/>
       </w:pPr>
       <w:r>
-        <w:lastRenderedPageBreak/>
         <w:t>Automatically and systematically vary parameters of task and generate virtually limitless trials.</w:t>
       </w:r>
     </w:p>
@@ -2855,18 +3022,18 @@
       <w:pPr>
         <w:pStyle w:val="APA7H1"/>
       </w:pPr>
-      <w:commentRangeStart w:id="4"/>
+      <w:commentRangeStart w:id="5"/>
       <w:r>
         <w:t>Declarations</w:t>
       </w:r>
-      <w:commentRangeEnd w:id="4"/>
+      <w:commentRangeEnd w:id="5"/>
       <w:r>
         <w:rPr>
           <w:rStyle w:val="CommentReference"/>
           <w:sz w:val="24"/>
           <w:szCs w:val="36"/>
         </w:rPr>
-        <w:commentReference w:id="4"/>
+        <w:commentReference w:id="5"/>
       </w:r>
     </w:p>
     <w:p>
@@ -2926,6 +3093,7 @@
         <w:rPr>
           <w:b/>
         </w:rPr>
+        <w:lastRenderedPageBreak/>
         <w:t>Ethics approval</w:t>
       </w:r>
       <w:r>
@@ -3317,7 +3485,26 @@
       </w:r>
     </w:p>
   </w:comment>
-  <w:comment w:id="4" w:author="Matthias Raemaekers" w:date="2024-11-17T12:02:00Z" w:initials="MR">
+  <w:comment w:id="4" w:author="Matthias Raemaekers" w:date="2026-05-26T17:59:00Z" w:initials="MR">
+    <w:p>
+      <w:pPr>
+        <w:pStyle w:val="CommentText"/>
+      </w:pPr>
+      <w:r>
+        <w:rPr>
+          <w:rStyle w:val="CommentReference"/>
+        </w:rPr>
+        <w:annotationRef/>
+      </w:r>
+      <w:r>
+        <w:rPr>
+          <w:lang w:val="nl-BE"/>
+        </w:rPr>
+        <w:t>Now added plot settings and stimulus layout (need to test still).</w:t>
+      </w:r>
+    </w:p>
+  </w:comment>
+  <w:comment w:id="5" w:author="Matthias Raemaekers" w:date="2024-11-17T12:02:00Z" w:initials="MR">
     <w:p>
       <w:pPr>
         <w:pStyle w:val="CommentText"/>
@@ -3342,6 +3529,7 @@
   <w15:commentEx w15:paraId="2F662FA5" w15:done="0"/>
   <w15:commentEx w15:paraId="22554633" w15:done="0"/>
   <w15:commentEx w15:paraId="4D1D521A" w15:done="0"/>
+  <w15:commentEx w15:paraId="3EE5BF6B" w15:done="0"/>
   <w15:commentEx w15:paraId="4AF4B946" w15:done="0"/>
 </w15:commentsEx>
 </file>
@@ -3352,6 +3540,7 @@
   <w16cex:commentExtensible w16cex:durableId="5216E95F" w16cex:dateUtc="2024-11-17T11:08:00Z"/>
   <w16cex:commentExtensible w16cex:durableId="62F709F2" w16cex:dateUtc="2026-05-26T08:32:00Z"/>
   <w16cex:commentExtensible w16cex:durableId="60120697" w16cex:dateUtc="2025-11-06T12:42:00Z"/>
+  <w16cex:commentExtensible w16cex:durableId="231ACC3B" w16cex:dateUtc="2026-05-26T15:59:00Z"/>
   <w16cex:commentExtensible w16cex:durableId="0BC55A2E" w16cex:dateUtc="2024-11-17T11:02:00Z"/>
 </w16cex:commentsExtensible>
 </file>
@@ -3362,6 +3551,7 @@
   <w16cid:commentId w16cid:paraId="2F662FA5" w16cid:durableId="5216E95F"/>
   <w16cid:commentId w16cid:paraId="22554633" w16cid:durableId="62F709F2"/>
   <w16cid:commentId w16cid:paraId="4D1D521A" w16cid:durableId="60120697"/>
+  <w16cid:commentId w16cid:paraId="3EE5BF6B" w16cid:durableId="231ACC3B"/>
   <w16cid:commentId w16cid:paraId="4AF4B946" w16cid:durableId="0BC55A2E"/>
 </w16cid:commentsIds>
 </file>

--- a/Manuscript_BRM/Manuscript_OpenSourceRelationalNetworkDerivationVisualizationTaskGeneration.docx
+++ b/Manuscript_BRM/Manuscript_OpenSourceRelationalNetworkDerivationVisualizationTaskGeneration.docx
@@ -2570,142 +2570,118 @@
         <w:t xml:space="preserve">Smith and Hayes (2022) recently </w:t>
       </w:r>
       <w:r>
-        <w:t xml:space="preserve">published software that allows users </w:t>
-      </w:r>
-      <w:r>
-        <w:t xml:space="preserve">to </w:t>
-      </w:r>
-      <w:r>
-        <w:t xml:space="preserve">generate and </w:t>
-      </w:r>
-      <w:r>
-        <w:t>visualize relational networks involving equivalence and comparative relations</w:t>
-      </w:r>
-      <w:r>
-        <w:t xml:space="preserve"> as graph networks</w:t>
+        <w:t xml:space="preserve">published software that </w:t>
+      </w:r>
+      <w:r>
+        <w:t>generate</w:t>
+      </w:r>
+      <w:r>
+        <w:t>s</w:t>
+      </w:r>
+      <w:r>
+        <w:t xml:space="preserve"> and </w:t>
+      </w:r>
+      <w:r>
+        <w:t>visualize</w:t>
+      </w:r>
+      <w:r>
+        <w:t>s</w:t>
+      </w:r>
+      <w:r>
+        <w:t xml:space="preserve"> relational networks involving equivalence and comparative relations</w:t>
+      </w:r>
+      <w:r>
+        <w:t xml:space="preserve"> as </w:t>
+      </w:r>
+      <w:r>
+        <w:t xml:space="preserve">directed </w:t>
+      </w:r>
+      <w:r>
+        <w:t>graph</w:t>
+      </w:r>
+      <w:r>
+        <w:t>s</w:t>
       </w:r>
       <w:r>
         <w:t>.</w:t>
       </w:r>
       <w:r>
-        <w:t xml:space="preserve"> Here, we introduce a similar tool</w:t>
-      </w:r>
-      <w:r>
-        <w:t xml:space="preserve"> to visualize relational networks, which also support many other relations beyond equivalence and comparison.</w:t>
-      </w:r>
-    </w:p>
-    <w:p>
-      <w:pPr>
-        <w:pStyle w:val="APA7Body"/>
-      </w:pPr>
-      <w:r>
-        <w:lastRenderedPageBreak/>
-        <w:t>Our</w:t>
-      </w:r>
-      <w:r>
-        <w:t xml:space="preserve"> relational network visualizer function </w:t>
-      </w:r>
-      <w:r>
-        <w:t>takes as input a set of baseline relations (specified as a python dictionary with relations as keys and tuples of stimulus pairs</w:t>
-      </w:r>
-      <w:r>
-        <w:t xml:space="preserve"> as specific instances of each relation</w:t>
-      </w:r>
-      <w:r>
-        <w:t>)</w:t>
-      </w:r>
-      <w:r>
-        <w:t xml:space="preserve"> </w:t>
-      </w:r>
-      <w:r>
-        <w:t xml:space="preserve">and some plotting </w:t>
-      </w:r>
-      <w:r>
-        <w:t>parameters (stimulus labels, plot title, relation types to plot)</w:t>
-      </w:r>
-      <w:r>
-        <w:t>.</w:t>
-      </w:r>
-      <w:r>
-        <w:t xml:space="preserve"> </w:t>
-      </w:r>
-      <w:r>
-        <w:t xml:space="preserve">In the simplest use-case, users provide a set of baseline relations and a </w:t>
-      </w:r>
-      <w:r>
-        <w:t>list of stimulus labels.</w:t>
-      </w:r>
-      <w:r>
-        <w:t xml:space="preserve"> The function</w:t>
-      </w:r>
-      <w:r>
-        <w:t xml:space="preserve"> then uses </w:t>
-      </w:r>
-      <w:r>
-        <w:t xml:space="preserve">the </w:t>
+        <w:t xml:space="preserve"> Here, we introduce a </w:t>
+      </w:r>
+      <w:r>
+        <w:t>python function (</w:t>
       </w:r>
       <w:r>
         <w:rPr>
           <w:i/>
           <w:iCs/>
         </w:rPr>
-        <w:t>deriveRelationsFromBaseline</w:t>
+        <w:t>plotRelNetworkGra</w:t>
       </w:r>
       <w:r>
         <w:rPr>
           <w:i/>
           <w:iCs/>
         </w:rPr>
+        <w:t>p</w:t>
+      </w:r>
+      <w:r>
+        <w:rPr>
+          <w:i/>
+          <w:iCs/>
+        </w:rPr>
+        <w:t>h</w:t>
+      </w:r>
+      <w:r>
+        <w:rPr>
+          <w:i/>
+          <w:iCs/>
+        </w:rPr>
+        <w:t xml:space="preserve">) </w:t>
+      </w:r>
+      <w:r>
+        <w:t>and</w:t>
+      </w:r>
+      <w:r>
+        <w:rPr>
+          <w:i/>
+          <w:iCs/>
+        </w:rPr>
         <w:t xml:space="preserve"> </w:t>
       </w:r>
       <w:r>
-        <w:t xml:space="preserve">function to </w:t>
-      </w:r>
-      <w:r>
-        <w:t>automatically find all relations that can be derived from the relations in the (user-specified) baseline network and stores these</w:t>
-      </w:r>
-      <w:r>
-        <w:t xml:space="preserve">. Users also have the option of specifying a derived network themselves (i.e., by including a ‘derived’ dictionary </w:t>
-      </w:r>
-      <w:r>
-        <w:t>analogous</w:t>
-      </w:r>
-      <w:r>
-        <w:t xml:space="preserve"> to the baseline relations) </w:t>
-      </w:r>
-      <w:r>
-        <w:t>if they only want to display a subset of the derived relations.</w:t>
-      </w:r>
-      <w:r>
-        <w:t xml:space="preserve"> To visualize the relational network, a Cartesian grid is created and the stimuli are </w:t>
-      </w:r>
-      <w:r>
-        <w:t xml:space="preserve">dispersed </w:t>
-      </w:r>
-      <w:r>
-        <w:t>on it as the nodes of a graph network.</w:t>
-      </w:r>
-      <w:r>
-        <w:t xml:space="preserve"> Depending on the user’s chosen settings, the baseline and derived relations are then drawn as arrows connecting the stimuli, and labeled</w:t>
-      </w:r>
-      <w:r>
-        <w:t xml:space="preserve"> (relation abbreviated) and colored (for </w:t>
-      </w:r>
-      <w:commentRangeStart w:id="4"/>
-      <w:r>
-        <w:t>baseline</w:t>
-      </w:r>
-      <w:commentRangeEnd w:id="4"/>
-      <w:r>
-        <w:rPr>
-          <w:rStyle w:val="CommentReference"/>
-          <w:sz w:val="24"/>
-          <w:szCs w:val="36"/>
-        </w:rPr>
-        <w:commentReference w:id="4"/>
-      </w:r>
-      <w:r>
-        <w:t>, mutually or combinatorially entailed relations)</w:t>
+        <w:t xml:space="preserve">online tool </w:t>
+      </w:r>
+      <w:r>
+        <w:t xml:space="preserve">developed </w:t>
+      </w:r>
+      <w:r>
+        <w:t xml:space="preserve">to visualize </w:t>
+      </w:r>
+      <w:r>
+        <w:lastRenderedPageBreak/>
+        <w:t>relational networks</w:t>
+      </w:r>
+      <w:r>
+        <w:t xml:space="preserve"> as directed graphs</w:t>
+      </w:r>
+      <w:r>
+        <w:t xml:space="preserve">, </w:t>
+      </w:r>
+      <w:r>
+        <w:t xml:space="preserve">but </w:t>
+      </w:r>
+      <w:r>
+        <w:t>which also support</w:t>
+      </w:r>
+      <w:r>
+        <w:t>s</w:t>
+      </w:r>
+      <w:r>
+        <w:t xml:space="preserve"> many other relations beyond equivalence and comparison</w:t>
+      </w:r>
+      <w:r>
+        <w:t xml:space="preserve"> and offers users more flexibility</w:t>
       </w:r>
       <w:r>
         <w:t>.</w:t>
@@ -2716,26 +2692,286 @@
         <w:pStyle w:val="APA7Body"/>
       </w:pPr>
       <w:r>
+        <w:t>The</w:t>
+      </w:r>
+      <w:r>
+        <w:t xml:space="preserve"> </w:t>
+      </w:r>
+      <w:r>
+        <w:rPr>
+          <w:i/>
+          <w:iCs/>
+        </w:rPr>
+        <w:t>plotRelNetworkGra</w:t>
+      </w:r>
+      <w:r>
+        <w:rPr>
+          <w:i/>
+          <w:iCs/>
+        </w:rPr>
+        <w:t>p</w:t>
+      </w:r>
+      <w:r>
+        <w:rPr>
+          <w:i/>
+          <w:iCs/>
+        </w:rPr>
+        <w:t>h</w:t>
+      </w:r>
+      <w:r>
+        <w:t xml:space="preserve"> function </w:t>
+      </w:r>
+      <w:r>
+        <w:t xml:space="preserve">takes as </w:t>
+      </w:r>
+      <w:r>
+        <w:t xml:space="preserve">its primary </w:t>
+      </w:r>
+      <w:r>
+        <w:t xml:space="preserve">input a set of baseline relations </w:t>
+      </w:r>
+      <w:r>
+        <w:t xml:space="preserve"> as a </w:t>
+      </w:r>
+      <w:r>
+        <w:t>python dictionary</w:t>
+      </w:r>
+      <w:r>
+        <w:t xml:space="preserve">, in which </w:t>
+      </w:r>
+      <w:r>
+        <w:t>relation</w:t>
+      </w:r>
+      <w:r>
+        <w:t xml:space="preserve"> labels serve</w:t>
+      </w:r>
+      <w:r>
+        <w:t xml:space="preserve"> as keys and </w:t>
+      </w:r>
+      <w:r>
+        <w:t>each value is a tuple representing an ordered stimulus pair instantiating that relation.</w:t>
+      </w:r>
+      <w:r>
+        <w:t xml:space="preserve"> Stimuli </w:t>
+      </w:r>
+      <w:r>
+        <w:t xml:space="preserve">are specified as numeric indices in this dict, which refer to a list of stimulus labels that users can </w:t>
+      </w:r>
+      <w:r>
+        <w:t xml:space="preserve">choose, also supplied to the function. This allows users to </w:t>
+      </w:r>
+      <w:r>
+        <w:t>display custom stimulus labels. Other optional arguments allow the user to specify derived relations (</w:t>
+      </w:r>
+      <w:r>
+        <w:t xml:space="preserve">if user does not need all derived relations to be computed and plotted), </w:t>
+      </w:r>
+      <w:r>
+        <w:t>which relations to visualize (only baseline, mutually entailed or combinatorially entailed, or all combined), and other plot settings (title, network layout,</w:t>
+      </w:r>
+      <w:r>
+        <w:t xml:space="preserve"> colors, label size and styles</w:t>
+      </w:r>
+      <w:r>
+        <w:t>)</w:t>
+      </w:r>
+      <w:r>
+        <w:t>.</w:t>
+      </w:r>
+      <w:r>
+        <w:t xml:space="preserve"> </w:t>
+      </w:r>
+      <w:r>
+        <w:t xml:space="preserve">In the simplest use-case, users provide a set of baseline relations and a </w:t>
+      </w:r>
+      <w:r>
+        <w:t>list of stimulus labels.</w:t>
+      </w:r>
+      <w:r>
+        <w:t xml:space="preserve"> </w:t>
+      </w:r>
+      <w:r>
+        <w:t>If no derived relations are specified, t</w:t>
+      </w:r>
+      <w:r>
+        <w:t>he function</w:t>
+      </w:r>
+      <w:r>
+        <w:t xml:space="preserve"> </w:t>
+      </w:r>
+      <w:r>
+        <w:t>automatically find</w:t>
+      </w:r>
+      <w:r>
+        <w:t>s</w:t>
+      </w:r>
+      <w:r>
+        <w:t xml:space="preserve"> </w:t>
+      </w:r>
+      <w:r>
+        <w:t xml:space="preserve">(using </w:t>
+      </w:r>
+      <w:r>
+        <w:t xml:space="preserve">the </w:t>
+      </w:r>
+      <w:r>
+        <w:rPr>
+          <w:i/>
+          <w:iCs/>
+        </w:rPr>
+        <w:t>createDerivationTables</w:t>
+      </w:r>
+      <w:r>
+        <w:t xml:space="preserve"> </w:t>
+      </w:r>
+      <w:r>
+        <w:t>and</w:t>
+      </w:r>
+      <w:r>
+        <w:rPr>
+          <w:i/>
+          <w:iCs/>
+        </w:rPr>
+        <w:t xml:space="preserve"> </w:t>
+      </w:r>
+      <w:r>
+        <w:rPr>
+          <w:i/>
+          <w:iCs/>
+        </w:rPr>
+        <w:t>deriveRelationsFromBaseline</w:t>
+      </w:r>
+      <w:r>
+        <w:rPr>
+          <w:i/>
+          <w:iCs/>
+        </w:rPr>
+        <w:t xml:space="preserve"> </w:t>
+      </w:r>
+      <w:r>
+        <w:t>functions</w:t>
+      </w:r>
+      <w:r>
+        <w:t xml:space="preserve">) </w:t>
+      </w:r>
+      <w:r>
+        <w:t>all relations that can be derived from the (user-specified) baseline network and stores these</w:t>
+      </w:r>
+      <w:r>
+        <w:t xml:space="preserve">. </w:t>
+      </w:r>
+      <w:r>
+        <w:t>Stimuli are then</w:t>
+      </w:r>
+      <w:r>
+        <w:t xml:space="preserve"> represented as nodes and each relations as a directed arrow between t</w:t>
+      </w:r>
+      <w:r>
+        <w:t>wo nodes</w:t>
+      </w:r>
+      <w:r>
+        <w:t>.</w:t>
+      </w:r>
+      <w:r>
+        <w:t xml:space="preserve"> Users can </w:t>
+      </w:r>
+      <w:r>
+        <w:t>determine the coord</w:t>
+      </w:r>
+      <w:r>
+        <w:t>inates of stimuli by specifying</w:t>
+      </w:r>
+      <w:r>
+        <w:t xml:space="preserve"> the layout of the network</w:t>
+      </w:r>
+      <w:r>
+        <w:t>: the</w:t>
+      </w:r>
+      <w:r>
+        <w:t xml:space="preserve"> </w:t>
+      </w:r>
+      <w:r>
+        <w:t>‘</w:t>
+      </w:r>
+      <w:r>
+        <w:t>circular</w:t>
+      </w:r>
+      <w:r>
+        <w:t>’</w:t>
+      </w:r>
+      <w:r>
+        <w:t xml:space="preserve"> layout provides a simple and interpretable arrangement for small networks; a force-directed </w:t>
+      </w:r>
+      <w:r>
+        <w:t>‘</w:t>
+      </w:r>
+      <w:r>
+        <w:t>spring</w:t>
+      </w:r>
+      <w:r>
+        <w:t>’</w:t>
+      </w:r>
+      <w:r>
+        <w:t xml:space="preserve"> layout places nodes according to the overall graph topology; a </w:t>
+      </w:r>
+      <w:r>
+        <w:t>‘</w:t>
+      </w:r>
+      <w:r>
+        <w:t>degree</w:t>
+      </w:r>
+      <w:r>
+        <w:t>’</w:t>
+      </w:r>
+      <w:r>
+        <w:t>-based layout places highly connected stimuli near the center; and a hierarchical layout is suited to ordered or chain-like relations</w:t>
+      </w:r>
+      <w:r>
+        <w:t xml:space="preserve">. Finally, </w:t>
+      </w:r>
+      <w:r>
+        <w:t xml:space="preserve">the </w:t>
+      </w:r>
+      <w:r>
+        <w:t>function includes several user-adjustable visual parameters, such as arrow color</w:t>
+      </w:r>
+      <w:r>
+        <w:t xml:space="preserve"> and curvature</w:t>
+      </w:r>
+      <w:r>
+        <w:t>, relation-specific colors, label offset, font size, and stimulus marker size</w:t>
+      </w:r>
+      <w:r>
+        <w:t>.</w:t>
+      </w:r>
+    </w:p>
+    <w:p>
+      <w:pPr>
+        <w:pStyle w:val="APA7Body"/>
+      </w:pPr>
+      <w:r>
         <w:t>We also created a</w:t>
       </w:r>
       <w:r>
         <w:t xml:space="preserve"> </w:t>
       </w:r>
       <w:r>
-        <w:t>more user-friendly</w:t>
+        <w:t xml:space="preserve">Streamlit application to provide a user-friendly, interactive graphical interface for </w:t>
+      </w:r>
+      <w:r>
+        <w:t>constructing, deriving and visualizing relational networks without requiring users to write Python code</w:t>
+      </w:r>
+      <w:r>
+        <w:t>.</w:t>
       </w:r>
       <w:r>
         <w:t xml:space="preserve"> </w:t>
       </w:r>
-      <w:r>
-        <w:t xml:space="preserve">app </w:t>
-      </w:r>
-      <w:r>
-        <w:t>for the function described above, using Streamlit ().</w:t>
-      </w:r>
-      <w:r>
-        <w:t xml:space="preserve"> </w:t>
-      </w:r>
+    </w:p>
+    <w:p>
+      <w:pPr>
+        <w:pStyle w:val="APA7Body"/>
+      </w:pPr>
       <w:r>
         <w:t xml:space="preserve">The app requires users to first specify the </w:t>
       </w:r>
@@ -2749,7 +2985,11 @@
         <w:t xml:space="preserve">. </w:t>
       </w:r>
       <w:r>
-        <w:t>Once these requirements are met, users can move on to specifying the baseline relational network</w:t>
+        <w:t xml:space="preserve">Once these requirements are met, users can move on to specifying the baseline </w:t>
+      </w:r>
+      <w:r>
+        <w:lastRenderedPageBreak/>
+        <w:t>relational network</w:t>
       </w:r>
       <w:r>
         <w:t xml:space="preserve"> by </w:t>
@@ -2825,7 +3065,6 @@
         <w:t xml:space="preserve">behavior-analytic research to study </w:t>
       </w:r>
       <w:r>
-        <w:lastRenderedPageBreak/>
         <w:t xml:space="preserve">stimulus equivalence </w:t>
       </w:r>
       <w:r>
@@ -2986,6 +3225,7 @@
         <w:pStyle w:val="APA7H2"/>
       </w:pPr>
       <w:r>
+        <w:lastRenderedPageBreak/>
         <w:t>Discussion</w:t>
       </w:r>
     </w:p>
@@ -3022,18 +3262,18 @@
       <w:pPr>
         <w:pStyle w:val="APA7H1"/>
       </w:pPr>
-      <w:commentRangeStart w:id="5"/>
+      <w:commentRangeStart w:id="4"/>
       <w:r>
         <w:t>Declarations</w:t>
       </w:r>
-      <w:commentRangeEnd w:id="5"/>
+      <w:commentRangeEnd w:id="4"/>
       <w:r>
         <w:rPr>
           <w:rStyle w:val="CommentReference"/>
           <w:sz w:val="24"/>
           <w:szCs w:val="36"/>
         </w:rPr>
-        <w:commentReference w:id="5"/>
+        <w:commentReference w:id="4"/>
       </w:r>
     </w:p>
     <w:p>
@@ -3093,7 +3333,6 @@
         <w:rPr>
           <w:b/>
         </w:rPr>
-        <w:lastRenderedPageBreak/>
         <w:t>Ethics approval</w:t>
       </w:r>
       <w:r>
@@ -3323,6 +3562,7 @@
         <w:pStyle w:val="APA7H1"/>
       </w:pPr>
       <w:r>
+        <w:lastRenderedPageBreak/>
         <w:t>References</w:t>
       </w:r>
     </w:p>
@@ -3485,26 +3725,7 @@
       </w:r>
     </w:p>
   </w:comment>
-  <w:comment w:id="4" w:author="Matthias Raemaekers" w:date="2026-05-26T17:59:00Z" w:initials="MR">
-    <w:p>
-      <w:pPr>
-        <w:pStyle w:val="CommentText"/>
-      </w:pPr>
-      <w:r>
-        <w:rPr>
-          <w:rStyle w:val="CommentReference"/>
-        </w:rPr>
-        <w:annotationRef/>
-      </w:r>
-      <w:r>
-        <w:rPr>
-          <w:lang w:val="nl-BE"/>
-        </w:rPr>
-        <w:t>Now added plot settings and stimulus layout (need to test still).</w:t>
-      </w:r>
-    </w:p>
-  </w:comment>
-  <w:comment w:id="5" w:author="Matthias Raemaekers" w:date="2024-11-17T12:02:00Z" w:initials="MR">
+  <w:comment w:id="4" w:author="Matthias Raemaekers" w:date="2024-11-17T12:02:00Z" w:initials="MR">
     <w:p>
       <w:pPr>
         <w:pStyle w:val="CommentText"/>
@@ -3529,7 +3750,6 @@
   <w15:commentEx w15:paraId="2F662FA5" w15:done="0"/>
   <w15:commentEx w15:paraId="22554633" w15:done="0"/>
   <w15:commentEx w15:paraId="4D1D521A" w15:done="0"/>
-  <w15:commentEx w15:paraId="3EE5BF6B" w15:done="0"/>
   <w15:commentEx w15:paraId="4AF4B946" w15:done="0"/>
 </w15:commentsEx>
 </file>
@@ -3540,7 +3760,6 @@
   <w16cex:commentExtensible w16cex:durableId="5216E95F" w16cex:dateUtc="2024-11-17T11:08:00Z"/>
   <w16cex:commentExtensible w16cex:durableId="62F709F2" w16cex:dateUtc="2026-05-26T08:32:00Z"/>
   <w16cex:commentExtensible w16cex:durableId="60120697" w16cex:dateUtc="2025-11-06T12:42:00Z"/>
-  <w16cex:commentExtensible w16cex:durableId="231ACC3B" w16cex:dateUtc="2026-05-26T15:59:00Z"/>
   <w16cex:commentExtensible w16cex:durableId="0BC55A2E" w16cex:dateUtc="2024-11-17T11:02:00Z"/>
 </w16cex:commentsExtensible>
 </file>
@@ -3551,7 +3770,6 @@
   <w16cid:commentId w16cid:paraId="2F662FA5" w16cid:durableId="5216E95F"/>
   <w16cid:commentId w16cid:paraId="22554633" w16cid:durableId="62F709F2"/>
   <w16cid:commentId w16cid:paraId="4D1D521A" w16cid:durableId="60120697"/>
-  <w16cid:commentId w16cid:paraId="3EE5BF6B" w16cid:durableId="231ACC3B"/>
   <w16cid:commentId w16cid:paraId="4AF4B946" w16cid:durableId="0BC55A2E"/>
 </w16cid:commentsIds>
 </file>
@@ -6044,7 +6262,6 @@
   <w:style w:type="character" w:default="1" w:styleId="DefaultParagraphFont">
     <w:name w:val="Default Paragraph Font"/>
     <w:uiPriority w:val="1"/>
-    <w:semiHidden/>
     <w:unhideWhenUsed/>
   </w:style>
   <w:style w:type="table" w:default="1" w:styleId="TableNormal">

--- a/Manuscript_BRM/Manuscript_OpenSourceRelationalNetworkDerivationVisualizationTaskGeneration.docx
+++ b/Manuscript_BRM/Manuscript_OpenSourceRelationalNetworkDerivationVisualizationTaskGeneration.docx
@@ -2397,6 +2397,133 @@
       <w:r>
         <w:t xml:space="preserve"> script. </w:t>
       </w:r>
+      <w:r>
+        <w:t>T</w:t>
+      </w:r>
+      <w:r>
+        <w:t>he deriveRelationsFromBaseline function was developed to compute the relational entailments implied by a user-specified set of baseline relations</w:t>
+      </w:r>
+      <w:r>
+        <w:t>. T</w:t>
+      </w:r>
+      <w:r>
+        <w:t>he function takes as input a dictionary of trained or otherwise specified baseline relations, where each key is a relation label and each value is a list of ordered stimulus pairs instantiating that relation</w:t>
+      </w:r>
+      <w:r>
+        <w:t xml:space="preserve">. </w:t>
+      </w:r>
+      <w:r>
+        <w:t>The function first standardizes the supplied relation labels and constructs the derivation tables for the relation set contained in the baseline network.</w:t>
+      </w:r>
+      <w:r>
+        <w:t xml:space="preserve"> </w:t>
+      </w:r>
+      <w:r>
+        <w:t>T</w:t>
+      </w:r>
+      <w:r>
+        <w:t>he function loops through each baseline relation and each instance of that relation. For every baseline relation between two stimuli, the function first derives the corresponding mutually entailed relation by reversing the order of the stimulus pair and assigning the label</w:t>
+      </w:r>
+      <w:r>
+        <w:t xml:space="preserve"> of the mutually entailed relation (as per derivation tables)</w:t>
+      </w:r>
+      <w:r>
+        <w:t xml:space="preserve">. </w:t>
+      </w:r>
+      <w:r>
+        <w:t>For instance</w:t>
+      </w:r>
+      <w:r>
+        <w:t xml:space="preserve">, if the baseline network contains the relation </w:t>
+      </w:r>
+      <w:r>
+        <w:t>‘</w:t>
+      </w:r>
+      <w:r>
+        <w:t>A more than B</w:t>
+      </w:r>
+      <w:r>
+        <w:t>’</w:t>
+      </w:r>
+      <w:r>
+        <w:t xml:space="preserve">, the function adds the derived relation </w:t>
+      </w:r>
+      <w:r>
+        <w:t>‘</w:t>
+      </w:r>
+      <w:r>
+        <w:t>B less than A</w:t>
+      </w:r>
+      <w:r>
+        <w:t>’</w:t>
+      </w:r>
+      <w:r>
+        <w:t xml:space="preserve">. </w:t>
+      </w:r>
+      <w:r>
+        <w:t>The function then evaluates possible combinatorial entailments by comparing each baseline relation instance with every other baseline relation instance. For each pair of baseline relations, it identifies whether the two relations share a common stimulus. If no common stimulus is present, no combinatorial relation can be derived from that pair. If a common stimulus is present, the function determines the structural protocol defined by the two relations</w:t>
+      </w:r>
+      <w:r>
+        <w:t xml:space="preserve"> (i.e., linear, reversed linear, one-to-many or many-to-one)</w:t>
+      </w:r>
+      <w:r>
+        <w:t xml:space="preserve">, which </w:t>
+      </w:r>
+      <w:r>
+        <w:t>determines which relation can be derived (between which stimuli)</w:t>
+      </w:r>
+      <w:r>
+        <w:t>.</w:t>
+      </w:r>
+      <w:r>
+        <w:t xml:space="preserve"> </w:t>
+      </w:r>
+      <w:r>
+        <w:t>If the</w:t>
+      </w:r>
+      <w:r>
+        <w:t xml:space="preserve"> combinatorial entailment derivation</w:t>
+      </w:r>
+      <w:r>
+        <w:t xml:space="preserve"> table specifies a valid derived relation, the function adds this relation to the derived-relation dictionary. It also adds the mutually entailed counterpart of that combinatorially entailed relation.</w:t>
+      </w:r>
+      <w:r>
+        <w:t xml:space="preserve"> Finally, the function supports optional illustration</w:t>
+      </w:r>
+      <w:r>
+        <w:t xml:space="preserve"> modes</w:t>
+      </w:r>
+      <w:r>
+        <w:t xml:space="preserve"> via the ‘illustration’ argument; when set to ‘print’, the function will print out the reasoning steps to become the derived relations; when set to heatmap, function will </w:t>
+      </w:r>
+      <w:r>
+        <w:t xml:space="preserve">generate </w:t>
+      </w:r>
+      <w:r>
+        <w:t>stimulus-by-stimulus heatmaps of the baseline and derived relations</w:t>
+      </w:r>
+      <w:r>
+        <w:t>; when ‘graph’ is selec</w:t>
+      </w:r>
+      <w:r>
+        <w:t>t</w:t>
+      </w:r>
+      <w:r>
+        <w:t xml:space="preserve">ed, </w:t>
+      </w:r>
+      <w:r>
+        <w:t xml:space="preserve">the baseline and derived relations in the network are illustrated as a directed graph network (described in more detail below). </w:t>
+      </w:r>
+      <w:r>
+        <w:t>T</w:t>
+      </w:r>
+      <w:r>
+        <w:t xml:space="preserve">he function returns </w:t>
+      </w:r>
+      <w:r>
+        <w:lastRenderedPageBreak/>
+        <w:t>both a matrix-form relation table and a dictionary of derived relations. The latter uses the same relation-label-to-stimulus-pair structure as the baseline input</w:t>
+      </w:r>
     </w:p>
     <w:p>
       <w:pPr>
@@ -2656,42 +2783,39 @@
         <w:t xml:space="preserve">developed </w:t>
       </w:r>
       <w:r>
-        <w:t xml:space="preserve">to visualize </w:t>
-      </w:r>
+        <w:t>to visualize relational networks</w:t>
+      </w:r>
+      <w:r>
+        <w:t xml:space="preserve"> as directed graphs</w:t>
+      </w:r>
+      <w:r>
+        <w:t xml:space="preserve">, </w:t>
+      </w:r>
+      <w:r>
+        <w:t xml:space="preserve">but </w:t>
+      </w:r>
+      <w:r>
+        <w:t>which also support</w:t>
+      </w:r>
+      <w:r>
+        <w:t>s</w:t>
+      </w:r>
+      <w:r>
+        <w:t xml:space="preserve"> many other relations beyond equivalence and comparison</w:t>
+      </w:r>
+      <w:r>
+        <w:t xml:space="preserve"> and offers users more flexibility</w:t>
+      </w:r>
+      <w:r>
+        <w:t>.</w:t>
+      </w:r>
+    </w:p>
+    <w:p>
+      <w:pPr>
+        <w:pStyle w:val="APA7Body"/>
+      </w:pPr>
       <w:r>
         <w:lastRenderedPageBreak/>
-        <w:t>relational networks</w:t>
-      </w:r>
-      <w:r>
-        <w:t xml:space="preserve"> as directed graphs</w:t>
-      </w:r>
-      <w:r>
-        <w:t xml:space="preserve">, </w:t>
-      </w:r>
-      <w:r>
-        <w:t xml:space="preserve">but </w:t>
-      </w:r>
-      <w:r>
-        <w:t>which also support</w:t>
-      </w:r>
-      <w:r>
-        <w:t>s</w:t>
-      </w:r>
-      <w:r>
-        <w:t xml:space="preserve"> many other relations beyond equivalence and comparison</w:t>
-      </w:r>
-      <w:r>
-        <w:t xml:space="preserve"> and offers users more flexibility</w:t>
-      </w:r>
-      <w:r>
-        <w:t>.</w:t>
-      </w:r>
-    </w:p>
-    <w:p>
-      <w:pPr>
-        <w:pStyle w:val="APA7Body"/>
-      </w:pPr>
-      <w:r>
         <w:t>The</w:t>
       </w:r>
       <w:r>
@@ -2967,44 +3091,267 @@
       <w:r>
         <w:t xml:space="preserve"> </w:t>
       </w:r>
-    </w:p>
-    <w:p>
-      <w:pPr>
-        <w:pStyle w:val="APA7Body"/>
-      </w:pPr>
-      <w:r>
-        <w:t xml:space="preserve">The app requires users to first specify the </w:t>
-      </w:r>
-      <w:r>
-        <w:t>number of stimuli that make up the network (with labels) and the relations involved in the network</w:t>
+      <w:r>
+        <w:t xml:space="preserve">The app interface presents some basic information and instructions centrally, and provides a sidebar where users can specify the relational network and plot settings. </w:t>
+      </w:r>
+      <w:r>
+        <w:t xml:space="preserve">Users are first required </w:t>
+      </w:r>
+      <w:r>
+        <w:t xml:space="preserve">to specify the </w:t>
+      </w:r>
+      <w:r>
+        <w:t xml:space="preserve">number of stimuli that make up the network (with </w:t>
+      </w:r>
+      <w:r>
+        <w:t xml:space="preserve">accompanying </w:t>
+      </w:r>
+      <w:r>
+        <w:t>labels) and the relation</w:t>
+      </w:r>
+      <w:r>
+        <w:t xml:space="preserve"> types</w:t>
+      </w:r>
+      <w:r>
+        <w:t xml:space="preserve"> involved in the network</w:t>
       </w:r>
       <w:r>
         <w:t xml:space="preserve"> (e.g., same, different, opposite to, more than, etc.)</w:t>
       </w:r>
       <w:r>
-        <w:t xml:space="preserve">. </w:t>
-      </w:r>
-      <w:r>
-        <w:t xml:space="preserve">Once these requirements are met, users can move on to specifying the baseline </w:t>
+        <w:t>.</w:t>
+      </w:r>
+      <w:r>
+        <w:t xml:space="preserve"> A</w:t>
+      </w:r>
+      <w:r>
+        <w:t xml:space="preserve">fter selecting one or more relation types, users can specify how many stimulus pairs instantiate each relation and then select the source and target stimulus for each pair from dropdown menus </w:t>
+      </w:r>
+      <w:r>
+        <w:t xml:space="preserve">with </w:t>
+      </w:r>
+      <w:r>
+        <w:t>stimulus</w:t>
+      </w:r>
+      <w:r>
+        <w:t xml:space="preserve"> </w:t>
+      </w:r>
+      <w:r>
+        <w:t>label</w:t>
+      </w:r>
+      <w:r>
+        <w:t>s</w:t>
+      </w:r>
+      <w:r>
+        <w:t>.</w:t>
+      </w:r>
+      <w:r>
+        <w:t xml:space="preserve"> Users have the option to apply t</w:t>
+      </w:r>
+      <w:r>
+        <w:t>h</w:t>
+      </w:r>
+      <w:r>
+        <w:t xml:space="preserve">is </w:t>
+      </w:r>
+      <w:r>
+        <w:t xml:space="preserve">same </w:t>
       </w:r>
       <w:r>
         <w:lastRenderedPageBreak/>
-        <w:t>relational network</w:t>
-      </w:r>
-      <w:r>
-        <w:t xml:space="preserve"> by </w:t>
-      </w:r>
-      <w:r>
-        <w:t xml:space="preserve">choosing any number of instances </w:t>
-      </w:r>
-      <w:r>
-        <w:t>of each relation type (e.g., two difference</w:t>
-      </w:r>
-      <w:r>
-        <w:t xml:space="preserve"> relations and three opposition relations) and indicating the stimuli between which those relations hold.</w:t>
-      </w:r>
-      <w:r>
-        <w:t xml:space="preserve"> Optionally, users can specify a custom set of derived relations to be illustrated, if they do not want all possible derived relations to be included.</w:t>
+        <w:t xml:space="preserve">logic can to manually define derived relations, allowing </w:t>
+      </w:r>
+      <w:r>
+        <w:t>them to</w:t>
+      </w:r>
+      <w:r>
+        <w:t xml:space="preserve"> either rely on automatic derivation from the baseline network or to supply a custom derived network for visualization</w:t>
+      </w:r>
+      <w:r>
+        <w:t xml:space="preserve"> (e.g., if user wants to display only a subset of derived relations)</w:t>
+      </w:r>
+      <w:r>
+        <w:t>.</w:t>
+      </w:r>
+      <w:r>
+        <w:t xml:space="preserve"> </w:t>
+      </w:r>
+      <w:r>
+        <w:t>Users can independently control which relation</w:t>
+      </w:r>
+      <w:r>
+        <w:t xml:space="preserve">s </w:t>
+      </w:r>
+      <w:r>
+        <w:t>are displayed</w:t>
+      </w:r>
+      <w:r>
+        <w:t xml:space="preserve"> (i.e., </w:t>
+      </w:r>
+      <w:r>
+        <w:t>baseline, mutually entailed,</w:t>
+      </w:r>
+      <w:r>
+        <w:t xml:space="preserve"> </w:t>
+      </w:r>
+      <w:r>
+        <w:t>and combinatorially entailed relations</w:t>
+      </w:r>
+      <w:r>
+        <w:t xml:space="preserve"> separate or combined)</w:t>
+      </w:r>
+      <w:r>
+        <w:t xml:space="preserve"> and can choose </w:t>
+      </w:r>
+      <w:r>
+        <w:t>among circular, spring, degree-based, hierarchical, and manual layouts</w:t>
+      </w:r>
+      <w:r>
+        <w:t>. Finally, u</w:t>
+      </w:r>
+      <w:r>
+        <w:t xml:space="preserve">sers can </w:t>
+      </w:r>
+      <w:r>
+        <w:t xml:space="preserve">choose a title, </w:t>
+      </w:r>
+      <w:r>
+        <w:t xml:space="preserve">select colors for baseline, mutually entailed, and combinatorially entailed </w:t>
+      </w:r>
+      <w:r>
+        <w:t xml:space="preserve">relation </w:t>
+      </w:r>
+      <w:r>
+        <w:t>arrows; adjust arrow curvature; modify the offset of relation labels; and set font and stimulus-marker sizes.</w:t>
+      </w:r>
+      <w:r>
+        <w:t xml:space="preserve"> Once the desired settings have been selected, users can click a button to generate the plot</w:t>
+      </w:r>
+      <w:r>
+        <w:t xml:space="preserve">, which will be directly displayed in the app and provide users an option to download </w:t>
+      </w:r>
+      <w:r>
+        <w:t xml:space="preserve">it as </w:t>
+      </w:r>
+      <w:r>
+        <w:t>a png</w:t>
+      </w:r>
+      <w:r>
+        <w:t>-file</w:t>
+      </w:r>
+      <w:r>
+        <w:t>.</w:t>
+      </w:r>
+    </w:p>
+    <w:p>
+      <w:pPr>
+        <w:pStyle w:val="APA7H3"/>
+      </w:pPr>
+      <w:r>
+        <w:t>Match</w:t>
+      </w:r>
+      <w:r>
+        <w:t>ing</w:t>
+      </w:r>
+      <w:r>
+        <w:t xml:space="preserve">-to-Sample </w:t>
+      </w:r>
+      <w:r>
+        <w:t>Procedure Generator</w:t>
+      </w:r>
+    </w:p>
+    <w:p>
+      <w:pPr>
+        <w:pStyle w:val="APA7Body"/>
+      </w:pPr>
+      <w:r>
+        <w:t xml:space="preserve">The second tool we present in this manuscript </w:t>
+      </w:r>
+      <w:r>
+        <w:t xml:space="preserve">allows users to generate matching-to-sample procedures. </w:t>
+      </w:r>
+      <w:r>
+        <w:t xml:space="preserve">MTS procedures have long been used in </w:t>
+      </w:r>
+      <w:r>
+        <w:t xml:space="preserve">behavior-analytic research to study </w:t>
+      </w:r>
+      <w:r>
+        <w:t xml:space="preserve">stimulus equivalence </w:t>
+      </w:r>
+      <w:r>
+        <w:t>(e.g., S</w:t>
+      </w:r>
+      <w:r>
+        <w:t>idman &amp;</w:t>
+      </w:r>
+      <w:r>
+        <w:t xml:space="preserve"> Tailby,</w:t>
+      </w:r>
+      <w:r>
+        <w:t xml:space="preserve"> 1982</w:t>
+      </w:r>
+      <w:r>
+        <w:t>; S</w:t>
+      </w:r>
+      <w:r>
+        <w:t>idman</w:t>
+      </w:r>
+      <w:r>
+        <w:t xml:space="preserve">, 1994) </w:t>
+      </w:r>
+      <w:r>
+        <w:t>and relational responding (e.g.,</w:t>
+      </w:r>
+      <w:r>
+        <w:t xml:space="preserve"> Steele &amp; Hayes, 1991; </w:t>
+      </w:r>
+      <w:r>
+        <w:t>…</w:t>
+      </w:r>
+      <w:r>
+        <w:t>)</w:t>
+      </w:r>
+      <w:r>
+        <w:t xml:space="preserve">, and is still used to study relational reasoning </w:t>
+      </w:r>
+      <w:r>
+        <w:t xml:space="preserve">in mainstream cognitive psychology today (e.g., Premack, </w:t>
+      </w:r>
+      <w:r>
+        <w:t>1983;</w:t>
+      </w:r>
+      <w:r>
+        <w:t xml:space="preserve"> Shivaram et al., 2026</w:t>
+      </w:r>
+      <w:r>
+        <w:t>)</w:t>
+      </w:r>
+      <w:r>
+        <w:t>.</w:t>
+      </w:r>
+      <w:r>
+        <w:t xml:space="preserve"> </w:t>
+      </w:r>
+    </w:p>
+    <w:p>
+      <w:pPr>
+        <w:pStyle w:val="APA7Body"/>
+      </w:pPr>
+      <w:r>
+        <w:t>Setting up such MTS procedures can be cumbersome, however</w:t>
+      </w:r>
+      <w:r>
+        <w:t xml:space="preserve">. Researchers have to ensure </w:t>
+      </w:r>
+      <w:r>
+        <w:t>that only one correct comparison stimulus is included on every trial</w:t>
+      </w:r>
+      <w:r>
+        <w:t xml:space="preserve"> and that participants cannot employ any </w:t>
+      </w:r>
+      <w:r>
+        <w:t>.</w:t>
       </w:r>
     </w:p>
     <w:p>
@@ -3016,130 +3363,10 @@
         </w:numPr>
       </w:pPr>
       <w:r>
-        <w:t>Tool for now can handle (all? combinations of) same, different, opposite, more than, less than, before, after, contains, is part of/during (but</w:t>
-      </w:r>
-      <w:r>
-        <w:t xml:space="preserve"> many relations share pattern of comparative relations in that they are similarly asymmetrical, e.g., father-son)</w:t>
-      </w:r>
-      <w:r>
-        <w:t>.</w:t>
-      </w:r>
-    </w:p>
-    <w:p>
-      <w:pPr>
-        <w:pStyle w:val="APA7Body"/>
-        <w:ind w:firstLine="0"/>
-      </w:pPr>
-    </w:p>
-    <w:p>
-      <w:pPr>
-        <w:pStyle w:val="APA7H3"/>
-      </w:pPr>
-      <w:r>
-        <w:t>Match</w:t>
-      </w:r>
-      <w:r>
-        <w:t>ing</w:t>
-      </w:r>
-      <w:r>
-        <w:t xml:space="preserve">-to-Sample </w:t>
-      </w:r>
-      <w:r>
-        <w:t>Procedure Generator</w:t>
-      </w:r>
-    </w:p>
-    <w:p>
-      <w:pPr>
-        <w:pStyle w:val="APA7Body"/>
-      </w:pPr>
-      <w:r>
-        <w:t xml:space="preserve">The second tool we present in this manuscript </w:t>
-      </w:r>
-      <w:r>
-        <w:t xml:space="preserve">allows users to generate matching-to-sample procedures. </w:t>
-      </w:r>
-      <w:r>
-        <w:t xml:space="preserve">MTS procedures have long been used in </w:t>
-      </w:r>
-      <w:r>
-        <w:t xml:space="preserve">behavior-analytic research to study </w:t>
-      </w:r>
-      <w:r>
-        <w:t xml:space="preserve">stimulus equivalence </w:t>
-      </w:r>
-      <w:r>
-        <w:t>(e.g., S</w:t>
-      </w:r>
-      <w:r>
-        <w:t>idman &amp;</w:t>
-      </w:r>
-      <w:r>
-        <w:t xml:space="preserve"> Tailby,</w:t>
-      </w:r>
-      <w:r>
-        <w:t xml:space="preserve"> 1982</w:t>
-      </w:r>
-      <w:r>
-        <w:t>; S</w:t>
-      </w:r>
-      <w:r>
-        <w:t>idman</w:t>
-      </w:r>
-      <w:r>
-        <w:t xml:space="preserve">, 1994) </w:t>
-      </w:r>
-      <w:r>
-        <w:t>and relational responding (e.g.,</w:t>
-      </w:r>
-      <w:r>
-        <w:t xml:space="preserve"> Steele &amp; Hayes, 1991; </w:t>
-      </w:r>
-      <w:r>
-        <w:t>…</w:t>
-      </w:r>
-      <w:r>
-        <w:t>)</w:t>
-      </w:r>
-      <w:r>
-        <w:t xml:space="preserve">, and is still used to study relational reasoning </w:t>
-      </w:r>
-      <w:r>
-        <w:t xml:space="preserve">in mainstream cognitive psychology today (e.g., Premack, </w:t>
-      </w:r>
-      <w:r>
-        <w:t>1983;</w:t>
-      </w:r>
-      <w:r>
-        <w:t xml:space="preserve"> Shivaram et al., 2026</w:t>
-      </w:r>
-      <w:r>
-        <w:t>)</w:t>
-      </w:r>
-      <w:r>
-        <w:t>.</w:t>
-      </w:r>
-      <w:r>
-        <w:t xml:space="preserve"> </w:t>
-      </w:r>
-    </w:p>
-    <w:p>
-      <w:pPr>
-        <w:pStyle w:val="APA7Body"/>
-      </w:pPr>
-      <w:r>
-        <w:t>Setting up such MTS procedures can be cumbersome, however</w:t>
-      </w:r>
-      <w:r>
-        <w:t xml:space="preserve">. Researchers have to ensure </w:t>
-      </w:r>
-      <w:r>
-        <w:t>that only one correct comparison stimulus is included on every trial</w:t>
-      </w:r>
-      <w:r>
-        <w:t xml:space="preserve"> and that participants cannot employ any </w:t>
-      </w:r>
-      <w:r>
-        <w:t>.</w:t>
+        <w:t xml:space="preserve">Dominant procedure in </w:t>
+      </w:r>
+      <w:r>
+        <w:t>RFT/behavior-analytic literature</w:t>
       </w:r>
     </w:p>
     <w:p>
@@ -3151,10 +3378,7 @@
         </w:numPr>
       </w:pPr>
       <w:r>
-        <w:t xml:space="preserve">Dominant procedure in </w:t>
-      </w:r>
-      <w:r>
-        <w:t>RFT/behavior-analytic literature</w:t>
+        <w:t>Input parameters</w:t>
       </w:r>
     </w:p>
     <w:p>
@@ -3166,18 +3390,6 @@
         </w:numPr>
       </w:pPr>
       <w:r>
-        <w:t>Input parameters</w:t>
-      </w:r>
-    </w:p>
-    <w:p>
-      <w:pPr>
-        <w:pStyle w:val="APA7Body"/>
-        <w:numPr>
-          <w:ilvl w:val="0"/>
-          <w:numId w:val="5"/>
-        </w:numPr>
-      </w:pPr>
-      <w:r>
         <w:t>Examp</w:t>
       </w:r>
       <w:r>
@@ -3217,6 +3429,7 @@
         <w:pStyle w:val="APA7Body"/>
       </w:pPr>
       <w:r>
+        <w:lastRenderedPageBreak/>
         <w:t>Automatically and systematically vary parameters of task and generate virtually limitless trials.</w:t>
       </w:r>
     </w:p>
@@ -3225,7 +3438,6 @@
         <w:pStyle w:val="APA7H2"/>
       </w:pPr>
       <w:r>
-        <w:lastRenderedPageBreak/>
         <w:t>Discussion</w:t>
       </w:r>
     </w:p>
@@ -3562,7 +3774,6 @@
         <w:pStyle w:val="APA7H1"/>
       </w:pPr>
       <w:r>
-        <w:lastRenderedPageBreak/>
         <w:t>References</w:t>
       </w:r>
     </w:p>

--- a/Manuscript_BRM/Manuscript_OpenSourceRelationalNetworkDerivationVisualizationTaskGeneration.docx
+++ b/Manuscript_BRM/Manuscript_OpenSourceRelationalNetworkDerivationVisualizationTaskGeneration.docx
@@ -1,6 +1,6 @@
 
 <file path=word/document.xml><?xml version="1.0" encoding="utf-8"?>
-<w:document xmlns:wpc="http://schemas.microsoft.com/office/word/2010/wordprocessingCanvas" xmlns:cx="http://schemas.microsoft.com/office/drawing/2014/chartex" xmlns:cx1="http://schemas.microsoft.com/office/drawing/2015/9/8/chartex" xmlns:cx2="http://schemas.microsoft.com/office/drawing/2015/10/21/chartex" xmlns:cx3="http://schemas.microsoft.com/office/drawing/2016/5/9/chartex" xmlns:cx4="http://schemas.microsoft.com/office/drawing/2016/5/10/chartex" xmlns:cx5="http://schemas.microsoft.com/office/drawing/2016/5/11/chartex" xmlns:cx6="http://schemas.microsoft.com/office/drawing/2016/5/12/chartex" xmlns:cx7="http://schemas.microsoft.com/office/drawing/2016/5/13/chartex" xmlns:cx8="http://schemas.microsoft.com/office/drawing/2016/5/14/chartex" xmlns:mc="http://schemas.openxmlformats.org/markup-compatibility/2006" xmlns:aink="http://schemas.microsoft.com/office/drawing/2016/ink" xmlns:am3d="http://schemas.microsoft.com/office/drawing/2017/model3d" xmlns:o="urn:schemas-microsoft-com:office:office" xmlns:oel="http://schemas.microsoft.com/office/2019/extlst" xmlns:r="http://schemas.openxmlformats.org/officeDocument/2006/relationships" xmlns:m="http://schemas.openxmlformats.org/officeDocument/2006/math" xmlns:v="urn:schemas-microsoft-com:vml" xmlns:wp14="http://schemas.microsoft.com/office/word/2010/wordprocessingDrawing" xmlns:wp="http://schemas.openxmlformats.org/drawingml/2006/wordprocessingDrawing" xmlns:w10="urn:schemas-microsoft-com:office:word" xmlns:w="http://schemas.openxmlformats.org/wordprocessingml/2006/main" xmlns:w14="http://schemas.microsoft.com/office/word/2010/wordml" xmlns:w15="http://schemas.microsoft.com/office/word/2012/wordml" xmlns:w16cei="http://schemas.microsoft.com/office/word/2026/wordml/cei" xmlns:w16cex="http://schemas.microsoft.com/office/word/2018/wordml/cex" xmlns:w16cid="http://schemas.microsoft.com/office/word/2016/wordml/cid" xmlns:w16="http://schemas.microsoft.com/office/word/2018/wordml" xmlns:w16du="http://schemas.microsoft.com/office/word/2023/wordml/word16du" xmlns:w16sdtdh="http://schemas.microsoft.com/office/word/2020/wordml/sdtdatahash" xmlns:w16sdtfl="http://schemas.microsoft.com/office/word/2024/wordml/sdtformatlock" xmlns:w16se="http://schemas.microsoft.com/office/word/2015/wordml/symex" xmlns:wpg="http://schemas.microsoft.com/office/word/2010/wordprocessingGroup" xmlns:wpi="http://schemas.microsoft.com/office/word/2010/wordprocessingInk" xmlns:wne="http://schemas.microsoft.com/office/word/2006/wordml" xmlns:wps="http://schemas.microsoft.com/office/word/2010/wordprocessingShape" mc:Ignorable="w14 w15 w16se w16cid w16 w16cex w16sdtdh w16sdtfl w16du wp14">
+<w:document xmlns:wpc="http://schemas.microsoft.com/office/word/2010/wordprocessingCanvas" xmlns:cx="http://schemas.microsoft.com/office/drawing/2014/chartex" xmlns:cx1="http://schemas.microsoft.com/office/drawing/2015/9/8/chartex" xmlns:cx2="http://schemas.microsoft.com/office/drawing/2015/10/21/chartex" xmlns:cx3="http://schemas.microsoft.com/office/drawing/2016/5/9/chartex" xmlns:cx4="http://schemas.microsoft.com/office/drawing/2016/5/10/chartex" xmlns:cx5="http://schemas.microsoft.com/office/drawing/2016/5/11/chartex" xmlns:cx6="http://schemas.microsoft.com/office/drawing/2016/5/12/chartex" xmlns:cx7="http://schemas.microsoft.com/office/drawing/2016/5/13/chartex" xmlns:cx8="http://schemas.microsoft.com/office/drawing/2016/5/14/chartex" xmlns:mc="http://schemas.openxmlformats.org/markup-compatibility/2006" xmlns:aink="http://schemas.microsoft.com/office/drawing/2016/ink" xmlns:am3d="http://schemas.microsoft.com/office/drawing/2017/model3d" xmlns:o="urn:schemas-microsoft-com:office:office" xmlns:oel="http://schemas.microsoft.com/office/2019/extlst" xmlns:r="http://schemas.openxmlformats.org/officeDocument/2006/relationships" xmlns:m="http://schemas.openxmlformats.org/officeDocument/2006/math" xmlns:v="urn:schemas-microsoft-com:vml" xmlns:wp14="http://schemas.microsoft.com/office/word/2010/wordprocessingDrawing" xmlns:wp="http://schemas.openxmlformats.org/drawingml/2006/wordprocessingDrawing" xmlns:w10="urn:schemas-microsoft-com:office:word" xmlns:w="http://schemas.openxmlformats.org/wordprocessingml/2006/main" xmlns:w14="http://schemas.microsoft.com/office/word/2010/wordml" xmlns:w15="http://schemas.microsoft.com/office/word/2012/wordml" xmlns:w16cex="http://schemas.microsoft.com/office/word/2018/wordml/cex" xmlns:w16cid="http://schemas.microsoft.com/office/word/2016/wordml/cid" xmlns:w16="http://schemas.microsoft.com/office/word/2018/wordml" xmlns:w16du="http://schemas.microsoft.com/office/word/2023/wordml/word16du" xmlns:w16sdtdh="http://schemas.microsoft.com/office/word/2020/wordml/sdtdatahash" xmlns:w16sdtfl="http://schemas.microsoft.com/office/word/2024/wordml/sdtformatlock" xmlns:w16se="http://schemas.microsoft.com/office/word/2015/wordml/symex" xmlns:wpg="http://schemas.microsoft.com/office/word/2010/wordprocessingGroup" xmlns:wpi="http://schemas.microsoft.com/office/word/2010/wordprocessingInk" xmlns:wne="http://schemas.microsoft.com/office/word/2006/wordml" xmlns:wps="http://schemas.microsoft.com/office/word/2010/wordprocessingShape" mc:Ignorable="w14 w15 w16se w16cid w16 w16cex w16sdtdh w16sdtfl w16du wp14">
   <w:body>
     <w:p>
       <w:pPr>
@@ -284,7 +284,7 @@
       <w:r>
         <w:t>(</w:t>
       </w:r>
-      <w:commentRangeStart w:id="3"/>
+      <w:commentRangeStart w:id="6"/>
       <w:r>
         <w:fldChar w:fldCharType="begin"/>
       </w:r>
@@ -303,14 +303,14 @@
       <w:r>
         <w:fldChar w:fldCharType="end"/>
       </w:r>
-      <w:commentRangeEnd w:id="3"/>
+      <w:commentRangeEnd w:id="6"/>
       <w:r>
         <w:rPr>
           <w:rStyle w:val="CommentReference"/>
           <w:sz w:val="24"/>
           <w:szCs w:val="36"/>
         </w:rPr>
-        <w:commentReference w:id="3"/>
+        <w:commentReference w:id="6"/>
       </w:r>
       <w:r>
         <w:t>).</w:t>
@@ -1349,11 +1349,11 @@
       <w:r>
         <w:t xml:space="preserve">tools are available as a python module on the Open Science </w:t>
       </w:r>
-      <w:commentRangeStart w:id="4"/>
+      <w:commentRangeStart w:id="7"/>
       <w:r>
         <w:t>Framework</w:t>
       </w:r>
-      <w:commentRangeEnd w:id="4"/>
+      <w:commentRangeEnd w:id="7"/>
       <w:r>
         <w:rPr>
           <w:rStyle w:val="CommentReference"/>
@@ -1361,7 +1361,7 @@
           <w:szCs w:val="36"/>
           <w:vertAlign w:val="superscript"/>
         </w:rPr>
-        <w:commentReference w:id="4"/>
+        <w:commentReference w:id="7"/>
       </w:r>
       <w:r>
         <w:rPr>
@@ -1427,18 +1427,18 @@
       <w:r>
         <w:t xml:space="preserve"> [(as)</w:t>
       </w:r>
-      <w:commentRangeStart w:id="5"/>
+      <w:commentRangeStart w:id="8"/>
       <w:r>
         <w:t>symmetry</w:t>
       </w:r>
-      <w:commentRangeEnd w:id="5"/>
+      <w:commentRangeEnd w:id="8"/>
       <w:r>
         <w:rPr>
           <w:rStyle w:val="CommentReference"/>
           <w:sz w:val="24"/>
           <w:szCs w:val="36"/>
         </w:rPr>
-        <w:commentReference w:id="5"/>
+        <w:commentReference w:id="8"/>
       </w:r>
       <w:r>
         <w:t xml:space="preserve">, bidirectionality or </w:t>
@@ -3077,7 +3077,7 @@
           <w:noProof/>
         </w:rPr>
         <w:drawing>
-          <wp:inline distT="0" distB="0" distL="0" distR="0" wp14:anchorId="6B1B2C3C" wp14:editId="55F619BC">
+          <wp:inline distT="0" distB="0" distL="0" distR="0" wp14:anchorId="6B1B2C3C" wp14:editId="03DF395F">
             <wp:extent cx="5943600" cy="4566285"/>
             <wp:effectExtent l="0" t="0" r="0" b="5715"/>
             <wp:docPr id="1391560114" name="Picture 1"/>
@@ -3184,9 +3184,9 @@
           <w:bCs w:val="0"/>
         </w:rPr>
       </w:pPr>
-      <w:commentRangeStart w:id="6"/>
-      <w:commentRangeStart w:id="7"/>
-      <w:commentRangeStart w:id="8"/>
+      <w:commentRangeStart w:id="9"/>
+      <w:commentRangeStart w:id="10"/>
+      <w:commentRangeStart w:id="11"/>
       <w:r>
         <w:rPr>
           <w:b/>
@@ -3194,7 +3194,7 @@
         </w:rPr>
         <w:t xml:space="preserve">Table </w:t>
       </w:r>
-      <w:commentRangeEnd w:id="6"/>
+      <w:commentRangeEnd w:id="9"/>
       <w:r>
         <w:rPr>
           <w:rStyle w:val="CommentReference"/>
@@ -3203,9 +3203,9 @@
           <w:sz w:val="24"/>
           <w:szCs w:val="36"/>
         </w:rPr>
-        <w:commentReference w:id="6"/>
-      </w:r>
-      <w:commentRangeEnd w:id="7"/>
+        <w:commentReference w:id="9"/>
+      </w:r>
+      <w:commentRangeEnd w:id="10"/>
       <w:r>
         <w:rPr>
           <w:rStyle w:val="CommentReference"/>
@@ -3214,9 +3214,9 @@
           <w:sz w:val="24"/>
           <w:szCs w:val="36"/>
         </w:rPr>
-        <w:commentReference w:id="7"/>
-      </w:r>
-      <w:commentRangeEnd w:id="8"/>
+        <w:commentReference w:id="10"/>
+      </w:r>
+      <w:commentRangeEnd w:id="11"/>
       <w:r>
         <w:rPr>
           <w:rStyle w:val="CommentReference"/>
@@ -3225,7 +3225,7 @@
           <w:sz w:val="24"/>
           <w:szCs w:val="36"/>
         </w:rPr>
-        <w:commentReference w:id="8"/>
+        <w:commentReference w:id="11"/>
       </w:r>
       <w:r>
         <w:rPr>
@@ -4158,21 +4158,21 @@
       <w:r>
         <w:t xml:space="preserve">. Below, we provide </w:t>
       </w:r>
-      <w:commentRangeStart w:id="9"/>
+      <w:commentRangeStart w:id="12"/>
       <w:r>
         <w:t>p</w:t>
       </w:r>
       <w:r>
         <w:t xml:space="preserve">seudocode </w:t>
       </w:r>
-      <w:commentRangeEnd w:id="9"/>
+      <w:commentRangeEnd w:id="12"/>
       <w:r>
         <w:rPr>
           <w:rStyle w:val="CommentReference"/>
           <w:sz w:val="24"/>
           <w:szCs w:val="36"/>
         </w:rPr>
-        <w:commentReference w:id="9"/>
+        <w:commentReference w:id="12"/>
       </w:r>
       <w:r>
         <w:t xml:space="preserve">for </w:t>
@@ -5307,18 +5307,92 @@
       <w:r>
         <w:t>.</w:t>
       </w:r>
+      <w:ins w:id="13" w:author="Matthias Raemaekers" w:date="2026-09-28T10:32:00Z" w16du:dateUtc="2026-09-28T08:32:00Z">
+        <w:r>
+          <w:t xml:space="preserve"> To ensure all possible derivations are reached, the function</w:t>
+        </w:r>
+      </w:ins>
+      <w:ins w:id="14" w:author="Matthias Raemaekers" w:date="2026-09-28T10:33:00Z" w16du:dateUtc="2026-09-28T08:33:00Z">
+        <w:r>
+          <w:t xml:space="preserve"> works through a </w:t>
+        </w:r>
+      </w:ins>
+      <w:ins w:id="15" w:author="Matthias Raemaekers" w:date="2026-09-28T10:34:00Z" w16du:dateUtc="2026-09-28T08:34:00Z">
+        <w:r>
+          <w:t>queue</w:t>
+        </w:r>
+      </w:ins>
+      <w:ins w:id="16" w:author="Matthias Raemaekers" w:date="2026-09-28T10:33:00Z" w16du:dateUtc="2026-09-28T08:33:00Z">
+        <w:r>
+          <w:t xml:space="preserve"> of relations until closure (or a user-defined maximum level of derivation) is reached.</w:t>
+        </w:r>
+        <w:r>
+          <w:t xml:space="preserve"> The baseline relations are added to th</w:t>
+        </w:r>
+      </w:ins>
+      <w:ins w:id="17" w:author="Matthias Raemaekers" w:date="2026-09-28T10:34:00Z" w16du:dateUtc="2026-09-28T08:34:00Z">
+        <w:r>
+          <w:t xml:space="preserve">e </w:t>
+        </w:r>
+      </w:ins>
+      <w:ins w:id="18" w:author="Matthias Raemaekers" w:date="2026-09-28T10:36:00Z" w16du:dateUtc="2026-09-28T08:36:00Z">
+        <w:r>
+          <w:t>queue</w:t>
+        </w:r>
+      </w:ins>
+      <w:ins w:id="19" w:author="Matthias Raemaekers" w:date="2026-09-28T10:34:00Z" w16du:dateUtc="2026-09-28T08:34:00Z">
+        <w:r>
+          <w:t xml:space="preserve"> first</w:t>
+        </w:r>
+      </w:ins>
+      <w:ins w:id="20" w:author="Matthias Raemaekers" w:date="2026-09-28T10:35:00Z" w16du:dateUtc="2026-09-28T08:35:00Z">
+        <w:r>
+          <w:t>,</w:t>
+        </w:r>
+      </w:ins>
+      <w:ins w:id="21" w:author="Matthias Raemaekers" w:date="2026-09-28T10:37:00Z" w16du:dateUtc="2026-09-28T08:37:00Z">
+        <w:r>
+          <w:t xml:space="preserve"> before it loops over the queue</w:t>
+        </w:r>
+      </w:ins>
+      <w:ins w:id="22" w:author="Matthias Raemaekers" w:date="2026-09-28T10:34:00Z" w16du:dateUtc="2026-09-28T08:34:00Z">
+        <w:r>
+          <w:t>.</w:t>
+        </w:r>
+      </w:ins>
       <w:r>
         <w:t xml:space="preserve"> </w:t>
       </w:r>
-      <w:r>
-        <w:t>T</w:t>
-      </w:r>
-      <w:r>
-        <w:t>he function loops through each baseline relation and each instance of that relation. For every baseline relation between two stimuli, the function first derives the corresponding mutually entailed relation by reversing the order of the stimulus pair and assigning the label</w:t>
+      <w:del w:id="23" w:author="Matthias Raemaekers" w:date="2026-09-28T10:34:00Z" w16du:dateUtc="2026-09-28T08:34:00Z">
+        <w:r>
+          <w:delText>T</w:delText>
+        </w:r>
+        <w:r>
+          <w:delText xml:space="preserve">he function loops through each baseline relation and each instance of that relation. </w:delText>
+        </w:r>
+      </w:del>
+      <w:r>
+        <w:t>For every baseline relation</w:t>
+      </w:r>
+      <w:del w:id="24" w:author="Matthias Raemaekers" w:date="2026-09-28T10:34:00Z" w16du:dateUtc="2026-09-28T08:34:00Z">
+        <w:r>
+          <w:delText xml:space="preserve"> between two stimuli</w:delText>
+        </w:r>
+      </w:del>
+      <w:r>
+        <w:t>, the function first derives the corresponding mutually entailed relation by reversing the order of the stimulus pair and assigning the label</w:t>
       </w:r>
       <w:r>
         <w:t xml:space="preserve"> of the mutually entailed relation (as per derivation tables)</w:t>
       </w:r>
+      <w:ins w:id="25" w:author="Matthias Raemaekers" w:date="2026-09-28T10:34:00Z" w16du:dateUtc="2026-09-28T08:34:00Z">
+        <w:r>
+          <w:t xml:space="preserve">, and then adds the </w:t>
+        </w:r>
+        <w:r>
+          <w:t>mutually entailed relations to the queue</w:t>
+        </w:r>
+      </w:ins>
       <w:r>
         <w:t xml:space="preserve">. </w:t>
       </w:r>
@@ -5353,11 +5427,48 @@
         <w:t xml:space="preserve">. </w:t>
       </w:r>
       <w:r>
-        <w:t xml:space="preserve">The function then evaluates possible combinatorial entailments by comparing each baseline relation instance with every other baseline relation instance. For each pair of baseline relations, it identifies whether the two relations share a common stimulus. If no common stimulus is present, no combinatorial relation can be derived from that pair. If a common stimulus is present, the function determines the structural protocol defined by the two </w:t>
+        <w:t xml:space="preserve">The function </w:t>
+      </w:r>
+      <w:ins w:id="26" w:author="Matthias Raemaekers" w:date="2026-09-28T10:38:00Z" w16du:dateUtc="2026-09-28T08:38:00Z">
+        <w:r>
+          <w:t xml:space="preserve">then loops the queue a second time and </w:t>
+        </w:r>
+      </w:ins>
+      <w:del w:id="27" w:author="Matthias Raemaekers" w:date="2026-09-28T10:38:00Z" w16du:dateUtc="2026-09-28T08:38:00Z">
+        <w:r>
+          <w:delText xml:space="preserve">then </w:delText>
+        </w:r>
+      </w:del>
+      <w:r>
+        <w:t xml:space="preserve">evaluates possible combinatorial entailments by </w:t>
       </w:r>
       <w:r>
         <w:lastRenderedPageBreak/>
-        <w:t>relations</w:t>
+        <w:t xml:space="preserve">comparing each </w:t>
+      </w:r>
+      <w:del w:id="28" w:author="Matthias Raemaekers" w:date="2026-09-28T10:38:00Z" w16du:dateUtc="2026-09-28T08:38:00Z">
+        <w:r>
+          <w:delText>baseline relation instance with every other baseline</w:delText>
+        </w:r>
+      </w:del>
+      <w:r>
+        <w:t xml:space="preserve"> relation instance</w:t>
+      </w:r>
+      <w:ins w:id="29" w:author="Matthias Raemaekers" w:date="2026-09-28T10:38:00Z" w16du:dateUtc="2026-09-28T08:38:00Z">
+        <w:r>
+          <w:t>s</w:t>
+        </w:r>
+      </w:ins>
+      <w:r>
+        <w:t xml:space="preserve">. For each pair of </w:t>
+      </w:r>
+      <w:del w:id="30" w:author="Matthias Raemaekers" w:date="2026-09-28T10:38:00Z" w16du:dateUtc="2026-09-28T08:38:00Z">
+        <w:r>
+          <w:delText xml:space="preserve">baseline </w:delText>
+        </w:r>
+      </w:del>
+      <w:r>
+        <w:t>relations, it identifies whether the two relations share a common stimulus. If no common stimulus is present, no combinatorial relation can be derived from that pair. If a common stimulus is present, the function determines the structural protocol defined by the two relations</w:t>
       </w:r>
       <w:r>
         <w:t xml:space="preserve"> (i.e., linear, reversed linear, one-to-many or many-to-one)</w:t>
@@ -5381,10 +5492,42 @@
         <w:t xml:space="preserve"> combinatorial entailment derivation</w:t>
       </w:r>
       <w:r>
-        <w:t xml:space="preserve"> table specifies a valid derived relation, the function adds this relation to the derived-relation dictionary. It also adds the mutually entailed counterpart of that combinatorially entailed relation.</w:t>
-      </w:r>
-      <w:r>
-        <w:t xml:space="preserve"> Finally, the function supports optional illustration</w:t>
+        <w:t xml:space="preserve"> table specifies a valid derived relation, the function adds this relation to the derived-relation dictionary</w:t>
+      </w:r>
+      <w:ins w:id="31" w:author="Matthias Raemaekers" w:date="2026-09-28T10:39:00Z" w16du:dateUtc="2026-09-28T08:39:00Z">
+        <w:r>
+          <w:t xml:space="preserve"> and to the queue</w:t>
+        </w:r>
+      </w:ins>
+      <w:r>
+        <w:t>.</w:t>
+      </w:r>
+      <w:ins w:id="32" w:author="Matthias Raemaekers" w:date="2026-09-28T10:40:00Z" w16du:dateUtc="2026-09-28T08:40:00Z">
+        <w:r>
+          <w:t xml:space="preserve"> </w:t>
+        </w:r>
+      </w:ins>
+      <w:del w:id="33" w:author="Matthias Raemaekers" w:date="2026-09-28T10:40:00Z" w16du:dateUtc="2026-09-28T08:40:00Z">
+        <w:r>
+          <w:delText xml:space="preserve"> </w:delText>
+        </w:r>
+      </w:del>
+      <w:r>
+        <w:t>It also adds the mutually entailed counterpart of that combinatorially entailed relation.</w:t>
+      </w:r>
+      <w:r>
+        <w:t xml:space="preserve"> </w:t>
+      </w:r>
+      <w:ins w:id="34" w:author="Matthias Raemaekers" w:date="2026-09-28T10:40:00Z" w16du:dateUtc="2026-09-28T08:40:00Z">
+        <w:r>
+          <w:t>Because derived relations are added to the queue, the algorithm can derive relations between stimuli multiple nodes apart.</w:t>
+        </w:r>
+        <w:r>
+          <w:t xml:space="preserve"> </w:t>
+        </w:r>
+      </w:ins>
+      <w:r>
+        <w:t>Finally, the function supports optional illustration</w:t>
       </w:r>
       <w:r>
         <w:t xml:space="preserve"> modes</w:t>
@@ -5482,9 +5625,16 @@
         </w:numPr>
         <w:spacing w:after="0" w:line="240" w:lineRule="auto"/>
         <w:rPr>
+          <w:ins w:id="35" w:author="Matthias Raemaekers" w:date="2026-09-28T10:41:00Z" w16du:dateUtc="2026-09-28T08:41:00Z"/>
           <w:i/>
           <w:iCs/>
           <w:lang w:val="en-GB"/>
+          <w:rPrChange w:id="36" w:author="Matthias Raemaekers" w:date="2026-09-28T10:41:00Z" w16du:dateUtc="2026-09-28T08:41:00Z">
+            <w:rPr>
+              <w:ins w:id="37" w:author="Matthias Raemaekers" w:date="2026-09-28T10:41:00Z" w16du:dateUtc="2026-09-28T08:41:00Z"/>
+              <w:lang w:val="en-GB"/>
+            </w:rPr>
+          </w:rPrChange>
         </w:rPr>
       </w:pPr>
       <w:r>
@@ -5503,49 +5653,42 @@
         </w:numPr>
         <w:spacing w:after="0" w:line="240" w:lineRule="auto"/>
         <w:rPr>
+          <w:del w:id="38" w:author="Matthias Raemaekers" w:date="2026-09-28T10:41:00Z" w16du:dateUtc="2026-09-28T08:41:00Z"/>
           <w:i/>
           <w:iCs/>
           <w:lang w:val="en-GB"/>
         </w:rPr>
       </w:pPr>
-      <w:r>
-        <w:rPr>
-          <w:lang w:val="en-GB"/>
-        </w:rPr>
-        <w:t>Loop input relations</w:t>
-      </w:r>
-      <w:r>
-        <w:rPr>
-          <w:lang w:val="en-GB"/>
-        </w:rPr>
-        <w:t xml:space="preserve"> </w:t>
-      </w:r>
-      <w:r>
-        <w:rPr>
-          <w:lang w:val="en-GB"/>
-        </w:rPr>
-        <w:t>a</w:t>
-      </w:r>
-      <w:r>
-        <w:rPr>
-          <w:lang w:val="en-GB"/>
-        </w:rPr>
-        <w:t>nd instances of relations</w:t>
-      </w:r>
-      <w:r>
-        <w:rPr>
-          <w:lang w:val="en-GB"/>
-        </w:rPr>
-        <w:t xml:space="preserve"> </w:t>
-      </w:r>
-      <w:r>
-        <w:rPr>
-          <w:i/>
-          <w:iCs/>
-          <w:lang w:val="en-GB"/>
-        </w:rPr>
-        <w:t>r1(a,b)</w:t>
-      </w:r>
+      <w:ins w:id="39" w:author="Matthias Raemaekers" w:date="2026-09-28T10:41:00Z" w16du:dateUtc="2026-09-28T08:41:00Z">
+        <w:r>
+          <w:rPr>
+            <w:lang w:val="en-GB"/>
+          </w:rPr>
+          <w:t xml:space="preserve">Add baseline relations to queue and </w:t>
+        </w:r>
+      </w:ins>
+      <w:ins w:id="40" w:author="Matthias Raemaekers" w:date="2026-09-28T10:42:00Z" w16du:dateUtc="2026-09-28T08:42:00Z">
+        <w:r>
+          <w:rPr>
+            <w:lang w:val="en-GB"/>
+          </w:rPr>
+          <w:t xml:space="preserve">loop </w:t>
+        </w:r>
+        <w:r>
+          <w:rPr>
+            <w:lang w:val="en-GB"/>
+          </w:rPr>
+          <w:t xml:space="preserve">relations </w:t>
+        </w:r>
+        <w:r>
+          <w:rPr>
+            <w:i/>
+            <w:iCs/>
+            <w:lang w:val="en-GB"/>
+          </w:rPr>
+          <w:t>r1(a,b)</w:t>
+        </w:r>
+      </w:ins>
     </w:p>
     <w:p>
       <w:pPr>
@@ -5561,102 +5704,48 @@
           <w:lang w:val="en-GB"/>
         </w:rPr>
       </w:pPr>
-      <w:r>
-        <w:rPr>
-          <w:lang w:val="en-GB"/>
-        </w:rPr>
-        <w:t xml:space="preserve">Find </w:t>
-      </w:r>
-      <w:r>
-        <w:rPr>
-          <w:i/>
-          <w:iCs/>
-          <w:lang w:val="en-GB"/>
-        </w:rPr>
-        <w:t>r</w:t>
-      </w:r>
-      <w:r>
-        <w:rPr>
-          <w:i/>
-          <w:iCs/>
-          <w:vertAlign w:val="subscript"/>
-          <w:lang w:val="en-GB"/>
-        </w:rPr>
-        <w:t>mut</w:t>
-      </w:r>
-      <w:r>
-        <w:rPr>
-          <w:lang w:val="en-GB"/>
-        </w:rPr>
-        <w:t xml:space="preserve"> = </w:t>
-      </w:r>
-      <w:r>
-        <w:rPr>
-          <w:i/>
-          <w:iCs/>
-          <w:lang w:val="en-GB"/>
-        </w:rPr>
-        <w:t>mutual</w:t>
-      </w:r>
-      <w:r>
-        <w:rPr>
-          <w:lang w:val="en-GB"/>
-        </w:rPr>
-        <w:t>(</w:t>
-      </w:r>
-      <w:r>
-        <w:rPr>
-          <w:i/>
-          <w:iCs/>
-          <w:lang w:val="en-GB"/>
-        </w:rPr>
-        <w:t>r1</w:t>
-      </w:r>
-      <w:r>
-        <w:rPr>
-          <w:lang w:val="en-GB"/>
-        </w:rPr>
-        <w:t xml:space="preserve">) and add </w:t>
-      </w:r>
-      <w:r>
-        <w:rPr>
-          <w:i/>
-          <w:iCs/>
-          <w:lang w:val="en-GB"/>
-        </w:rPr>
-        <w:t>r</w:t>
-      </w:r>
-      <w:r>
-        <w:rPr>
-          <w:i/>
-          <w:iCs/>
-          <w:vertAlign w:val="subscript"/>
-          <w:lang w:val="en-GB"/>
-        </w:rPr>
-        <w:t>mut</w:t>
-      </w:r>
-      <w:r>
-        <w:rPr>
-          <w:i/>
-          <w:iCs/>
-          <w:lang w:val="en-GB"/>
-        </w:rPr>
-        <w:t>(b,a)</w:t>
-      </w:r>
-      <w:r>
-        <w:rPr>
-          <w:lang w:val="en-GB"/>
-        </w:rPr>
-        <w:t xml:space="preserve"> to </w:t>
-      </w:r>
-      <w:r>
-        <w:rPr>
-          <w:i/>
-          <w:iCs/>
-          <w:lang w:val="en-GB"/>
-        </w:rPr>
-        <w:t>derived</w:t>
-      </w:r>
+      <w:del w:id="41" w:author="Matthias Raemaekers" w:date="2026-09-28T10:41:00Z" w16du:dateUtc="2026-09-28T08:41:00Z">
+        <w:r>
+          <w:rPr>
+            <w:lang w:val="en-GB"/>
+          </w:rPr>
+          <w:delText xml:space="preserve">Loop </w:delText>
+        </w:r>
+        <w:r>
+          <w:rPr>
+            <w:lang w:val="en-GB"/>
+          </w:rPr>
+          <w:delText>input relations</w:delText>
+        </w:r>
+        <w:r>
+          <w:rPr>
+            <w:lang w:val="en-GB"/>
+          </w:rPr>
+          <w:delText xml:space="preserve"> </w:delText>
+        </w:r>
+      </w:del>
+      <w:del w:id="42" w:author="Matthias Raemaekers" w:date="2026-09-28T10:42:00Z" w16du:dateUtc="2026-09-28T08:42:00Z">
+        <w:r>
+          <w:rPr>
+            <w:lang w:val="en-GB"/>
+          </w:rPr>
+          <w:delText>and instances of relations</w:delText>
+        </w:r>
+        <w:r>
+          <w:rPr>
+            <w:lang w:val="en-GB"/>
+          </w:rPr>
+          <w:delText xml:space="preserve"> </w:delText>
+        </w:r>
+        <w:r>
+          <w:rPr>
+            <w:i/>
+            <w:iCs/>
+            <w:lang w:val="en-GB"/>
+          </w:rPr>
+          <w:delText>r1(a,b)</w:delText>
+        </w:r>
+      </w:del>
     </w:p>
     <w:p>
       <w:pPr>
@@ -5674,11 +5763,207 @@
       </w:pPr>
       <w:r>
         <w:rPr>
+          <w:lang w:val="en-GB"/>
+        </w:rPr>
+        <w:t xml:space="preserve">Find </w:t>
+      </w:r>
+      <w:r>
+        <w:rPr>
           <w:i/>
           <w:iCs/>
           <w:lang w:val="en-GB"/>
         </w:rPr>
-        <w:t>Loop input relations again for instances r2(</w:t>
+        <w:t>r</w:t>
+      </w:r>
+      <w:r>
+        <w:rPr>
+          <w:i/>
+          <w:iCs/>
+          <w:vertAlign w:val="subscript"/>
+          <w:lang w:val="en-GB"/>
+        </w:rPr>
+        <w:t>mut</w:t>
+      </w:r>
+      <w:r>
+        <w:rPr>
+          <w:lang w:val="en-GB"/>
+        </w:rPr>
+        <w:t xml:space="preserve"> = </w:t>
+      </w:r>
+      <w:r>
+        <w:rPr>
+          <w:i/>
+          <w:iCs/>
+          <w:lang w:val="en-GB"/>
+        </w:rPr>
+        <w:t>mutual</w:t>
+      </w:r>
+      <w:r>
+        <w:rPr>
+          <w:lang w:val="en-GB"/>
+        </w:rPr>
+        <w:t>(</w:t>
+      </w:r>
+      <w:r>
+        <w:rPr>
+          <w:i/>
+          <w:iCs/>
+          <w:lang w:val="en-GB"/>
+        </w:rPr>
+        <w:t>r1</w:t>
+      </w:r>
+      <w:r>
+        <w:rPr>
+          <w:lang w:val="en-GB"/>
+        </w:rPr>
+        <w:t xml:space="preserve">) and add </w:t>
+      </w:r>
+      <w:r>
+        <w:rPr>
+          <w:i/>
+          <w:iCs/>
+          <w:lang w:val="en-GB"/>
+        </w:rPr>
+        <w:t>r</w:t>
+      </w:r>
+      <w:r>
+        <w:rPr>
+          <w:i/>
+          <w:iCs/>
+          <w:vertAlign w:val="subscript"/>
+          <w:lang w:val="en-GB"/>
+        </w:rPr>
+        <w:t>mut</w:t>
+      </w:r>
+      <w:r>
+        <w:rPr>
+          <w:i/>
+          <w:iCs/>
+          <w:lang w:val="en-GB"/>
+        </w:rPr>
+        <w:t>(b,a)</w:t>
+      </w:r>
+      <w:r>
+        <w:rPr>
+          <w:lang w:val="en-GB"/>
+        </w:rPr>
+        <w:t xml:space="preserve"> to </w:t>
+      </w:r>
+      <w:r>
+        <w:rPr>
+          <w:i/>
+          <w:iCs/>
+          <w:lang w:val="en-GB"/>
+        </w:rPr>
+        <w:t>derived</w:t>
+      </w:r>
+      <w:ins w:id="43" w:author="Matthias Raemaekers" w:date="2026-09-28T10:42:00Z" w16du:dateUtc="2026-09-28T08:42:00Z">
+        <w:r>
+          <w:rPr>
+            <w:i/>
+            <w:iCs/>
+            <w:lang w:val="en-GB"/>
+          </w:rPr>
+          <w:t xml:space="preserve"> </w:t>
+        </w:r>
+        <w:r>
+          <w:rPr>
+            <w:lang w:val="en-GB"/>
+            <w:rPrChange w:id="44" w:author="Matthias Raemaekers" w:date="2026-09-28T10:42:00Z" w16du:dateUtc="2026-09-28T08:42:00Z">
+              <w:rPr>
+                <w:i/>
+                <w:iCs/>
+                <w:lang w:val="en-GB"/>
+              </w:rPr>
+            </w:rPrChange>
+          </w:rPr>
+          <w:t>and queue</w:t>
+        </w:r>
+      </w:ins>
+    </w:p>
+    <w:p>
+      <w:pPr>
+        <w:pStyle w:val="APA7Body"/>
+        <w:numPr>
+          <w:ilvl w:val="0"/>
+          <w:numId w:val="25"/>
+        </w:numPr>
+        <w:spacing w:after="0" w:line="240" w:lineRule="auto"/>
+        <w:rPr>
+          <w:i/>
+          <w:iCs/>
+          <w:lang w:val="en-GB"/>
+        </w:rPr>
+      </w:pPr>
+      <w:r>
+        <w:rPr>
+          <w:lang w:val="en-GB"/>
+          <w:rPrChange w:id="45" w:author="Matthias Raemaekers" w:date="2026-09-28T10:43:00Z" w16du:dateUtc="2026-09-28T08:43:00Z">
+            <w:rPr>
+              <w:i/>
+              <w:iCs/>
+              <w:lang w:val="en-GB"/>
+            </w:rPr>
+          </w:rPrChange>
+        </w:rPr>
+        <w:t xml:space="preserve">Loop </w:t>
+      </w:r>
+      <w:del w:id="46" w:author="Matthias Raemaekers" w:date="2026-09-28T10:43:00Z" w16du:dateUtc="2026-09-28T08:43:00Z">
+        <w:r>
+          <w:rPr>
+            <w:lang w:val="en-GB"/>
+            <w:rPrChange w:id="47" w:author="Matthias Raemaekers" w:date="2026-09-28T10:43:00Z" w16du:dateUtc="2026-09-28T08:43:00Z">
+              <w:rPr>
+                <w:i/>
+                <w:iCs/>
+                <w:lang w:val="en-GB"/>
+              </w:rPr>
+            </w:rPrChange>
+          </w:rPr>
+          <w:delText xml:space="preserve">input </w:delText>
+        </w:r>
+      </w:del>
+      <w:ins w:id="48" w:author="Matthias Raemaekers" w:date="2026-09-28T10:43:00Z" w16du:dateUtc="2026-09-28T08:43:00Z">
+        <w:r>
+          <w:rPr>
+            <w:lang w:val="en-GB"/>
+          </w:rPr>
+          <w:t>queue</w:t>
+        </w:r>
+        <w:r>
+          <w:rPr>
+            <w:lang w:val="en-GB"/>
+            <w:rPrChange w:id="49" w:author="Matthias Raemaekers" w:date="2026-09-28T10:43:00Z" w16du:dateUtc="2026-09-28T08:43:00Z">
+              <w:rPr>
+                <w:i/>
+                <w:iCs/>
+                <w:lang w:val="en-GB"/>
+              </w:rPr>
+            </w:rPrChange>
+          </w:rPr>
+          <w:t xml:space="preserve"> </w:t>
+        </w:r>
+      </w:ins>
+      <w:r>
+        <w:rPr>
+          <w:lang w:val="en-GB"/>
+          <w:rPrChange w:id="50" w:author="Matthias Raemaekers" w:date="2026-09-28T10:43:00Z" w16du:dateUtc="2026-09-28T08:43:00Z">
+            <w:rPr>
+              <w:i/>
+              <w:iCs/>
+              <w:lang w:val="en-GB"/>
+            </w:rPr>
+          </w:rPrChange>
+        </w:rPr>
+        <w:t>relations again for instances</w:t>
+      </w:r>
+      <w:r>
+        <w:rPr>
+          <w:i/>
+          <w:iCs/>
+          <w:lang w:val="en-GB"/>
+        </w:rPr>
+        <w:t xml:space="preserve"> r2(</w:t>
       </w:r>
       <w:r>
         <w:rPr>
@@ -5872,6 +6157,22 @@
         </w:rPr>
         <w:t>derived</w:t>
       </w:r>
+      <w:ins w:id="51" w:author="Matthias Raemaekers" w:date="2026-09-28T10:44:00Z" w16du:dateUtc="2026-09-28T08:44:00Z">
+        <w:r>
+          <w:rPr>
+            <w:i/>
+            <w:iCs/>
+            <w:lang w:val="en-GB"/>
+          </w:rPr>
+          <w:t xml:space="preserve"> </w:t>
+        </w:r>
+        <w:r>
+          <w:rPr>
+            <w:lang w:val="en-GB"/>
+          </w:rPr>
+          <w:t>and queue</w:t>
+        </w:r>
+      </w:ins>
     </w:p>
     <w:p>
       <w:pPr>
@@ -5899,6 +6200,29 @@
         </w:rPr>
         <w:t>derived</w:t>
       </w:r>
+      <w:ins w:id="52" w:author="Matthias Raemaekers" w:date="2026-09-28T10:44:00Z" w16du:dateUtc="2026-09-28T08:44:00Z">
+        <w:r>
+          <w:rPr>
+            <w:i/>
+            <w:iCs/>
+            <w:lang w:val="en-GB"/>
+          </w:rPr>
+          <w:t xml:space="preserve"> </w:t>
+        </w:r>
+        <w:r>
+          <w:rPr>
+            <w:lang w:val="en-GB"/>
+            <w:rPrChange w:id="53" w:author="Matthias Raemaekers" w:date="2026-09-28T10:44:00Z" w16du:dateUtc="2026-09-28T08:44:00Z">
+              <w:rPr>
+                <w:i/>
+                <w:iCs/>
+                <w:lang w:val="en-GB"/>
+              </w:rPr>
+            </w:rPrChange>
+          </w:rPr>
+          <w:t>and queue</w:t>
+        </w:r>
+      </w:ins>
     </w:p>
     <w:p>
       <w:pPr>
@@ -5934,7 +6258,11 @@
         <w:t>The first tool we develop</w:t>
       </w:r>
       <w:r>
-        <w:t xml:space="preserve">ed using the automated relational derivation algorithm was intended to help researchers visualize the relational complexity of the tasks and procedures they use. </w:t>
+        <w:t xml:space="preserve">ed using the automated relational derivation algorithm was intended to help researchers visualize the relational complexity of the tasks and procedures </w:t>
+      </w:r>
+      <w:r>
+        <w:lastRenderedPageBreak/>
+        <w:t xml:space="preserve">they use. </w:t>
       </w:r>
       <w:r>
         <w:t xml:space="preserve">Due to the generativity of human relational responding, </w:t>
@@ -5955,11 +6283,7 @@
         <w:t xml:space="preserve">participants </w:t>
       </w:r>
       <w:r>
-        <w:t xml:space="preserve">to respond in accordance with particular relations (i.e., provide feedback for selecting a particular comparison stimulus in the presence of a sample stimulus), and then test whether participants also respond in accordance with relations that can be derived from the trained relations (i.e., through bidirectionality or </w:t>
-      </w:r>
-      <w:r>
-        <w:lastRenderedPageBreak/>
-        <w:t>transitivity of relations)</w:t>
+        <w:t>to respond in accordance with particular relations (i.e., provide feedback for selecting a particular comparison stimulus in the presence of a sample stimulus), and then test whether participants also respond in accordance with relations that can be derived from the trained relations (i.e., through bidirectionality or transitivity of relations)</w:t>
       </w:r>
       <w:r>
         <w:t>, in the absence of feedback.</w:t>
@@ -6242,7 +6566,11 @@
         <w:t>Stimuli are then</w:t>
       </w:r>
       <w:r>
-        <w:t xml:space="preserve"> represented as nodes and each relations as a directed arrow between t</w:t>
+        <w:t xml:space="preserve"> represented as nodes and each relations as a directed arrow </w:t>
+      </w:r>
+      <w:r>
+        <w:lastRenderedPageBreak/>
+        <w:t>between t</w:t>
       </w:r>
       <w:r>
         <w:t>wo nodes</w:t>
@@ -6331,325 +6659,321 @@
         <w:rPr>
           <w:rStyle w:val="APA7H4Char"/>
         </w:rPr>
+        <w:t>Online Application</w:t>
+      </w:r>
+      <w:r>
+        <w:t xml:space="preserve">. </w:t>
+      </w:r>
+      <w:r>
+        <w:t>We also created a</w:t>
+      </w:r>
+      <w:r>
+        <w:t xml:space="preserve"> </w:t>
+      </w:r>
+      <w:r>
+        <w:t>Streamlit application</w:t>
+      </w:r>
+      <w:r>
+        <w:rPr>
+          <w:rStyle w:val="FootnoteReference"/>
+        </w:rPr>
+        <w:footnoteReference w:id="3"/>
+      </w:r>
+      <w:r>
+        <w:t xml:space="preserve"> to provide a user-friendly, interactive graphical interface for </w:t>
+      </w:r>
+      <w:r>
+        <w:t>constructing, deriving and visualizing relational networks without requiring users to write Python code</w:t>
+      </w:r>
+      <w:r>
+        <w:t>.</w:t>
+      </w:r>
+      <w:r>
+        <w:t xml:space="preserve"> </w:t>
+      </w:r>
+      <w:r>
+        <w:t xml:space="preserve">The app interface presents some basic information and instructions centrally, and provides a sidebar where users can specify the relational network and plot settings. </w:t>
+      </w:r>
+      <w:r>
+        <w:t xml:space="preserve">Users are first required </w:t>
+      </w:r>
+      <w:r>
+        <w:t xml:space="preserve">to specify the </w:t>
+      </w:r>
+      <w:r>
+        <w:t xml:space="preserve">number of stimuli that make up the network (with </w:t>
+      </w:r>
+      <w:r>
+        <w:t xml:space="preserve">accompanying </w:t>
+      </w:r>
+      <w:r>
+        <w:t>labels) and the relation</w:t>
+      </w:r>
+      <w:r>
+        <w:t xml:space="preserve"> types</w:t>
+      </w:r>
+      <w:r>
+        <w:t xml:space="preserve"> involved in the network</w:t>
+      </w:r>
+      <w:r>
+        <w:t xml:space="preserve"> (e.g., same, different, opposite to, more than, etc.)</w:t>
+      </w:r>
+      <w:r>
+        <w:t>.</w:t>
+      </w:r>
+      <w:r>
+        <w:t xml:space="preserve"> A</w:t>
+      </w:r>
+      <w:r>
+        <w:t xml:space="preserve">fter selecting one or more relation types, users can specify how many stimulus pairs instantiate each relation and then select the source and target stimulus for each pair from dropdown menus </w:t>
+      </w:r>
+      <w:r>
+        <w:t xml:space="preserve">with </w:t>
+      </w:r>
+      <w:r>
+        <w:t>stimulus</w:t>
+      </w:r>
+      <w:r>
+        <w:t xml:space="preserve"> </w:t>
+      </w:r>
+      <w:r>
+        <w:t>label</w:t>
+      </w:r>
+      <w:r>
+        <w:t>s</w:t>
+      </w:r>
+      <w:r>
+        <w:t>.</w:t>
+      </w:r>
+      <w:r>
+        <w:t xml:space="preserve"> Users have the option to apply t</w:t>
+      </w:r>
+      <w:r>
+        <w:t>h</w:t>
+      </w:r>
+      <w:r>
+        <w:t xml:space="preserve">is </w:t>
+      </w:r>
+      <w:r>
+        <w:t xml:space="preserve">same logic can to manually define derived relations, allowing </w:t>
+      </w:r>
+      <w:r>
+        <w:t>them to</w:t>
+      </w:r>
+      <w:r>
+        <w:t xml:space="preserve"> either rely on automatic derivation from the baseline network or to supply a custom derived network for visualization</w:t>
+      </w:r>
+      <w:r>
+        <w:t xml:space="preserve"> (e.g., if user wants to display only a subset of derived relations)</w:t>
+      </w:r>
+      <w:r>
+        <w:t>.</w:t>
+      </w:r>
+      <w:r>
+        <w:t xml:space="preserve"> </w:t>
+      </w:r>
+      <w:r>
+        <w:t>Users can independently control which relation</w:t>
+      </w:r>
+      <w:r>
+        <w:t xml:space="preserve">s </w:t>
+      </w:r>
+      <w:r>
+        <w:t>are displayed</w:t>
+      </w:r>
+      <w:r>
+        <w:t xml:space="preserve"> (i.e., </w:t>
+      </w:r>
+      <w:r>
+        <w:t>baseline, mutually entailed,</w:t>
+      </w:r>
+      <w:r>
+        <w:t xml:space="preserve"> </w:t>
+      </w:r>
+      <w:r>
+        <w:t>and combinatorially entailed relations</w:t>
+      </w:r>
+      <w:r>
+        <w:t xml:space="preserve"> separate or combined)</w:t>
+      </w:r>
+      <w:r>
+        <w:t xml:space="preserve"> and can choose </w:t>
+      </w:r>
+      <w:r>
+        <w:t>among circular, spring, degree-based, hierarchical, and manual layouts</w:t>
+      </w:r>
+      <w:r>
+        <w:t>. Finally, u</w:t>
+      </w:r>
+      <w:r>
+        <w:t xml:space="preserve">sers can </w:t>
+      </w:r>
+      <w:r>
+        <w:t xml:space="preserve">choose a title, </w:t>
+      </w:r>
+      <w:r>
+        <w:t xml:space="preserve">select colors for baseline, mutually entailed, and combinatorially entailed </w:t>
+      </w:r>
+      <w:r>
+        <w:t xml:space="preserve">relation </w:t>
+      </w:r>
+      <w:r>
+        <w:t>arrows; adjust arrow curvature; modify the offset of relation labels; and set font and stimulus-marker sizes.</w:t>
+      </w:r>
+      <w:r>
+        <w:t xml:space="preserve"> Once the desired settings have been selected, users can click a button to generate the plot</w:t>
+      </w:r>
+      <w:r>
+        <w:t xml:space="preserve">, which will be directly displayed in the app and provide users an option to download </w:t>
+      </w:r>
+      <w:r>
+        <w:t xml:space="preserve">it as </w:t>
+      </w:r>
+      <w:r>
+        <w:t>a png</w:t>
+      </w:r>
+      <w:r>
+        <w:t>-file</w:t>
+      </w:r>
+      <w:r>
+        <w:t>.</w:t>
+      </w:r>
+    </w:p>
+    <w:p>
+      <w:pPr>
+        <w:pStyle w:val="APA7H3"/>
+      </w:pPr>
+      <w:r>
         <w:lastRenderedPageBreak/>
-        <w:t>Online Application</w:t>
-      </w:r>
-      <w:r>
-        <w:t xml:space="preserve">. </w:t>
-      </w:r>
-      <w:r>
-        <w:t>We also created a</w:t>
+        <w:t>Match</w:t>
+      </w:r>
+      <w:r>
+        <w:t>ing</w:t>
+      </w:r>
+      <w:r>
+        <w:t xml:space="preserve">-to-Sample </w:t>
+      </w:r>
+      <w:r>
+        <w:t>Procedure Generator</w:t>
+      </w:r>
+    </w:p>
+    <w:p>
+      <w:pPr>
+        <w:pStyle w:val="APA7Body"/>
+      </w:pPr>
+      <w:r>
+        <w:t xml:space="preserve">The second tool we present in this manuscript </w:t>
+      </w:r>
+      <w:r>
+        <w:t xml:space="preserve">allows users to generate matching-to-sample procedures. </w:t>
+      </w:r>
+      <w:r>
+        <w:t xml:space="preserve">MTS procedures have long been used in </w:t>
+      </w:r>
+      <w:r>
+        <w:t xml:space="preserve">behavior-analytic research </w:t>
+      </w:r>
+      <w:r>
+        <w:t>(</w:t>
+      </w:r>
+      <w:r>
+        <w:t>stimulus equivalence</w:t>
+      </w:r>
+      <w:r>
+        <w:t xml:space="preserve">: e.g., </w:t>
+      </w:r>
+      <w:r>
+        <w:t>S</w:t>
+      </w:r>
+      <w:r>
+        <w:t>idman</w:t>
+      </w:r>
+      <w:r>
+        <w:t>, 1994</w:t>
+      </w:r>
+      <w:r>
+        <w:t>; Perez et al., 2023</w:t>
+      </w:r>
+      <w:r>
+        <w:t xml:space="preserve">; </w:t>
+      </w:r>
+      <w:r>
+        <w:t>and relational responding</w:t>
+      </w:r>
+      <w:r>
+        <w:t>: e.g.,</w:t>
+      </w:r>
+      <w:r>
+        <w:t xml:space="preserve"> Steele &amp; Hayes, 1991;</w:t>
       </w:r>
       <w:r>
         <w:t xml:space="preserve"> </w:t>
       </w:r>
       <w:r>
-        <w:t>Streamlit application</w:t>
-      </w:r>
-      <w:r>
-        <w:rPr>
-          <w:rStyle w:val="FootnoteReference"/>
-        </w:rPr>
-        <w:footnoteReference w:id="3"/>
-      </w:r>
-      <w:r>
-        <w:t xml:space="preserve"> to provide a user-friendly, interactive graphical interface for </w:t>
-      </w:r>
-      <w:r>
-        <w:t>constructing, deriving and visualizing relational networks without requiring users to write Python code</w:t>
+        <w:t>D</w:t>
+      </w:r>
+      <w:r>
+        <w:t>ougher et al.</w:t>
+      </w:r>
+      <w:r>
+        <w:t>,</w:t>
+      </w:r>
+      <w:r>
+        <w:t xml:space="preserve"> 2007</w:t>
+      </w:r>
+      <w:r>
+        <w:t>; Delabie et al., 2021</w:t>
+      </w:r>
+      <w:r>
+        <w:t>)</w:t>
+      </w:r>
+      <w:r>
+        <w:t xml:space="preserve"> and </w:t>
+      </w:r>
+      <w:r>
+        <w:t xml:space="preserve">in </w:t>
+      </w:r>
+      <w:r>
+        <w:t xml:space="preserve">cognitive psychology (e.g., Premack, </w:t>
+      </w:r>
+      <w:r>
+        <w:t>1983;</w:t>
+      </w:r>
+      <w:r>
+        <w:t xml:space="preserve"> Shivaram et al., 2026</w:t>
+      </w:r>
+      <w:r>
+        <w:t>)</w:t>
+      </w:r>
+      <w:r>
+        <w:t>, and variants of it are frequently used in applied clinical settings (e.g., Dixon</w:t>
+      </w:r>
+      <w:r>
+        <w:t xml:space="preserve"> et al., 2017</w:t>
+      </w:r>
+      <w:r>
+        <w:t xml:space="preserve">; </w:t>
+      </w:r>
+      <w:r>
+        <w:t xml:space="preserve">Kirsten </w:t>
+      </w:r>
+      <w:r>
+        <w:t xml:space="preserve">et al., </w:t>
+      </w:r>
+      <w:r>
+        <w:t>2021</w:t>
+      </w:r>
+      <w:r>
+        <w:t>; Maes et al., 2026</w:t>
+      </w:r>
+      <w:r>
+        <w:t>)</w:t>
       </w:r>
       <w:r>
         <w:t>.</w:t>
       </w:r>
       <w:r>
-        <w:t xml:space="preserve"> </w:t>
-      </w:r>
-      <w:r>
-        <w:t xml:space="preserve">The app interface presents some basic information and instructions centrally, and provides a sidebar where users can specify the relational network and plot settings. </w:t>
-      </w:r>
-      <w:r>
-        <w:t xml:space="preserve">Users are first required </w:t>
-      </w:r>
-      <w:r>
-        <w:t xml:space="preserve">to specify the </w:t>
-      </w:r>
-      <w:r>
-        <w:t xml:space="preserve">number of stimuli that make up the network (with </w:t>
-      </w:r>
-      <w:r>
-        <w:t xml:space="preserve">accompanying </w:t>
-      </w:r>
-      <w:r>
-        <w:t>labels) and the relation</w:t>
-      </w:r>
-      <w:r>
-        <w:t xml:space="preserve"> types</w:t>
-      </w:r>
-      <w:r>
-        <w:t xml:space="preserve"> involved in the network</w:t>
-      </w:r>
-      <w:r>
-        <w:t xml:space="preserve"> (e.g., same, different, opposite to, more than, etc.)</w:t>
-      </w:r>
-      <w:r>
-        <w:t>.</w:t>
-      </w:r>
-      <w:r>
-        <w:t xml:space="preserve"> A</w:t>
-      </w:r>
-      <w:r>
-        <w:t xml:space="preserve">fter selecting one or more relation types, users can specify how many stimulus pairs instantiate each relation and then select the source and target stimulus for each pair from dropdown menus </w:t>
-      </w:r>
-      <w:r>
-        <w:t xml:space="preserve">with </w:t>
-      </w:r>
-      <w:r>
-        <w:t>stimulus</w:t>
-      </w:r>
-      <w:r>
-        <w:t xml:space="preserve"> </w:t>
-      </w:r>
-      <w:r>
-        <w:t>label</w:t>
-      </w:r>
-      <w:r>
-        <w:t>s</w:t>
-      </w:r>
-      <w:r>
-        <w:t>.</w:t>
-      </w:r>
-      <w:r>
-        <w:t xml:space="preserve"> Users have the option to apply t</w:t>
-      </w:r>
-      <w:r>
-        <w:t>h</w:t>
-      </w:r>
-      <w:r>
-        <w:t xml:space="preserve">is </w:t>
-      </w:r>
-      <w:r>
-        <w:t xml:space="preserve">same logic can to manually define derived relations, allowing </w:t>
-      </w:r>
-      <w:r>
-        <w:t>them to</w:t>
-      </w:r>
-      <w:r>
-        <w:t xml:space="preserve"> either rely on automatic derivation from the baseline network or to supply a custom derived network for visualization</w:t>
-      </w:r>
-      <w:r>
-        <w:t xml:space="preserve"> (e.g., if user wants to display only a subset of derived relations)</w:t>
-      </w:r>
-      <w:r>
-        <w:t>.</w:t>
-      </w:r>
-      <w:r>
-        <w:t xml:space="preserve"> </w:t>
-      </w:r>
-      <w:r>
-        <w:t>Users can independently control which relation</w:t>
-      </w:r>
-      <w:r>
-        <w:t xml:space="preserve">s </w:t>
-      </w:r>
-      <w:r>
-        <w:t>are displayed</w:t>
-      </w:r>
-      <w:r>
-        <w:t xml:space="preserve"> (i.e., </w:t>
-      </w:r>
-      <w:r>
-        <w:t>baseline, mutually entailed,</w:t>
-      </w:r>
-      <w:r>
-        <w:t xml:space="preserve"> </w:t>
-      </w:r>
-      <w:r>
-        <w:t>and combinatorially entailed relations</w:t>
-      </w:r>
-      <w:r>
-        <w:t xml:space="preserve"> separate or combined)</w:t>
-      </w:r>
-      <w:r>
-        <w:t xml:space="preserve"> and can choose </w:t>
-      </w:r>
-      <w:r>
-        <w:t>among circular, spring, degree-based, hierarchical, and manual layouts</w:t>
-      </w:r>
-      <w:r>
-        <w:t>. Finally, u</w:t>
-      </w:r>
-      <w:r>
-        <w:t xml:space="preserve">sers can </w:t>
-      </w:r>
-      <w:r>
-        <w:t xml:space="preserve">choose a title, </w:t>
-      </w:r>
-      <w:r>
-        <w:t xml:space="preserve">select colors for baseline, mutually entailed, and combinatorially entailed </w:t>
-      </w:r>
-      <w:r>
-        <w:t xml:space="preserve">relation </w:t>
-      </w:r>
-      <w:r>
-        <w:t>arrows; adjust arrow curvature; modify the offset of relation labels; and set font and stimulus-marker sizes.</w:t>
-      </w:r>
-      <w:r>
-        <w:t xml:space="preserve"> Once the desired settings have been selected, users can click a button to generate the plot</w:t>
-      </w:r>
-      <w:r>
-        <w:t xml:space="preserve">, which will be directly displayed in the app and provide users an option to download </w:t>
-      </w:r>
-      <w:r>
-        <w:t xml:space="preserve">it as </w:t>
-      </w:r>
-      <w:r>
-        <w:t>a png</w:t>
-      </w:r>
-      <w:r>
-        <w:t>-file</w:t>
-      </w:r>
-      <w:r>
-        <w:t>.</w:t>
-      </w:r>
-    </w:p>
-    <w:p>
-      <w:pPr>
-        <w:pStyle w:val="APA7H3"/>
-      </w:pPr>
-      <w:r>
-        <w:t>Match</w:t>
-      </w:r>
-      <w:r>
-        <w:t>ing</w:t>
-      </w:r>
-      <w:r>
-        <w:t xml:space="preserve">-to-Sample </w:t>
-      </w:r>
-      <w:r>
-        <w:t>Procedure Generator</w:t>
-      </w:r>
-    </w:p>
-    <w:p>
-      <w:pPr>
-        <w:pStyle w:val="APA7Body"/>
-      </w:pPr>
-      <w:r>
-        <w:t xml:space="preserve">The second tool we present in this manuscript </w:t>
-      </w:r>
-      <w:r>
-        <w:t xml:space="preserve">allows users to generate matching-to-sample procedures. </w:t>
-      </w:r>
-      <w:r>
-        <w:t xml:space="preserve">MTS procedures have long been used in </w:t>
-      </w:r>
-      <w:r>
-        <w:t xml:space="preserve">behavior-analytic research </w:t>
-      </w:r>
-      <w:r>
-        <w:t>(</w:t>
-      </w:r>
-      <w:r>
-        <w:t>stimulus equivalence</w:t>
-      </w:r>
-      <w:r>
-        <w:t xml:space="preserve">: e.g., </w:t>
-      </w:r>
-      <w:r>
-        <w:t>S</w:t>
-      </w:r>
-      <w:r>
-        <w:t>idman</w:t>
-      </w:r>
-      <w:r>
-        <w:t>, 1994</w:t>
-      </w:r>
-      <w:r>
-        <w:t>; Perez et al., 2023</w:t>
-      </w:r>
-      <w:r>
-        <w:t xml:space="preserve">; </w:t>
-      </w:r>
-      <w:r>
-        <w:t>and relational responding</w:t>
-      </w:r>
-      <w:r>
-        <w:t>: e.g.,</w:t>
-      </w:r>
-      <w:r>
-        <w:t xml:space="preserve"> Steele &amp; Hayes, 1991;</w:t>
-      </w:r>
-      <w:r>
-        <w:t xml:space="preserve"> </w:t>
-      </w:r>
-      <w:r>
-        <w:t>D</w:t>
-      </w:r>
-      <w:r>
-        <w:t>ougher et al.</w:t>
-      </w:r>
-      <w:r>
-        <w:t>,</w:t>
-      </w:r>
-      <w:r>
-        <w:t xml:space="preserve"> 2007</w:t>
-      </w:r>
-      <w:r>
-        <w:t>; Delabie et al., 2021</w:t>
-      </w:r>
-      <w:r>
-        <w:t>)</w:t>
-      </w:r>
-      <w:r>
-        <w:t xml:space="preserve"> and </w:t>
-      </w:r>
-      <w:r>
-        <w:t xml:space="preserve">in </w:t>
-      </w:r>
-      <w:r>
-        <w:t xml:space="preserve">cognitive psychology (e.g., Premack, </w:t>
-      </w:r>
-      <w:r>
-        <w:t>1983;</w:t>
-      </w:r>
-      <w:r>
-        <w:t xml:space="preserve"> Shivaram et al., 2026</w:t>
-      </w:r>
-      <w:r>
-        <w:t>)</w:t>
-      </w:r>
-      <w:r>
-        <w:t>, and variants of it are frequently used in applied clinical settings (e.g., Dixon</w:t>
-      </w:r>
-      <w:r>
-        <w:t xml:space="preserve"> et al., 2017</w:t>
-      </w:r>
-      <w:r>
-        <w:t xml:space="preserve">; </w:t>
-      </w:r>
-      <w:r>
-        <w:t xml:space="preserve">Kirsten </w:t>
-      </w:r>
-      <w:r>
-        <w:t xml:space="preserve">et al., </w:t>
-      </w:r>
-      <w:r>
-        <w:t>2021</w:t>
-      </w:r>
-      <w:r>
-        <w:t>; Maes et al., 2026</w:t>
-      </w:r>
-      <w:r>
-        <w:t>)</w:t>
-      </w:r>
-      <w:r>
-        <w:t>.</w:t>
-      </w:r>
-      <w:r>
-        <w:t xml:space="preserve"> Setting up such </w:t>
-      </w:r>
-      <w:r>
-        <w:lastRenderedPageBreak/>
-        <w:t>MTS procedures can be cumbersome, however</w:t>
+        <w:t xml:space="preserve"> Setting up such MTS procedures can be cumbersome, however</w:t>
       </w:r>
       <w:r>
         <w:t>, not only because is the abovementioned combinatorial explosion</w:t>
@@ -6773,6 +7097,11 @@
       <w:r>
         <w:t xml:space="preserve"> MTS procedure</w:t>
       </w:r>
+      <w:ins w:id="54" w:author="Matthias Raemaekers" w:date="2026-09-28T10:45:00Z" w16du:dateUtc="2026-09-28T08:45:00Z">
+        <w:r>
+          <w:t>, other procedures used in RFT and stimulus equivalence research,</w:t>
+        </w:r>
+      </w:ins>
       <w:r>
         <w:t xml:space="preserve"> or a transitive-inference </w:t>
       </w:r>
@@ -6780,7 +7109,11 @@
         <w:t>task</w:t>
       </w:r>
       <w:r>
-        <w:t>. These presets define the relevant baseline relations, derived relations to be tested</w:t>
+        <w:t xml:space="preserve">. These presets define the relevant baseline </w:t>
+      </w:r>
+      <w:r>
+        <w:lastRenderedPageBreak/>
+        <w:t>relations, derived relations to be tested</w:t>
       </w:r>
       <w:r>
         <w:t xml:space="preserve"> and stimulus labels</w:t>
@@ -6828,17 +7161,29 @@
         <w:t xml:space="preserve"> (also excluding opposition relations if the cued relation is difference)</w:t>
       </w:r>
       <w:r>
-        <w:t>. For each repetition</w:t>
+        <w:t>.</w:t>
+      </w:r>
+      <w:ins w:id="55" w:author="Matthias Raemaekers" w:date="2026-09-28T10:58:00Z" w16du:dateUtc="2026-09-28T08:58:00Z">
+        <w:r>
+          <w:t xml:space="preserve"> If insufficient unrelated stimuli</w:t>
+        </w:r>
+      </w:ins>
+      <w:r>
+        <w:t xml:space="preserve"> </w:t>
+      </w:r>
+      <w:ins w:id="56" w:author="Matthias Raemaekers" w:date="2026-09-28T10:58:00Z" w16du:dateUtc="2026-09-28T08:58:00Z">
+        <w:r>
+          <w:t xml:space="preserve">are available to serve as comparison stimuli, novel stimuli are added. </w:t>
+        </w:r>
+      </w:ins>
+      <w:r>
+        <w:t>For each repetition</w:t>
       </w:r>
       <w:r>
         <w:t xml:space="preserve"> of a trial (as </w:t>
       </w:r>
       <w:r>
-        <w:t xml:space="preserve">specified </w:t>
-      </w:r>
-      <w:r>
-        <w:lastRenderedPageBreak/>
-        <w:t>by the user)</w:t>
+        <w:t>specified by the user)</w:t>
       </w:r>
       <w:r>
         <w:t xml:space="preserve">, one valid comparison set is randomly selected and its order is randomized </w:t>
@@ -6957,7 +7302,11 @@
         <w:t>The app allows users to specify the relational network, configure the procedure, preview the generated trials, and export the resulting task as a CSV file</w:t>
       </w:r>
       <w:r>
-        <w:t xml:space="preserve"> that users can then upload into their preferred experimental software</w:t>
+        <w:t xml:space="preserve"> that users can then upload into their </w:t>
+      </w:r>
+      <w:r>
+        <w:lastRenderedPageBreak/>
+        <w:t>preferred experimental software</w:t>
       </w:r>
       <w:r>
         <w:t>. It therefore serves as a graphical front end to the underlying MTS trial-generation function.</w:t>
@@ -6972,7 +7321,33 @@
         <w:t xml:space="preserve">(e.g., the Steele &amp; Hayes, 1991, MTS procedure; a transitive inference procedure; etc.) </w:t>
       </w:r>
       <w:r>
-        <w:t xml:space="preserve">or to define a network manually. When a preset is selected, the app uses predefined structures </w:t>
+        <w:t>or to define a network manually. When</w:t>
+      </w:r>
+      <w:ins w:id="57" w:author="Matthias Raemaekers" w:date="2026-09-28T11:00:00Z" w16du:dateUtc="2026-09-28T09:00:00Z">
+        <w:r>
+          <w:t xml:space="preserve"> the user indicates to use a preset, a dropdown menu presents the available presets</w:t>
+        </w:r>
+      </w:ins>
+      <w:ins w:id="58" w:author="Matthias Raemaekers" w:date="2026-09-28T11:01:00Z" w16du:dateUtc="2026-09-28T09:01:00Z">
+        <w:r>
+          <w:t xml:space="preserve"> for the user to choose from</w:t>
+        </w:r>
+        <w:r>
+          <w:t xml:space="preserve">, </w:t>
+        </w:r>
+      </w:ins>
+      <w:del w:id="59" w:author="Matthias Raemaekers" w:date="2026-09-28T11:00:00Z" w16du:dateUtc="2026-09-28T09:00:00Z">
+        <w:r>
+          <w:delText xml:space="preserve"> a</w:delText>
+        </w:r>
+      </w:del>
+      <w:del w:id="60" w:author="Matthias Raemaekers" w:date="2026-09-28T11:01:00Z" w16du:dateUtc="2026-09-28T09:01:00Z">
+        <w:r>
+          <w:delText xml:space="preserve"> preset is selected,</w:delText>
+        </w:r>
+      </w:del>
+      <w:r>
+        <w:t xml:space="preserve"> the app uses predefined structures </w:t>
       </w:r>
       <w:r>
         <w:t>to generate trials, and users only need to specify desired task characteristics (number of trial repetitions, number of comparison stimuli)</w:t>
@@ -6996,116 +7371,123 @@
         <w:t xml:space="preserve"> </w:t>
       </w:r>
       <w:r>
-        <w:t xml:space="preserve">The app </w:t>
-      </w:r>
+        <w:t xml:space="preserve">The app also allows users to specify derived relations </w:t>
+      </w:r>
+      <w:r>
+        <w:t xml:space="preserve">(i.e., relations to test in the absence of feedback) </w:t>
+      </w:r>
+      <w:r>
+        <w:t xml:space="preserve">manually </w:t>
+      </w:r>
+      <w:r>
+        <w:t xml:space="preserve">in the same way as baseline relations, </w:t>
+      </w:r>
+      <w:r>
+        <w:t>or to leave them unspecified</w:t>
+      </w:r>
+      <w:r>
+        <w:t xml:space="preserve">, in which case they are </w:t>
+      </w:r>
+      <w:r>
+        <w:t>computed automatically</w:t>
+      </w:r>
+      <w:r>
+        <w:t xml:space="preserve"> leveraging the derivation tables and algorithm</w:t>
+      </w:r>
+      <w:r>
+        <w:t>. This design allows users to either test the full set of relations implied by the baseline network or restrict the test phase to a custom subset of derived relations.</w:t>
+      </w:r>
+      <w:ins w:id="61" w:author="Matthias Raemaekers" w:date="2026-09-28T11:02:00Z" w16du:dateUtc="2026-09-28T09:02:00Z">
+        <w:r>
+          <w:t xml:space="preserve"> The app also offers the users the choice to visualize the </w:t>
+        </w:r>
+      </w:ins>
+      <w:ins w:id="62" w:author="Matthias Raemaekers" w:date="2026-09-28T11:03:00Z" w16du:dateUtc="2026-09-28T09:03:00Z">
+        <w:r>
+          <w:t>specified relational network as graph networks.</w:t>
+        </w:r>
+      </w:ins>
+    </w:p>
+    <w:p>
+      <w:pPr>
+        <w:pStyle w:val="APA7Body"/>
+      </w:pPr>
+      <w:r>
+        <w:t xml:space="preserve">In addition to relational-network specification, the app exposes procedural settings </w:t>
+      </w:r>
+      <w:r>
+        <w:t>that determine the size and structure of the resulting procedure</w:t>
+      </w:r>
+      <w:r>
+        <w:t>. Users can set the number of repetitions for baseline training trials</w:t>
+      </w:r>
+      <w:r>
+        <w:t xml:space="preserve"> and </w:t>
+      </w:r>
+      <w:r>
+        <w:t xml:space="preserve">derived test trials, and the number of comparison stimuli presented on each trial. After the user </w:t>
+      </w:r>
+      <w:r>
+        <w:t>has se</w:t>
+      </w:r>
+      <w:r>
+        <w:t>lec</w:t>
+      </w:r>
+      <w:r>
+        <w:t>t</w:t>
+      </w:r>
+      <w:r>
+        <w:t>ed</w:t>
+      </w:r>
+      <w:r>
+        <w:t xml:space="preserve"> the desired </w:t>
+      </w:r>
+      <w:r>
+        <w:t xml:space="preserve">settings and </w:t>
+      </w:r>
+      <w:r>
+        <w:t>clicks the generation button, the app calls the MTS trial-generation function. The returned trial dictionary is converted into a tabular data frame containing the trial identifier, trial type, relation, sample stimulus, cue, comparison set, correct comparison, and trial label. The app also adds human-readable stimulus labels, making it easier to inspect the resulting task.</w:t>
+      </w:r>
+      <w:r>
+        <w:t xml:space="preserve"> A brief summary of </w:t>
+      </w:r>
+      <w:r>
+        <w:t>the generated procedure</w:t>
+      </w:r>
+      <w:r>
+        <w:t xml:space="preserve"> is provided</w:t>
+      </w:r>
+      <w:r>
+        <w:t>, including the total number of trials, counts by trial type, and counts by relation. It displays the complete trial table and presents an example trial showing the sample stimulus, relation cue, comparison stimuli, and correct comparison. Finally, the generated task can be downloaded as a CSV</w:t>
+      </w:r>
+      <w:r>
+        <w:t>-</w:t>
+      </w:r>
+      <w:r>
+        <w:t>file</w:t>
+      </w:r>
+      <w:r>
+        <w:t>.</w:t>
+      </w:r>
+    </w:p>
+    <w:p>
+      <w:pPr>
+        <w:pStyle w:val="APA7H3"/>
+      </w:pPr>
       <w:r>
         <w:lastRenderedPageBreak/>
-        <w:t xml:space="preserve">also allows users to specify derived relations </w:t>
-      </w:r>
-      <w:r>
-        <w:t xml:space="preserve">(i.e., relations to test in the absence of feedback) </w:t>
-      </w:r>
-      <w:r>
-        <w:t xml:space="preserve">manually </w:t>
-      </w:r>
-      <w:r>
-        <w:t xml:space="preserve">in the same way as baseline relations, </w:t>
-      </w:r>
-      <w:r>
-        <w:t>or to leave them unspecified</w:t>
-      </w:r>
-      <w:r>
-        <w:t xml:space="preserve">, in which case they are </w:t>
-      </w:r>
-      <w:r>
-        <w:t>computed automatically</w:t>
-      </w:r>
-      <w:r>
-        <w:t xml:space="preserve"> leveraging the derivation tables and algorithm</w:t>
-      </w:r>
-      <w:r>
-        <w:t>. This design allows users to either test the full set of relations implied by the baseline network or restrict the test phase to a custom subset of derived relations.</w:t>
+        <w:t xml:space="preserve">Creating Relational </w:t>
+      </w:r>
+      <w:r>
+        <w:t xml:space="preserve">Syllogistic Reasoning </w:t>
+      </w:r>
+      <w:r>
+        <w:t>Problems</w:t>
       </w:r>
     </w:p>
     <w:p>
       <w:pPr>
         <w:pStyle w:val="APA7Body"/>
-      </w:pPr>
-      <w:r>
-        <w:t xml:space="preserve">In addition to relational-network specification, the app exposes procedural settings </w:t>
-      </w:r>
-      <w:r>
-        <w:t>that determine the size and structure of the resulting procedure</w:t>
-      </w:r>
-      <w:r>
-        <w:t>. Users can set the number of repetitions for baseline training trials</w:t>
-      </w:r>
-      <w:r>
-        <w:t xml:space="preserve"> and </w:t>
-      </w:r>
-      <w:r>
-        <w:t xml:space="preserve">derived test trials, and the number of comparison stimuli presented on each trial. After the user </w:t>
-      </w:r>
-      <w:r>
-        <w:t>has se</w:t>
-      </w:r>
-      <w:r>
-        <w:t>lec</w:t>
-      </w:r>
-      <w:r>
-        <w:t>t</w:t>
-      </w:r>
-      <w:r>
-        <w:t>ed</w:t>
-      </w:r>
-      <w:r>
-        <w:t xml:space="preserve"> the desired </w:t>
-      </w:r>
-      <w:r>
-        <w:t xml:space="preserve">settings and </w:t>
-      </w:r>
-      <w:r>
-        <w:t>clicks the generation button, the app calls the MTS trial-generation function. The returned trial dictionary is converted into a tabular data frame containing the trial identifier, trial type, relation, sample stimulus, cue, comparison set, correct comparison, and trial label. The app also adds human-readable stimulus labels, making it easier to inspect the resulting task.</w:t>
-      </w:r>
-      <w:r>
-        <w:t xml:space="preserve"> A brief summary of </w:t>
-      </w:r>
-      <w:r>
-        <w:t>the generated procedure</w:t>
-      </w:r>
-      <w:r>
-        <w:t xml:space="preserve"> is provided</w:t>
-      </w:r>
-      <w:r>
-        <w:t>, including the total number of trials, counts by trial type, and counts by relation. It displays the complete trial table and presents an example trial showing the sample stimulus, relation cue, comparison stimuli, and correct comparison. Finally, the generated task can be downloaded as a CSV</w:t>
-      </w:r>
-      <w:r>
-        <w:t>-</w:t>
-      </w:r>
-      <w:r>
-        <w:t>file</w:t>
-      </w:r>
-      <w:r>
-        <w:t>.</w:t>
-      </w:r>
-    </w:p>
-    <w:p>
-      <w:pPr>
-        <w:pStyle w:val="APA7H3"/>
-      </w:pPr>
-      <w:r>
-        <w:t xml:space="preserve">Creating Relational </w:t>
-      </w:r>
-      <w:r>
-        <w:t xml:space="preserve">Syllogistic Reasoning </w:t>
-      </w:r>
-      <w:r>
-        <w:t>Problems</w:t>
-      </w:r>
-    </w:p>
-    <w:p>
-      <w:pPr>
-        <w:pStyle w:val="APA7Body"/>
         <w:rPr>
           <w:lang w:val="en-GB"/>
         </w:rPr>
@@ -7141,11 +7523,7 @@
         <w:t>meaningful</w:t>
       </w:r>
       <w:r>
-        <w:t xml:space="preserve"> stimuli (e.g., names of people, animals, etc.) and involve either comparative relations (e.g., “Ben is smaller than Tom, Tom is bigger than Lisa”, see Goel &amp; Dolan, 2001, for an example) or (logical) reasoning about object categories and features (e.g., category-based induction problems, e.g., </w:t>
-      </w:r>
-      <w:r>
-        <w:lastRenderedPageBreak/>
-        <w:t>“All birds have wings; Penguin is a bird; Therefore penguins have wings”, see Eisape et al., 2023, for an example).</w:t>
+        <w:t xml:space="preserve"> stimuli (e.g., names of people, animals, etc.) and involve either comparative relations (e.g., “Ben is smaller than Tom, Tom is bigger than Lisa”, see Goel &amp; Dolan, 2001, for an example) or (logical) reasoning about object categories and features (e.g., category-based induction problems, e.g., “All birds have wings; Penguin is a bird; Therefore penguins have wings”, see Eisape et al., 2023, for an example).</w:t>
       </w:r>
       <w:r>
         <w:t xml:space="preserve"> In behavior-analytic</w:t>
@@ -7335,7 +7713,14 @@
         <w:rPr>
           <w:lang w:val="en-GB"/>
         </w:rPr>
-        <w:t>as input a list of relation labels, a dictionary specifying the number and types of premise structures to generate, the number of repetitions per problem type, the type of relata to use, and the relational training protocol. The function returns a trial-level data frame in which each row represents a generated reasoning problem, including the premises, full prompt, correct response, relation set, derivation type, and problem type. The function supports several classes of stimuli, including nonwords, names, alphanumeric</w:t>
+        <w:t xml:space="preserve">as input a list of relation labels, a dictionary specifying the number and types of premise structures to generate, the number of repetitions per problem type, the type of relata to use, and the relational training protocol. The </w:t>
+      </w:r>
+      <w:r>
+        <w:rPr>
+          <w:lang w:val="en-GB"/>
+        </w:rPr>
+        <w:lastRenderedPageBreak/>
+        <w:t>function returns a trial-level data frame in which each row represents a generated reasoning problem, including the premises, full prompt, correct response, relation set, derivation type, and problem type. The function supports several classes of stimuli, including nonwords, names, alphanumeric</w:t>
       </w:r>
       <w:r>
         <w:rPr>
@@ -7439,50 +7824,96 @@
         <w:rPr>
           <w:lang w:val="en-GB"/>
         </w:rPr>
-        <w:t xml:space="preserve">Problem generation proceeds by looping through the requested numbers of premises and the selected problem variants. For each premise level, the </w:t>
-      </w:r>
+        <w:t>Problem generation proceeds by looping through the requested numbers of premises and the selected problem variants. For each premise level, the function identifies all compatible combinations of relation types and assigns unique stimuli to the premises. It then constructs the premise set according to the specified protocol</w:t>
+      </w:r>
+      <w:r>
+        <w:rPr>
+          <w:lang w:val="en-GB"/>
+        </w:rPr>
+        <w:t xml:space="preserve"> (i.e., </w:t>
+      </w:r>
+      <w:r>
+        <w:rPr>
+          <w:lang w:val="en-GB"/>
+        </w:rPr>
+        <w:t>linear, one-to-many, many-to-one, or reverse-linear arrangements</w:t>
+      </w:r>
+      <w:r>
+        <w:rPr>
+          <w:lang w:val="en-GB"/>
+        </w:rPr>
+        <w:t>; linear is the default</w:t>
+      </w:r>
+      <w:r>
+        <w:rPr>
+          <w:lang w:val="en-GB"/>
+        </w:rPr>
+        <w:t xml:space="preserve"> if no prototype is specified</w:t>
+      </w:r>
+      <w:r>
+        <w:rPr>
+          <w:lang w:val="en-GB"/>
+        </w:rPr>
+        <w:t>)</w:t>
+      </w:r>
+      <w:r>
+        <w:rPr>
+          <w:lang w:val="en-GB"/>
+        </w:rPr>
+        <w:t xml:space="preserve">. The function derives the correct conclusion by applying the mutual-entailment table for one-premise problems and the combinatorial-entailment table for multi-premise problems. For problems with more than two premises, derivation is performed iteratively: the conclusion derived from the first two premises is combined with the next premise, and this process continues until a final relation between the relevant stimuli is obtained. </w:t>
+      </w:r>
+    </w:p>
+    <w:p>
+      <w:pPr>
+        <w:pStyle w:val="APA7Body"/>
+        <w:rPr>
+          <w:lang w:val="en-GB"/>
+        </w:rPr>
+      </w:pPr>
+      <w:r>
+        <w:rPr>
+          <w:lang w:val="en-GB"/>
+        </w:rPr>
+        <w:t xml:space="preserve">The function can generate several variants of each reasoning problem. Regular trials contain premises followed by a conclusion that is entailed by the relational structure. Incorrect trials use the same premises but replace the entailed relation with an alternative relation, producing a false conclusion. Irrelevant trials add an additional premise that is unrelated to the derivation required for the correct answer. The function can also generate trials testing the mutual counterpart of a combinatorially entailed relation, as well as analogy-style problems in which participants judge whether two stimulus-pair relations </w:t>
+      </w:r>
+      <w:r>
+        <w:rPr>
+          <w:lang w:val="en-GB"/>
+        </w:rPr>
+        <w:t xml:space="preserve">in two premises </w:t>
+      </w:r>
+      <w:r>
+        <w:rPr>
+          <w:lang w:val="en-GB"/>
+        </w:rPr>
+        <w:t xml:space="preserve">are the same or different. Optional transformation-of-function trials can also be generated when functional properties are attached to stimuli and queried through the derived relational structure. </w:t>
+      </w:r>
+    </w:p>
+    <w:p>
+      <w:pPr>
+        <w:pStyle w:val="APA7Body"/>
+        <w:rPr>
+          <w:lang w:val="en-GB"/>
+        </w:rPr>
+      </w:pPr>
       <w:r>
         <w:rPr>
           <w:lang w:val="en-GB"/>
         </w:rPr>
         <w:lastRenderedPageBreak/>
-        <w:t>function identifies all compatible combinations of relation types and assigns unique stimuli to the premises. It then constructs the premise set according to the specified protocol</w:t>
-      </w:r>
-      <w:r>
-        <w:rPr>
-          <w:lang w:val="en-GB"/>
-        </w:rPr>
-        <w:t xml:space="preserve"> (i.e., </w:t>
-      </w:r>
-      <w:r>
-        <w:rPr>
-          <w:lang w:val="en-GB"/>
-        </w:rPr>
-        <w:t>linear, one-to-many, many-to-one, or reverse-linear arrangements</w:t>
-      </w:r>
-      <w:r>
-        <w:rPr>
-          <w:lang w:val="en-GB"/>
-        </w:rPr>
-        <w:t>; linear is the default</w:t>
-      </w:r>
-      <w:r>
-        <w:rPr>
-          <w:lang w:val="en-GB"/>
-        </w:rPr>
-        <w:t xml:space="preserve"> if no prototype is specified</w:t>
-      </w:r>
-      <w:r>
-        <w:rPr>
-          <w:lang w:val="en-GB"/>
-        </w:rPr>
-        <w:t>)</w:t>
-      </w:r>
-      <w:r>
-        <w:rPr>
-          <w:lang w:val="en-GB"/>
-        </w:rPr>
-        <w:t xml:space="preserve">. The function derives the correct conclusion by applying the mutual-entailment table for one-premise problems and the combinatorial-entailment table for multi-premise problems. For problems with more than two premises, derivation is performed iteratively: the conclusion derived from the first two premises is combined with the next premise, and this process continues until a final relation between the relevant stimuli is obtained. </w:t>
+        <w:t xml:space="preserve">The function supports both binary and multiple-choice response formats. When the number of response options is set to one, each trial consists of a set of premises followed by a single conclusion, and the correct response is </w:t>
+      </w:r>
+      <w:r>
+        <w:rPr>
+          <w:lang w:val="en-GB"/>
+        </w:rPr>
+        <w:t>either</w:t>
+      </w:r>
+      <w:r>
+        <w:rPr>
+          <w:lang w:val="en-GB"/>
+        </w:rPr>
+        <w:t xml:space="preserve"> “Yes,” “No,” or “I cannot know.” When multiple response options are requested, the function constructs a conclusion set and records the correct option or options. It can also support a select-true/false format, in which the task instruction is adjusted and the correct-response representation is converted accordingly. Ill-defined problems, in which no certain conclusion can be derived from the premise structure, can optionally be included. These trials allow task designers to assess whether participants distinguish valid entailments from cases in which the relational information is insufficient.</w:t>
       </w:r>
     </w:p>
     <w:p>
@@ -7496,66 +7927,7 @@
         <w:rPr>
           <w:lang w:val="en-GB"/>
         </w:rPr>
-        <w:t xml:space="preserve">The function can generate several variants of each reasoning problem. Regular trials contain premises followed by a conclusion that is entailed by the relational structure. Incorrect trials use the same premises but replace the entailed relation with an alternative relation, producing a false conclusion. Irrelevant trials add an additional premise that is unrelated to the derivation required for the correct answer. The function can also generate trials testing the mutual counterpart of a combinatorially entailed relation, as well as analogy-style problems in which participants judge whether two stimulus-pair relations </w:t>
-      </w:r>
-      <w:r>
-        <w:rPr>
-          <w:lang w:val="en-GB"/>
-        </w:rPr>
-        <w:t xml:space="preserve">in two premises </w:t>
-      </w:r>
-      <w:r>
-        <w:rPr>
-          <w:lang w:val="en-GB"/>
-        </w:rPr>
-        <w:t xml:space="preserve">are the same or different. Optional transformation-of-function trials can also be generated when functional properties are attached to stimuli and queried through the derived relational structure. </w:t>
-      </w:r>
-    </w:p>
-    <w:p>
-      <w:pPr>
-        <w:pStyle w:val="APA7Body"/>
-        <w:rPr>
-          <w:lang w:val="en-GB"/>
-        </w:rPr>
-      </w:pPr>
-      <w:r>
-        <w:rPr>
-          <w:lang w:val="en-GB"/>
-        </w:rPr>
-        <w:t xml:space="preserve">The function supports both binary and multiple-choice response formats. When the number of response options is set to one, each trial consists of a set of premises followed by a single conclusion, and the correct response is </w:t>
-      </w:r>
-      <w:r>
-        <w:rPr>
-          <w:lang w:val="en-GB"/>
-        </w:rPr>
-        <w:t>either</w:t>
-      </w:r>
-      <w:r>
-        <w:rPr>
-          <w:lang w:val="en-GB"/>
-        </w:rPr>
-        <w:t xml:space="preserve"> “Yes,” “No,” or “I cannot know.” When multiple response options are requested, the function constructs a conclusion set and records the correct option or options. It can also support a select-true/false format, in which the task instruction is adjusted and the correct-response representation is converted accordingly. Ill-defined problems, in which no certain conclusion can be derived from the premise structure, can optionally be included. These trials allow task designers to assess whether participants distinguish valid entailments from cases in which the relational information is insufficient.</w:t>
-      </w:r>
-    </w:p>
-    <w:p>
-      <w:pPr>
-        <w:pStyle w:val="APA7Body"/>
-        <w:rPr>
-          <w:lang w:val="en-GB"/>
-        </w:rPr>
-      </w:pPr>
-      <w:r>
-        <w:rPr>
-          <w:lang w:val="en-GB"/>
-        </w:rPr>
-        <w:t>The output is a pandas data frame containing all generated trials. Each row includes a trial identifier, the premise list, the relation combination used in the trial, the full participant-</w:t>
-      </w:r>
-      <w:r>
-        <w:rPr>
-          <w:lang w:val="en-GB"/>
-        </w:rPr>
-        <w:lastRenderedPageBreak/>
-        <w:t>facing prompt, the correct answer, a printable version of the correct answer, the number of premises, the derivation type, and the problem type. This tabular output makes the generated tasks directly usable in experimental software and allows researchers to inspect, filter, or balance trials before deployment. Optional printing can be enabled to display each generated trial and its correct answer, providing a transparent check on the generated materials.</w:t>
+        <w:t>The output is a pandas data frame containing all generated trials. Each row includes a trial identifier, the premise list, the relation combination used in the trial, the full participant-facing prompt, the correct answer, a printable version of the correct answer, the number of premises, the derivation type, and the problem type. This tabular output makes the generated tasks directly usable in experimental software and allows researchers to inspect, filter, or balance trials before deployment. Optional printing can be enabled to display each generated trial and its correct answer, providing a transparent check on the generated materials.</w:t>
       </w:r>
     </w:p>
     <w:p>
@@ -7777,7 +8149,14 @@
         <w:rPr>
           <w:lang w:val="en-GB"/>
         </w:rPr>
-        <w:t xml:space="preserve">, including incorrect conclusions, irrelevant premises, analogy problems, and tests of the mutual counterpart of combinatorially entailed relations. This interface makes the factorial structure of the task explicit and </w:t>
+        <w:t xml:space="preserve">, including incorrect conclusions, irrelevant premises, analogy problems, and tests of </w:t>
+      </w:r>
+      <w:r>
+        <w:rPr>
+          <w:lang w:val="en-GB"/>
+        </w:rPr>
+        <w:lastRenderedPageBreak/>
+        <w:t xml:space="preserve">the mutual counterpart of combinatorially entailed relations. This interface makes the factorial structure of the task explicit and </w:t>
       </w:r>
       <w:r>
         <w:rPr>
@@ -7923,259 +8302,264 @@
         <w:rPr>
           <w:lang w:val="en-GB"/>
         </w:rPr>
-        <w:t xml:space="preserve">summary of the task. It reports the total number of generated trials, displays counts by trial type, and shows the distribution of premise levels. The app also displays an example trial, including the premises, full prompt, and correct </w:t>
-      </w:r>
-      <w:r>
-        <w:rPr>
-          <w:lang w:val="en-GB"/>
-        </w:rPr>
+        <w:t>summary of the task. It reports the total number of generated trials, displays counts by trial type, and shows the distribution of premise levels. The app also displays an example trial, including the premises, full prompt, and correct answer, so that users can quickly verify that the generated task matches their intended design. A preview of the trial data frame is shown in the app, and the complete trial set can be downloaded as a CSV file</w:t>
+      </w:r>
+      <w:r>
+        <w:rPr>
+          <w:lang w:val="en-GB"/>
+        </w:rPr>
+        <w:t xml:space="preserve"> that can then be imported into commonly used experimental software</w:t>
+      </w:r>
+      <w:r>
+        <w:rPr>
+          <w:lang w:val="en-GB"/>
+        </w:rPr>
+        <w:t xml:space="preserve">. </w:t>
+      </w:r>
+    </w:p>
+    <w:p>
+      <w:pPr>
+        <w:pStyle w:val="APA7H2"/>
+        <w:rPr>
+          <w:lang w:val="en-GB"/>
+        </w:rPr>
+      </w:pPr>
+      <w:r>
+        <w:rPr>
+          <w:lang w:val="en-GB"/>
+        </w:rPr>
+        <w:t>Tutorials</w:t>
+      </w:r>
+    </w:p>
+    <w:p>
+      <w:pPr>
+        <w:pStyle w:val="APA7Body"/>
+        <w:rPr>
+          <w:lang w:val="en-GB"/>
+        </w:rPr>
+      </w:pPr>
+      <w:r>
+        <w:rPr>
+          <w:lang w:val="en-GB"/>
+        </w:rPr>
+        <w:t xml:space="preserve">In this section, we </w:t>
+      </w:r>
+      <w:r>
+        <w:rPr>
+          <w:lang w:val="en-GB"/>
+        </w:rPr>
+        <w:t xml:space="preserve">illustrate the use of </w:t>
+      </w:r>
+      <w:r>
+        <w:rPr>
+          <w:lang w:val="en-GB"/>
+        </w:rPr>
+        <w:t xml:space="preserve">the tools by describing </w:t>
+      </w:r>
+      <w:r>
+        <w:rPr>
+          <w:lang w:val="en-GB"/>
+        </w:rPr>
+        <w:t>two</w:t>
+      </w:r>
+      <w:r>
+        <w:rPr>
+          <w:lang w:val="en-GB"/>
+        </w:rPr>
+        <w:t xml:space="preserve"> </w:t>
+      </w:r>
+      <w:r>
+        <w:rPr>
+          <w:lang w:val="en-GB"/>
+        </w:rPr>
+        <w:t xml:space="preserve">research </w:t>
+      </w:r>
+      <w:r>
+        <w:rPr>
+          <w:lang w:val="en-GB"/>
+        </w:rPr>
+        <w:t>scenarios</w:t>
+      </w:r>
+      <w:r>
+        <w:rPr>
+          <w:lang w:val="en-GB"/>
+        </w:rPr>
+        <w:t xml:space="preserve">. </w:t>
+      </w:r>
+      <w:r>
+        <w:rPr>
+          <w:lang w:val="en-GB"/>
+        </w:rPr>
+        <w:t>The first is a</w:t>
+      </w:r>
+      <w:r>
+        <w:rPr>
+          <w:lang w:val="en-GB"/>
+        </w:rPr>
+        <w:t xml:space="preserve"> use-case taken from behavior-analytic research, in which a researcher wants to use a </w:t>
+      </w:r>
+      <w:r>
+        <w:rPr>
+          <w:lang w:val="en-GB"/>
+        </w:rPr>
+        <w:t>MTS</w:t>
+      </w:r>
+      <w:r>
+        <w:rPr>
+          <w:lang w:val="en-GB"/>
+        </w:rPr>
+        <w:t xml:space="preserve"> procedure to train relational</w:t>
+      </w:r>
+      <w:r>
+        <w:rPr>
+          <w:lang w:val="en-GB"/>
+        </w:rPr>
+        <w:t xml:space="preserve"> </w:t>
+      </w:r>
+      <w:r>
+        <w:rPr>
+          <w:lang w:val="en-GB"/>
+        </w:rPr>
+        <w:t>responding</w:t>
+      </w:r>
+      <w:r>
+        <w:rPr>
+          <w:lang w:val="en-GB"/>
+        </w:rPr>
+        <w:t xml:space="preserve"> to a set of specified relations</w:t>
+      </w:r>
+      <w:r>
+        <w:rPr>
+          <w:lang w:val="en-GB"/>
+        </w:rPr>
+        <w:t xml:space="preserve"> and then test derived relational responding</w:t>
+      </w:r>
+      <w:r>
+        <w:rPr>
+          <w:lang w:val="en-GB"/>
+        </w:rPr>
+        <w:t xml:space="preserve"> (e.g., Steele &amp; Hayes, 1991)</w:t>
+      </w:r>
+      <w:r>
+        <w:rPr>
+          <w:lang w:val="en-GB"/>
+        </w:rPr>
+        <w:t>.</w:t>
+      </w:r>
+      <w:r>
+        <w:rPr>
+          <w:lang w:val="en-GB"/>
+        </w:rPr>
+        <w:t xml:space="preserve"> The second is a scenario more likely in cognitive psychology, where researchers want to study </w:t>
+      </w:r>
+      <w:r>
+        <w:rPr>
+          <w:lang w:val="en-GB"/>
+        </w:rPr>
+        <w:t>relational reasoning abilities using syllogistic reasoning problems</w:t>
+      </w:r>
+      <w:r>
+        <w:rPr>
+          <w:lang w:val="en-GB"/>
+        </w:rPr>
+        <w:t xml:space="preserve"> (e.g., </w:t>
+      </w:r>
+      <w:r>
+        <w:t>Goel &amp; Dolan, 2001</w:t>
+      </w:r>
+      <w:r>
+        <w:t>)</w:t>
+      </w:r>
+      <w:r>
+        <w:rPr>
+          <w:lang w:val="en-GB"/>
+        </w:rPr>
+        <w:t>.</w:t>
+      </w:r>
+      <w:r>
+        <w:rPr>
+          <w:lang w:val="en-GB"/>
+        </w:rPr>
+        <w:t xml:space="preserve"> Because we assume most users will prefer to use the apps rather than the underlying python module, we only demonstrate use of the apps.</w:t>
+      </w:r>
+    </w:p>
+    <w:p>
+      <w:pPr>
+        <w:pStyle w:val="APA7H3"/>
+      </w:pPr>
+      <w:r>
+        <w:t>Tutorial</w:t>
+      </w:r>
+      <w:r>
+        <w:t xml:space="preserve"> 1 –</w:t>
+      </w:r>
+      <w:r>
+        <w:t xml:space="preserve"> Visualizing </w:t>
+      </w:r>
+      <w:r>
+        <w:t xml:space="preserve">a Relational Network </w:t>
+      </w:r>
+      <w:del w:id="63" w:author="Matthias Raemaekers" w:date="2026-09-28T11:06:00Z" w16du:dateUtc="2026-09-28T09:06:00Z">
+        <w:r>
+          <w:delText>in</w:delText>
+        </w:r>
+      </w:del>
+      <w:r>
+        <w:t xml:space="preserve"> </w:t>
+      </w:r>
+      <w:r>
+        <w:t xml:space="preserve">and Training and Testing it in </w:t>
+      </w:r>
+      <w:r>
+        <w:t>MTS</w:t>
+      </w:r>
+    </w:p>
+    <w:p>
+      <w:pPr>
+        <w:pStyle w:val="APA7Body"/>
+      </w:pPr>
+      <w:r>
+        <w:t>For this first tutorial</w:t>
+      </w:r>
+      <w:r>
+        <w:t xml:space="preserve">, imagine </w:t>
+      </w:r>
+      <w:r>
+        <w:t xml:space="preserve">we </w:t>
+      </w:r>
+      <w:r>
+        <w:t>are researchers who wish to replicate the Steele and Hayes (1991) study</w:t>
+      </w:r>
+      <w:r>
+        <w:t xml:space="preserve">, a seminal study in the field of </w:t>
+      </w:r>
+      <w:r>
+        <w:t>relational frame theory (Hayes et al., 2001)</w:t>
+      </w:r>
+      <w:r>
+        <w:t>. W</w:t>
+      </w:r>
+      <w:r>
+        <w:t xml:space="preserve">e want to </w:t>
+      </w:r>
+      <w:r>
+        <w:t xml:space="preserve">create MTS trials </w:t>
+      </w:r>
+      <w:r>
+        <w:t xml:space="preserve">to </w:t>
+      </w:r>
+      <w:r>
+        <w:t xml:space="preserve">train </w:t>
+      </w:r>
+      <w:r>
+        <w:t xml:space="preserve">participants to respond in line with </w:t>
+      </w:r>
+      <w:r>
+        <w:t xml:space="preserve">six arbitrarily applied </w:t>
+      </w:r>
+      <w:r>
         <w:lastRenderedPageBreak/>
-        <w:t>answer, so that users can quickly verify that the generated task matches their intended design. A preview of the trial data frame is shown in the app, and the complete trial set can be downloaded as a CSV file</w:t>
-      </w:r>
-      <w:r>
-        <w:rPr>
-          <w:lang w:val="en-GB"/>
-        </w:rPr>
-        <w:t xml:space="preserve"> that can then be imported into commonly used experimental software</w:t>
-      </w:r>
-      <w:r>
-        <w:rPr>
-          <w:lang w:val="en-GB"/>
-        </w:rPr>
-        <w:t xml:space="preserve">. </w:t>
-      </w:r>
-    </w:p>
-    <w:p>
-      <w:pPr>
-        <w:pStyle w:val="APA7H2"/>
-        <w:rPr>
-          <w:lang w:val="en-GB"/>
-        </w:rPr>
-      </w:pPr>
-      <w:r>
-        <w:rPr>
-          <w:lang w:val="en-GB"/>
-        </w:rPr>
-        <w:t>Tutorials</w:t>
-      </w:r>
-    </w:p>
-    <w:p>
-      <w:pPr>
-        <w:pStyle w:val="APA7Body"/>
-        <w:rPr>
-          <w:lang w:val="en-GB"/>
-        </w:rPr>
-      </w:pPr>
-      <w:r>
-        <w:rPr>
-          <w:lang w:val="en-GB"/>
-        </w:rPr>
-        <w:t xml:space="preserve">In this section, we </w:t>
-      </w:r>
-      <w:r>
-        <w:rPr>
-          <w:lang w:val="en-GB"/>
-        </w:rPr>
-        <w:t xml:space="preserve">illustrate the use of </w:t>
-      </w:r>
-      <w:r>
-        <w:rPr>
-          <w:lang w:val="en-GB"/>
-        </w:rPr>
-        <w:t xml:space="preserve">the tools by describing </w:t>
-      </w:r>
-      <w:r>
-        <w:rPr>
-          <w:lang w:val="en-GB"/>
-        </w:rPr>
-        <w:t>two</w:t>
-      </w:r>
-      <w:r>
-        <w:rPr>
-          <w:lang w:val="en-GB"/>
-        </w:rPr>
-        <w:t xml:space="preserve"> </w:t>
-      </w:r>
-      <w:r>
-        <w:rPr>
-          <w:lang w:val="en-GB"/>
-        </w:rPr>
-        <w:t xml:space="preserve">research </w:t>
-      </w:r>
-      <w:r>
-        <w:rPr>
-          <w:lang w:val="en-GB"/>
-        </w:rPr>
-        <w:t>scenarios</w:t>
-      </w:r>
-      <w:r>
-        <w:rPr>
-          <w:lang w:val="en-GB"/>
-        </w:rPr>
-        <w:t xml:space="preserve">. </w:t>
-      </w:r>
-      <w:r>
-        <w:rPr>
-          <w:lang w:val="en-GB"/>
-        </w:rPr>
-        <w:t>The first is a</w:t>
-      </w:r>
-      <w:r>
-        <w:rPr>
-          <w:lang w:val="en-GB"/>
-        </w:rPr>
-        <w:t xml:space="preserve"> use-case taken from behavior-analytic research, in which a researcher wants to use a </w:t>
-      </w:r>
-      <w:r>
-        <w:rPr>
-          <w:lang w:val="en-GB"/>
-        </w:rPr>
-        <w:t>MTS</w:t>
-      </w:r>
-      <w:r>
-        <w:rPr>
-          <w:lang w:val="en-GB"/>
-        </w:rPr>
-        <w:t xml:space="preserve"> procedure to train relational</w:t>
-      </w:r>
-      <w:r>
-        <w:rPr>
-          <w:lang w:val="en-GB"/>
-        </w:rPr>
-        <w:t xml:space="preserve"> </w:t>
-      </w:r>
-      <w:r>
-        <w:rPr>
-          <w:lang w:val="en-GB"/>
-        </w:rPr>
-        <w:t>responding</w:t>
-      </w:r>
-      <w:r>
-        <w:rPr>
-          <w:lang w:val="en-GB"/>
-        </w:rPr>
-        <w:t xml:space="preserve"> to a set of specified relations</w:t>
-      </w:r>
-      <w:r>
-        <w:rPr>
-          <w:lang w:val="en-GB"/>
-        </w:rPr>
-        <w:t xml:space="preserve"> and then test derived relational responding</w:t>
-      </w:r>
-      <w:r>
-        <w:rPr>
-          <w:lang w:val="en-GB"/>
-        </w:rPr>
-        <w:t xml:space="preserve"> (e.g., Steele &amp; Hayes, 1991)</w:t>
-      </w:r>
-      <w:r>
-        <w:rPr>
-          <w:lang w:val="en-GB"/>
-        </w:rPr>
-        <w:t>.</w:t>
-      </w:r>
-      <w:r>
-        <w:rPr>
-          <w:lang w:val="en-GB"/>
-        </w:rPr>
-        <w:t xml:space="preserve"> The second is a scenario more likely in cognitive psychology, where researchers want to study </w:t>
-      </w:r>
-      <w:r>
-        <w:rPr>
-          <w:lang w:val="en-GB"/>
-        </w:rPr>
-        <w:t>relational reasoning abilities using syllogistic reasoning problems</w:t>
-      </w:r>
-      <w:r>
-        <w:rPr>
-          <w:lang w:val="en-GB"/>
-        </w:rPr>
-        <w:t xml:space="preserve"> (e.g., </w:t>
-      </w:r>
-      <w:r>
-        <w:t>Goel &amp; Dolan, 2001</w:t>
-      </w:r>
-      <w:r>
-        <w:t>)</w:t>
-      </w:r>
-      <w:r>
-        <w:rPr>
-          <w:lang w:val="en-GB"/>
-        </w:rPr>
-        <w:t>.</w:t>
-      </w:r>
-      <w:r>
-        <w:rPr>
-          <w:lang w:val="en-GB"/>
-        </w:rPr>
-        <w:t xml:space="preserve"> Because we assume most users will prefer to use the apps rather than the underlying python module, we only demonstrate use of the apps.</w:t>
-      </w:r>
-    </w:p>
-    <w:p>
-      <w:pPr>
-        <w:pStyle w:val="APA7H3"/>
-      </w:pPr>
-      <w:r>
-        <w:t>Tutorial</w:t>
-      </w:r>
-      <w:r>
-        <w:t xml:space="preserve"> 1 –</w:t>
-      </w:r>
-      <w:r>
-        <w:t xml:space="preserve"> Visualizing </w:t>
-      </w:r>
-      <w:r>
-        <w:t xml:space="preserve">a Relational Network in </w:t>
-      </w:r>
-      <w:r>
-        <w:t xml:space="preserve">and Training and Testing it in </w:t>
-      </w:r>
-      <w:r>
-        <w:t>MTS</w:t>
-      </w:r>
-    </w:p>
-    <w:p>
-      <w:pPr>
-        <w:pStyle w:val="APA7Body"/>
-      </w:pPr>
-      <w:r>
-        <w:t>For this first tutorial</w:t>
-      </w:r>
-      <w:r>
-        <w:t xml:space="preserve">, imagine </w:t>
-      </w:r>
-      <w:r>
-        <w:t xml:space="preserve">we </w:t>
-      </w:r>
-      <w:r>
-        <w:t>are researchers who wish to replicate the Steele and Hayes (1991) study</w:t>
-      </w:r>
-      <w:r>
-        <w:t xml:space="preserve">, a seminal study in the field of </w:t>
-      </w:r>
-      <w:r>
-        <w:t>relational frame theory (Hayes et al., 2001)</w:t>
-      </w:r>
-      <w:r>
-        <w:t>. W</w:t>
-      </w:r>
-      <w:r>
-        <w:t xml:space="preserve">e want to </w:t>
-      </w:r>
-      <w:r>
-        <w:t xml:space="preserve">create MTS trials </w:t>
-      </w:r>
-      <w:r>
-        <w:t xml:space="preserve">to </w:t>
-      </w:r>
-      <w:r>
-        <w:t xml:space="preserve">train </w:t>
-      </w:r>
-      <w:r>
-        <w:t xml:space="preserve">participants to respond in line with </w:t>
-      </w:r>
-      <w:r>
-        <w:t>six arbitrarily applied relations</w:t>
+        <w:t>relations</w:t>
       </w:r>
       <w:r>
         <w:t xml:space="preserve"> by selectively reinforcing the selection of particular comparison stimuli in the presence of a sample stimulus and a contextual cue</w:t>
@@ -8307,154 +8691,154 @@
         <w:t>A1 opposite to C3</w:t>
       </w:r>
       <w:r>
-        <w:t xml:space="preserve">’ by selectively reinforcing the participants for selecting B2 or C2 in the presence of A1 and cue DIFFERENT, and B3 or C3 in the presence of cue OPPOSITE. Typically, this training would continue for a certain number of repetitions, or until participants reach a </w:t>
+        <w:t xml:space="preserve">’ by selectively reinforcing the participants for selecting B2 or C2 in the presence of A1 and cue DIFFERENT, and B3 or C3 in the presence of cue OPPOSITE. Typically, this training would continue for a certain number of repetitions, or until participants reach a performance criterion. Afterwards, </w:t>
+      </w:r>
+      <w:r>
+        <w:t xml:space="preserve">researchers typically test whether participants respond in line with derived relations (i.e., mutually and combinatorically entailed relations; e.g., do participants select A1 in the presence of sample B1 and </w:t>
+      </w:r>
+      <w:r>
+        <w:t>cue SAME?)</w:t>
+      </w:r>
+      <w:r>
+        <w:t xml:space="preserve"> in the absence of feedback</w:t>
+      </w:r>
+      <w:r>
+        <w:t>. For this example, let’s say we want to</w:t>
+      </w:r>
+      <w:r>
+        <w:t xml:space="preserve"> create trials</w:t>
+      </w:r>
+      <w:r>
+        <w:t xml:space="preserve"> </w:t>
+      </w:r>
+      <w:r>
+        <w:t xml:space="preserve">that </w:t>
+      </w:r>
+      <w:r>
+        <w:t>test</w:t>
+      </w:r>
+      <w:r>
+        <w:t xml:space="preserve"> responding to</w:t>
+      </w:r>
+      <w:r>
+        <w:t xml:space="preserve"> all relationships that can be derived from the six trained relations.</w:t>
+      </w:r>
+    </w:p>
+    <w:p>
+      <w:pPr>
+        <w:pStyle w:val="APA7Body"/>
+      </w:pPr>
+      <w:r>
+        <w:t xml:space="preserve">First, to get a sense of the complexity of the task for participants, let us visualize the relational network of trained relations and all relations that can be derived from them using the </w:t>
+      </w:r>
+      <w:r>
+        <w:t>graph relational network visualizer app</w:t>
+      </w:r>
+      <w:r>
+        <w:t xml:space="preserve"> (note that the MTS app also has the functionality to visualize the network, but we describe the usage of the visualizer app for the sake of demonstration)</w:t>
+      </w:r>
+      <w:r>
+        <w:t xml:space="preserve">. </w:t>
+      </w:r>
+      <w:r>
+        <w:t xml:space="preserve">First, we specify </w:t>
+      </w:r>
+      <w:r>
+        <w:t xml:space="preserve">the </w:t>
+      </w:r>
+      <w:r>
+        <w:t xml:space="preserve">number of stimuli </w:t>
+      </w:r>
+      <w:r>
+        <w:t>in the network (i.e., seven) and accompanying labels (i.e., A1, B1, B2, B3, C1, C2, C3). Then, we</w:t>
+      </w:r>
+      <w:r>
+        <w:t xml:space="preserve"> select</w:t>
+      </w:r>
+      <w:r>
+        <w:t xml:space="preserve"> the </w:t>
+      </w:r>
+      <w:r>
+        <w:t xml:space="preserve">relations involved </w:t>
+      </w:r>
+      <w:r>
+        <w:t xml:space="preserve">in the network </w:t>
+      </w:r>
+      <w:r>
+        <w:t>(i.e., same</w:t>
+      </w:r>
+      <w:r>
+        <w:t xml:space="preserve"> as</w:t>
+      </w:r>
+      <w:r>
+        <w:t>, different</w:t>
+      </w:r>
+      <w:r>
+        <w:t xml:space="preserve"> from and</w:t>
+      </w:r>
+      <w:r>
+        <w:t xml:space="preserve"> opposite</w:t>
+      </w:r>
+      <w:r>
+        <w:t xml:space="preserve"> to</w:t>
+      </w:r>
+      <w:r>
+        <w:t>)</w:t>
+      </w:r>
+      <w:r>
+        <w:t xml:space="preserve"> from the drop-down menu, which </w:t>
+      </w:r>
+      <w:r>
+        <w:t xml:space="preserve">then </w:t>
+      </w:r>
+      <w:r>
+        <w:t>allows us to specify the trained relations</w:t>
+      </w:r>
+      <w:r>
+        <w:t xml:space="preserve"> in the menu below</w:t>
+      </w:r>
+      <w:r>
+        <w:t>.</w:t>
+      </w:r>
+      <w:r>
+        <w:t xml:space="preserve"> We specify two sameness relations, between A1 and B1 and between A1 and C1</w:t>
+      </w:r>
+      <w:r>
+        <w:t xml:space="preserve">; </w:t>
+      </w:r>
+      <w:r>
+        <w:t>two difference relations between A1 and B2 and between A1 and C2</w:t>
+      </w:r>
+      <w:r>
+        <w:t>;</w:t>
+      </w:r>
+      <w:r>
+        <w:t xml:space="preserve"> and two opposition relations between A1 and B3 and between A1 and C3.</w:t>
+      </w:r>
+      <w:r>
+        <w:t xml:space="preserve"> We do not select the option to manually specify derived relations, so that all derived relations are plotted. </w:t>
+      </w:r>
+      <w:r>
+        <w:t xml:space="preserve">Finally, we leave most of the plot </w:t>
+      </w:r>
+      <w:r>
+        <w:t>parameters that can be specified in the app set to the</w:t>
+      </w:r>
+      <w:r>
+        <w:t>ir</w:t>
+      </w:r>
+      <w:r>
+        <w:t xml:space="preserve"> default </w:t>
+      </w:r>
+      <w:r>
+        <w:t>values</w:t>
+      </w:r>
+      <w:r>
+        <w:t>, but we set the stimulus layout to ‘degree’ since this is a one-to-</w:t>
       </w:r>
       <w:r>
         <w:lastRenderedPageBreak/>
-        <w:t xml:space="preserve">performance criterion. Afterwards, </w:t>
-      </w:r>
-      <w:r>
-        <w:t xml:space="preserve">researchers typically test whether participants respond in line with derived relations (i.e., mutually and combinatorically entailed relations; e.g., do participants select A1 in the presence of sample B1 and </w:t>
-      </w:r>
-      <w:r>
-        <w:t>cue SAME?)</w:t>
-      </w:r>
-      <w:r>
-        <w:t xml:space="preserve"> in the absence of feedback</w:t>
-      </w:r>
-      <w:r>
-        <w:t>. For this example, let’s say we want to</w:t>
-      </w:r>
-      <w:r>
-        <w:t xml:space="preserve"> create trials</w:t>
-      </w:r>
-      <w:r>
-        <w:t xml:space="preserve"> </w:t>
-      </w:r>
-      <w:r>
-        <w:t xml:space="preserve">that </w:t>
-      </w:r>
-      <w:r>
-        <w:t>test</w:t>
-      </w:r>
-      <w:r>
-        <w:t xml:space="preserve"> responding to</w:t>
-      </w:r>
-      <w:r>
-        <w:t xml:space="preserve"> all relationships that can be derived from the six trained relations.</w:t>
-      </w:r>
-    </w:p>
-    <w:p>
-      <w:pPr>
-        <w:pStyle w:val="APA7Body"/>
-      </w:pPr>
-      <w:r>
-        <w:t xml:space="preserve">First, to get a sense of the complexity of the task for participants, let us visualize the relational network of trained relations and all relations that can be derived from them using the </w:t>
-      </w:r>
-      <w:r>
-        <w:t>graph relational network visualizer app</w:t>
-      </w:r>
-      <w:r>
-        <w:t xml:space="preserve"> (note that the MTS app also has the functionality to visualize the network, but we describe the usage of the visualizer app for the sake of demonstration)</w:t>
-      </w:r>
-      <w:r>
-        <w:t xml:space="preserve">. </w:t>
-      </w:r>
-      <w:r>
-        <w:t xml:space="preserve">First, we specify </w:t>
-      </w:r>
-      <w:r>
-        <w:t xml:space="preserve">the </w:t>
-      </w:r>
-      <w:r>
-        <w:t xml:space="preserve">number of stimuli </w:t>
-      </w:r>
-      <w:r>
-        <w:t>in the network (i.e., seven) and accompanying labels (i.e., A1, B1, B2, B3, C1, C2, C3). Then, we</w:t>
-      </w:r>
-      <w:r>
-        <w:t xml:space="preserve"> select</w:t>
-      </w:r>
-      <w:r>
-        <w:t xml:space="preserve"> the </w:t>
-      </w:r>
-      <w:r>
-        <w:t xml:space="preserve">relations involved </w:t>
-      </w:r>
-      <w:r>
-        <w:t xml:space="preserve">in the network </w:t>
-      </w:r>
-      <w:r>
-        <w:t>(i.e., same</w:t>
-      </w:r>
-      <w:r>
-        <w:t xml:space="preserve"> as</w:t>
-      </w:r>
-      <w:r>
-        <w:t>, different</w:t>
-      </w:r>
-      <w:r>
-        <w:t xml:space="preserve"> from and</w:t>
-      </w:r>
-      <w:r>
-        <w:t xml:space="preserve"> opposite</w:t>
-      </w:r>
-      <w:r>
-        <w:t xml:space="preserve"> to</w:t>
-      </w:r>
-      <w:r>
-        <w:t>)</w:t>
-      </w:r>
-      <w:r>
-        <w:t xml:space="preserve"> from the drop-down menu, which </w:t>
-      </w:r>
-      <w:r>
-        <w:t xml:space="preserve">then </w:t>
-      </w:r>
-      <w:r>
-        <w:t>allows us to specify the trained relations</w:t>
-      </w:r>
-      <w:r>
-        <w:t xml:space="preserve"> in the menu below</w:t>
-      </w:r>
-      <w:r>
-        <w:t>.</w:t>
-      </w:r>
-      <w:r>
-        <w:t xml:space="preserve"> We specify two sameness relations, between A1 and B1 and between A1 and C1</w:t>
-      </w:r>
-      <w:r>
-        <w:t xml:space="preserve">; </w:t>
-      </w:r>
-      <w:r>
-        <w:t>two difference relations between A1 and B2 and between A1 and C2</w:t>
-      </w:r>
-      <w:r>
-        <w:t>;</w:t>
-      </w:r>
-      <w:r>
-        <w:t xml:space="preserve"> and two opposition relations between A1 and B3 and between A1 and C3.</w:t>
-      </w:r>
-      <w:r>
-        <w:t xml:space="preserve"> We do not select the option to manually specify derived relations, so that all derived relations are plotted. </w:t>
-      </w:r>
-      <w:r>
-        <w:t xml:space="preserve">Finally, we leave most of the plot </w:t>
-      </w:r>
-      <w:r>
-        <w:t>parameters that can be specified in the app set to the</w:t>
-      </w:r>
-      <w:r>
-        <w:t>ir</w:t>
-      </w:r>
-      <w:r>
-        <w:t xml:space="preserve"> default </w:t>
-      </w:r>
-      <w:r>
-        <w:t>values</w:t>
-      </w:r>
-      <w:r>
-        <w:t>, but we set the stimulus layout to ‘degree’ since this is a one-to-many protocol</w:t>
+        <w:t>many protocol</w:t>
       </w:r>
       <w:r>
         <w:t xml:space="preserve">. </w:t>
@@ -8505,7 +8889,8 @@
           <w:bCs w:val="0"/>
         </w:rPr>
       </w:pPr>
-      <w:commentRangeStart w:id="10"/>
+      <w:commentRangeStart w:id="64"/>
+      <w:commentRangeStart w:id="65"/>
       <w:r>
         <w:rPr>
           <w:b/>
@@ -8513,7 +8898,7 @@
         </w:rPr>
         <w:t>Figure 2</w:t>
       </w:r>
-      <w:commentRangeEnd w:id="10"/>
+      <w:commentRangeEnd w:id="64"/>
       <w:r>
         <w:rPr>
           <w:rStyle w:val="CommentReference"/>
@@ -8522,7 +8907,18 @@
           <w:sz w:val="24"/>
           <w:szCs w:val="36"/>
         </w:rPr>
-        <w:commentReference w:id="10"/>
+        <w:commentReference w:id="64"/>
+      </w:r>
+      <w:commentRangeEnd w:id="65"/>
+      <w:r>
+        <w:rPr>
+          <w:rStyle w:val="CommentReference"/>
+          <w:b/>
+          <w:bCs w:val="0"/>
+          <w:sz w:val="24"/>
+          <w:szCs w:val="36"/>
+        </w:rPr>
+        <w:commentReference w:id="65"/>
       </w:r>
     </w:p>
     <w:p>
@@ -8551,7 +8947,6 @@
         <w:rPr>
           <w:noProof/>
         </w:rPr>
-        <w:lastRenderedPageBreak/>
         <w:drawing>
           <wp:inline distT="0" distB="0" distL="0" distR="0" wp14:anchorId="5AB2B125" wp14:editId="7D0C31FA">
             <wp:extent cx="2908703" cy="3039533"/>
@@ -8672,18 +9067,18 @@
       <w:r>
         <w:t xml:space="preserve">twenty-four test trials (the number of novel relations that can be derived from the baseline relations). The app provides the following </w:t>
       </w:r>
-      <w:commentRangeStart w:id="11"/>
+      <w:commentRangeStart w:id="66"/>
       <w:r>
         <w:t>output</w:t>
       </w:r>
-      <w:commentRangeEnd w:id="11"/>
+      <w:commentRangeEnd w:id="66"/>
       <w:r>
         <w:rPr>
           <w:rStyle w:val="CommentReference"/>
           <w:sz w:val="24"/>
           <w:szCs w:val="36"/>
         </w:rPr>
-        <w:commentReference w:id="11"/>
+        <w:commentReference w:id="66"/>
       </w:r>
       <w:r>
         <w:t>:</w:t>
@@ -8705,6 +9100,7 @@
         <w:pStyle w:val="APA7H3"/>
       </w:pPr>
       <w:r>
+        <w:lastRenderedPageBreak/>
         <w:t xml:space="preserve">Tutorial 2 </w:t>
       </w:r>
       <w:r>
@@ -8795,11 +9191,7 @@
         <w:t xml:space="preserve">relational reasoning performance by increasing the number of terms </w:t>
       </w:r>
       <w:r>
-        <w:t xml:space="preserve">(premises) in syllogistic reasoning problems. To create a set of syllogistic reasoning problems, we use the syllogistic reasoning problem </w:t>
-      </w:r>
-      <w:r>
-        <w:lastRenderedPageBreak/>
-        <w:t xml:space="preserve">generator app. First, we specify the relations </w:t>
+        <w:t xml:space="preserve">(premises) in syllogistic reasoning problems. To create a set of syllogistic reasoning problems, we use the syllogistic reasoning problem generator app. First, we specify the relations </w:t>
       </w:r>
       <w:r>
         <w:t>we want to be involved in the problems</w:t>
@@ -8855,18 +9247,18 @@
       <w:r>
         <w:t xml:space="preserve">When we generate the task, the app presents the following </w:t>
       </w:r>
-      <w:commentRangeStart w:id="12"/>
+      <w:commentRangeStart w:id="67"/>
       <w:r>
         <w:t>output</w:t>
       </w:r>
-      <w:commentRangeEnd w:id="12"/>
+      <w:commentRangeEnd w:id="67"/>
       <w:r>
         <w:rPr>
           <w:rStyle w:val="CommentReference"/>
           <w:sz w:val="24"/>
           <w:szCs w:val="36"/>
         </w:rPr>
-        <w:commentReference w:id="12"/>
+        <w:commentReference w:id="67"/>
       </w:r>
       <w:r>
         <w:t xml:space="preserve">: </w:t>
@@ -8905,7 +9297,11 @@
         <w:t xml:space="preserve">functions to visualize relational networks as graph networks, generate MTS procedures and generate syllogistic reasoning problems, all contained in the python module. We also described </w:t>
       </w:r>
       <w:r>
-        <w:t>online applications implementing the three tools in a more intuitive, code-free way, ready for researchers to use</w:t>
+        <w:t xml:space="preserve">online applications implementing the three tools in a more intuitive, </w:t>
+      </w:r>
+      <w:r>
+        <w:lastRenderedPageBreak/>
+        <w:t>code-free way, ready for researchers to use</w:t>
       </w:r>
       <w:r>
         <w:t xml:space="preserve">. </w:t>
@@ -8946,11 +9342,7 @@
         <w:t xml:space="preserve"> In that sense, we provide the building blocks for researchers to continue this work. </w:t>
       </w:r>
       <w:r>
-        <w:t xml:space="preserve">We only described three tools derived </w:t>
-      </w:r>
-      <w:r>
-        <w:lastRenderedPageBreak/>
-        <w:t>from the derivation tables and the relational derivation algorithm.</w:t>
+        <w:t>We only described three tools derived from the derivation tables and the relational derivation algorithm.</w:t>
       </w:r>
       <w:r>
         <w:t xml:space="preserve"> </w:t>
@@ -9249,18 +9641,18 @@
       <w:r>
         <w:t xml:space="preserve">are openly accessible on the Open Science </w:t>
       </w:r>
-      <w:commentRangeStart w:id="13"/>
+      <w:commentRangeStart w:id="68"/>
       <w:r>
         <w:t>Framework</w:t>
       </w:r>
-      <w:commentRangeEnd w:id="13"/>
+      <w:commentRangeEnd w:id="68"/>
       <w:r>
         <w:rPr>
           <w:rStyle w:val="CommentReference"/>
           <w:sz w:val="24"/>
           <w:szCs w:val="36"/>
         </w:rPr>
-        <w:commentReference w:id="13"/>
+        <w:commentReference w:id="68"/>
       </w:r>
       <w:r>
         <w:t xml:space="preserve">: </w:t>
@@ -9298,7 +9690,7 @@
       <w:r>
         <w:t xml:space="preserve">: </w:t>
       </w:r>
-      <w:bookmarkStart w:id="14" w:name="_Hlk208350533"/>
+      <w:bookmarkStart w:id="69" w:name="_Hlk208350533"/>
       <w:r>
         <w:t xml:space="preserve">Conceptualization, Funding </w:t>
       </w:r>
@@ -9308,7 +9700,7 @@
       <w:r>
         <w:t>, Methodology, Project Administration, Resources, Software, Supervision, Visualization, Writing – Original Draft, Writing – Review and Editing</w:t>
       </w:r>
-      <w:bookmarkEnd w:id="14"/>
+      <w:bookmarkEnd w:id="69"/>
       <w:r>
         <w:t xml:space="preserve">; </w:t>
       </w:r>
@@ -9428,7 +9820,7 @@
 </file>
 
 <file path=word/comments.xml><?xml version="1.0" encoding="utf-8"?>
-<w:comments xmlns:wpc="http://schemas.microsoft.com/office/word/2010/wordprocessingCanvas" xmlns:cx="http://schemas.microsoft.com/office/drawing/2014/chartex" xmlns:cx1="http://schemas.microsoft.com/office/drawing/2015/9/8/chartex" xmlns:cx2="http://schemas.microsoft.com/office/drawing/2015/10/21/chartex" xmlns:cx3="http://schemas.microsoft.com/office/drawing/2016/5/9/chartex" xmlns:cx4="http://schemas.microsoft.com/office/drawing/2016/5/10/chartex" xmlns:cx5="http://schemas.microsoft.com/office/drawing/2016/5/11/chartex" xmlns:cx6="http://schemas.microsoft.com/office/drawing/2016/5/12/chartex" xmlns:cx7="http://schemas.microsoft.com/office/drawing/2016/5/13/chartex" xmlns:cx8="http://schemas.microsoft.com/office/drawing/2016/5/14/chartex" xmlns:mc="http://schemas.openxmlformats.org/markup-compatibility/2006" xmlns:aink="http://schemas.microsoft.com/office/drawing/2016/ink" xmlns:am3d="http://schemas.microsoft.com/office/drawing/2017/model3d" xmlns:o="urn:schemas-microsoft-com:office:office" xmlns:oel="http://schemas.microsoft.com/office/2019/extlst" xmlns:r="http://schemas.openxmlformats.org/officeDocument/2006/relationships" xmlns:m="http://schemas.openxmlformats.org/officeDocument/2006/math" xmlns:v="urn:schemas-microsoft-com:vml" xmlns:wp14="http://schemas.microsoft.com/office/word/2010/wordprocessingDrawing" xmlns:wp="http://schemas.openxmlformats.org/drawingml/2006/wordprocessingDrawing" xmlns:w10="urn:schemas-microsoft-com:office:word" xmlns:w="http://schemas.openxmlformats.org/wordprocessingml/2006/main" xmlns:w14="http://schemas.microsoft.com/office/word/2010/wordml" xmlns:w15="http://schemas.microsoft.com/office/word/2012/wordml" xmlns:w16cei="http://schemas.microsoft.com/office/word/2026/wordml/cei" xmlns:w16cex="http://schemas.microsoft.com/office/word/2018/wordml/cex" xmlns:w16cid="http://schemas.microsoft.com/office/word/2016/wordml/cid" xmlns:w16="http://schemas.microsoft.com/office/word/2018/wordml" xmlns:w16du="http://schemas.microsoft.com/office/word/2023/wordml/word16du" xmlns:w16sdtdh="http://schemas.microsoft.com/office/word/2020/wordml/sdtdatahash" xmlns:w16sdtfl="http://schemas.microsoft.com/office/word/2024/wordml/sdtformatlock" xmlns:w16se="http://schemas.microsoft.com/office/word/2015/wordml/symex" xmlns:wpg="http://schemas.microsoft.com/office/word/2010/wordprocessingGroup" xmlns:wpi="http://schemas.microsoft.com/office/word/2010/wordprocessingInk" xmlns:wne="http://schemas.microsoft.com/office/word/2006/wordml" xmlns:wps="http://schemas.microsoft.com/office/word/2010/wordprocessingShape" mc:Ignorable="w14 w15 w16se w16cid w16 w16cex w16sdtdh w16sdtfl w16du wp14">
+<w:comments xmlns:wpc="http://schemas.microsoft.com/office/word/2010/wordprocessingCanvas" xmlns:cx="http://schemas.microsoft.com/office/drawing/2014/chartex" xmlns:cx1="http://schemas.microsoft.com/office/drawing/2015/9/8/chartex" xmlns:cx2="http://schemas.microsoft.com/office/drawing/2015/10/21/chartex" xmlns:cx3="http://schemas.microsoft.com/office/drawing/2016/5/9/chartex" xmlns:cx4="http://schemas.microsoft.com/office/drawing/2016/5/10/chartex" xmlns:cx5="http://schemas.microsoft.com/office/drawing/2016/5/11/chartex" xmlns:cx6="http://schemas.microsoft.com/office/drawing/2016/5/12/chartex" xmlns:cx7="http://schemas.microsoft.com/office/drawing/2016/5/13/chartex" xmlns:cx8="http://schemas.microsoft.com/office/drawing/2016/5/14/chartex" xmlns:mc="http://schemas.openxmlformats.org/markup-compatibility/2006" xmlns:aink="http://schemas.microsoft.com/office/drawing/2016/ink" xmlns:am3d="http://schemas.microsoft.com/office/drawing/2017/model3d" xmlns:o="urn:schemas-microsoft-com:office:office" xmlns:oel="http://schemas.microsoft.com/office/2019/extlst" xmlns:r="http://schemas.openxmlformats.org/officeDocument/2006/relationships" xmlns:m="http://schemas.openxmlformats.org/officeDocument/2006/math" xmlns:v="urn:schemas-microsoft-com:vml" xmlns:wp14="http://schemas.microsoft.com/office/word/2010/wordprocessingDrawing" xmlns:wp="http://schemas.openxmlformats.org/drawingml/2006/wordprocessingDrawing" xmlns:w10="urn:schemas-microsoft-com:office:word" xmlns:w="http://schemas.openxmlformats.org/wordprocessingml/2006/main" xmlns:w14="http://schemas.microsoft.com/office/word/2010/wordml" xmlns:w15="http://schemas.microsoft.com/office/word/2012/wordml" xmlns:w16cex="http://schemas.microsoft.com/office/word/2018/wordml/cex" xmlns:w16cid="http://schemas.microsoft.com/office/word/2016/wordml/cid" xmlns:w16="http://schemas.microsoft.com/office/word/2018/wordml" xmlns:w16du="http://schemas.microsoft.com/office/word/2023/wordml/word16du" xmlns:w16sdtdh="http://schemas.microsoft.com/office/word/2020/wordml/sdtdatahash" xmlns:w16sdtfl="http://schemas.microsoft.com/office/word/2024/wordml/sdtformatlock" xmlns:w16se="http://schemas.microsoft.com/office/word/2015/wordml/symex" xmlns:wpg="http://schemas.microsoft.com/office/word/2010/wordprocessingGroup" xmlns:wpi="http://schemas.microsoft.com/office/word/2010/wordprocessingInk" xmlns:wne="http://schemas.microsoft.com/office/word/2006/wordml" xmlns:wps="http://schemas.microsoft.com/office/word/2010/wordprocessingShape" mc:Ignorable="w14 w15 w16se w16cid w16 w16cex w16sdtdh w16sdtfl w16du wp14">
   <w:comment w:id="0" w:author="Matthias Raemaekers" w:date="2024-11-17T12:06:00Z" w:initials="MR">
     <w:p>
       <w:pPr>
@@ -9496,7 +9888,7 @@
       </w:r>
     </w:p>
   </w:comment>
-  <w:comment w:id="3" w:author="Matthias Raemaekers" w:date="2026-07-10T12:18:00Z" w:initials="MR">
+  <w:comment w:id="6" w:author="Matthias Raemaekers" w:date="2026-07-10T12:18:00Z" w:initials="MR">
     <w:p>
       <w:pPr>
         <w:pStyle w:val="CommentText"/>
@@ -9515,7 +9907,7 @@
       </w:r>
     </w:p>
   </w:comment>
-  <w:comment w:id="4" w:author="Matthias Raemaekers" w:date="2026-07-10T13:36:00Z" w:initials="MR">
+  <w:comment w:id="7" w:author="Matthias Raemaekers" w:date="2026-07-10T13:36:00Z" w:initials="MR">
     <w:p>
       <w:pPr>
         <w:pStyle w:val="CommentText"/>
@@ -9534,7 +9926,7 @@
       </w:r>
     </w:p>
   </w:comment>
-  <w:comment w:id="5" w:author="Matthias Raemaekers" w:date="2026-07-09T17:41:00Z" w:initials="MR">
+  <w:comment w:id="8" w:author="Matthias Raemaekers" w:date="2026-07-09T17:41:00Z" w:initials="MR">
     <w:p>
       <w:pPr>
         <w:pStyle w:val="CommentText"/>
@@ -9553,7 +9945,7 @@
       </w:r>
     </w:p>
   </w:comment>
-  <w:comment w:id="6" w:author="Matthias Raemaekers" w:date="2026-07-09T10:37:00Z" w:initials="MR">
+  <w:comment w:id="9" w:author="Matthias Raemaekers" w:date="2026-07-09T10:37:00Z" w:initials="MR">
     <w:p>
       <w:pPr>
         <w:pStyle w:val="CommentText"/>
@@ -9572,7 +9964,7 @@
       </w:r>
     </w:p>
   </w:comment>
-  <w:comment w:id="7" w:author="Matthias Raemaekers" w:date="2026-07-09T10:42:00Z" w:initials="MR">
+  <w:comment w:id="10" w:author="Matthias Raemaekers" w:date="2026-07-09T10:42:00Z" w:initials="MR">
     <w:p>
       <w:pPr>
         <w:pStyle w:val="CommentText"/>
@@ -9591,7 +9983,7 @@
       </w:r>
     </w:p>
   </w:comment>
-  <w:comment w:id="8" w:author="Matthias Raemaekers" w:date="2026-07-10T14:06:00Z" w:initials="MR">
+  <w:comment w:id="11" w:author="Matthias Raemaekers" w:date="2026-07-10T14:06:00Z" w:initials="MR">
     <w:p>
       <w:pPr>
         <w:pStyle w:val="CommentText"/>
@@ -9610,7 +10002,7 @@
       </w:r>
     </w:p>
   </w:comment>
-  <w:comment w:id="9" w:author="Matthias Raemaekers" w:date="2026-08-20T16:20:00Z" w:initials="MR">
+  <w:comment w:id="12" w:author="Matthias Raemaekers" w:date="2026-08-20T16:20:00Z" w:initials="MR">
     <w:p>
       <w:pPr>
         <w:pStyle w:val="CommentText"/>
@@ -9629,7 +10021,7 @@
       </w:r>
     </w:p>
   </w:comment>
-  <w:comment w:id="10" w:author="Matthias Raemaekers" w:date="2026-07-30T16:11:00Z" w:initials="MR">
+  <w:comment w:id="64" w:author="Matthias Raemaekers" w:date="2026-07-30T16:11:00Z" w:initials="MR">
     <w:p>
       <w:pPr>
         <w:pStyle w:val="CommentText"/>
@@ -9648,7 +10040,7 @@
       </w:r>
     </w:p>
   </w:comment>
-  <w:comment w:id="11" w:author="Matthias Raemaekers" w:date="2026-07-30T16:12:00Z" w:initials="MR">
+  <w:comment w:id="65" w:author="Matthias Raemaekers" w:date="2026-09-28T11:07:00Z" w:initials="MR">
     <w:p>
       <w:pPr>
         <w:pStyle w:val="CommentText"/>
@@ -9663,11 +10055,30 @@
         <w:rPr>
           <w:lang w:val="nl-BE"/>
         </w:rPr>
+        <w:t>+ make less busy</w:t>
+      </w:r>
+    </w:p>
+  </w:comment>
+  <w:comment w:id="66" w:author="Matthias Raemaekers" w:date="2026-07-30T16:12:00Z" w:initials="MR">
+    <w:p>
+      <w:pPr>
+        <w:pStyle w:val="CommentText"/>
+      </w:pPr>
+      <w:r>
+        <w:rPr>
+          <w:rStyle w:val="CommentReference"/>
+        </w:rPr>
+        <w:annotationRef/>
+      </w:r>
+      <w:r>
+        <w:rPr>
+          <w:lang w:val="nl-BE"/>
+        </w:rPr>
         <w:t>Fix app then finish section</w:t>
       </w:r>
     </w:p>
   </w:comment>
-  <w:comment w:id="12" w:author="Matthias Raemaekers" w:date="2026-08-21T15:29:00Z" w:initials="MR">
+  <w:comment w:id="67" w:author="Matthias Raemaekers" w:date="2026-08-21T15:29:00Z" w:initials="MR">
     <w:p>
       <w:pPr>
         <w:pStyle w:val="CommentText"/>
@@ -9686,7 +10097,7 @@
       </w:r>
     </w:p>
   </w:comment>
-  <w:comment w:id="13" w:author="Matthias Raemaekers" w:date="2026-07-15T11:03:00Z" w:initials="MR">
+  <w:comment w:id="68" w:author="Matthias Raemaekers" w:date="2026-07-15T11:03:00Z" w:initials="MR">
     <w:p>
       <w:pPr>
         <w:pStyle w:val="CommentText"/>
@@ -9709,7 +10120,7 @@
 </file>
 
 <file path=word/commentsExtended.xml><?xml version="1.0" encoding="utf-8"?>
-<w15:commentsEx xmlns:wpc="http://schemas.microsoft.com/office/word/2010/wordprocessingCanvas" xmlns:cx="http://schemas.microsoft.com/office/drawing/2014/chartex" xmlns:cx1="http://schemas.microsoft.com/office/drawing/2015/9/8/chartex" xmlns:cx2="http://schemas.microsoft.com/office/drawing/2015/10/21/chartex" xmlns:cx3="http://schemas.microsoft.com/office/drawing/2016/5/9/chartex" xmlns:cx4="http://schemas.microsoft.com/office/drawing/2016/5/10/chartex" xmlns:cx5="http://schemas.microsoft.com/office/drawing/2016/5/11/chartex" xmlns:cx6="http://schemas.microsoft.com/office/drawing/2016/5/12/chartex" xmlns:cx7="http://schemas.microsoft.com/office/drawing/2016/5/13/chartex" xmlns:cx8="http://schemas.microsoft.com/office/drawing/2016/5/14/chartex" xmlns:mc="http://schemas.openxmlformats.org/markup-compatibility/2006" xmlns:aink="http://schemas.microsoft.com/office/drawing/2016/ink" xmlns:am3d="http://schemas.microsoft.com/office/drawing/2017/model3d" xmlns:o="urn:schemas-microsoft-com:office:office" xmlns:oel="http://schemas.microsoft.com/office/2019/extlst" xmlns:r="http://schemas.openxmlformats.org/officeDocument/2006/relationships" xmlns:m="http://schemas.openxmlformats.org/officeDocument/2006/math" xmlns:v="urn:schemas-microsoft-com:vml" xmlns:wp14="http://schemas.microsoft.com/office/word/2010/wordprocessingDrawing" xmlns:wp="http://schemas.openxmlformats.org/drawingml/2006/wordprocessingDrawing" xmlns:w10="urn:schemas-microsoft-com:office:word" xmlns:w="http://schemas.openxmlformats.org/wordprocessingml/2006/main" xmlns:w14="http://schemas.microsoft.com/office/word/2010/wordml" xmlns:w15="http://schemas.microsoft.com/office/word/2012/wordml" xmlns:w16cei="http://schemas.microsoft.com/office/word/2026/wordml/cei" xmlns:w16cex="http://schemas.microsoft.com/office/word/2018/wordml/cex" xmlns:w16cid="http://schemas.microsoft.com/office/word/2016/wordml/cid" xmlns:w16="http://schemas.microsoft.com/office/word/2018/wordml" xmlns:w16du="http://schemas.microsoft.com/office/word/2023/wordml/word16du" xmlns:w16sdtdh="http://schemas.microsoft.com/office/word/2020/wordml/sdtdatahash" xmlns:w16sdtfl="http://schemas.microsoft.com/office/word/2024/wordml/sdtformatlock" xmlns:w16se="http://schemas.microsoft.com/office/word/2015/wordml/symex" xmlns:wpg="http://schemas.microsoft.com/office/word/2010/wordprocessingGroup" xmlns:wpi="http://schemas.microsoft.com/office/word/2010/wordprocessingInk" xmlns:wne="http://schemas.microsoft.com/office/word/2006/wordml" xmlns:wps="http://schemas.microsoft.com/office/word/2010/wordprocessingShape" mc:Ignorable="w14 w15 w16se w16cid w16 w16cex w16sdtdh w16sdtfl w16du wp14">
+<w15:commentsEx xmlns:wpc="http://schemas.microsoft.com/office/word/2010/wordprocessingCanvas" xmlns:cx="http://schemas.microsoft.com/office/drawing/2014/chartex" xmlns:cx1="http://schemas.microsoft.com/office/drawing/2015/9/8/chartex" xmlns:cx2="http://schemas.microsoft.com/office/drawing/2015/10/21/chartex" xmlns:cx3="http://schemas.microsoft.com/office/drawing/2016/5/9/chartex" xmlns:cx4="http://schemas.microsoft.com/office/drawing/2016/5/10/chartex" xmlns:cx5="http://schemas.microsoft.com/office/drawing/2016/5/11/chartex" xmlns:cx6="http://schemas.microsoft.com/office/drawing/2016/5/12/chartex" xmlns:cx7="http://schemas.microsoft.com/office/drawing/2016/5/13/chartex" xmlns:cx8="http://schemas.microsoft.com/office/drawing/2016/5/14/chartex" xmlns:mc="http://schemas.openxmlformats.org/markup-compatibility/2006" xmlns:aink="http://schemas.microsoft.com/office/drawing/2016/ink" xmlns:am3d="http://schemas.microsoft.com/office/drawing/2017/model3d" xmlns:o="urn:schemas-microsoft-com:office:office" xmlns:oel="http://schemas.microsoft.com/office/2019/extlst" xmlns:r="http://schemas.openxmlformats.org/officeDocument/2006/relationships" xmlns:m="http://schemas.openxmlformats.org/officeDocument/2006/math" xmlns:v="urn:schemas-microsoft-com:vml" xmlns:wp14="http://schemas.microsoft.com/office/word/2010/wordprocessingDrawing" xmlns:wp="http://schemas.openxmlformats.org/drawingml/2006/wordprocessingDrawing" xmlns:w10="urn:schemas-microsoft-com:office:word" xmlns:w="http://schemas.openxmlformats.org/wordprocessingml/2006/main" xmlns:w14="http://schemas.microsoft.com/office/word/2010/wordml" xmlns:w15="http://schemas.microsoft.com/office/word/2012/wordml" xmlns:w16cex="http://schemas.microsoft.com/office/word/2018/wordml/cex" xmlns:w16cid="http://schemas.microsoft.com/office/word/2016/wordml/cid" xmlns:w16="http://schemas.microsoft.com/office/word/2018/wordml" xmlns:w16du="http://schemas.microsoft.com/office/word/2023/wordml/word16du" xmlns:w16sdtdh="http://schemas.microsoft.com/office/word/2020/wordml/sdtdatahash" xmlns:w16sdtfl="http://schemas.microsoft.com/office/word/2024/wordml/sdtformatlock" xmlns:w16se="http://schemas.microsoft.com/office/word/2015/wordml/symex" xmlns:wpg="http://schemas.microsoft.com/office/word/2010/wordprocessingGroup" xmlns:wpi="http://schemas.microsoft.com/office/word/2010/wordprocessingInk" xmlns:wne="http://schemas.microsoft.com/office/word/2006/wordml" xmlns:wps="http://schemas.microsoft.com/office/word/2010/wordprocessingShape" mc:Ignorable="w14 w15 w16se w16cid w16 w16cex w16sdtdh w16sdtfl w16du wp14">
   <w15:commentEx w15:paraId="65F941E0" w15:done="0"/>
   <w15:commentEx w15:paraId="2F662FA5" w15:done="0"/>
   <w15:commentEx w15:paraId="22554633" w15:done="0"/>
@@ -9721,6 +10132,7 @@
   <w15:commentEx w15:paraId="497BF004" w15:paraIdParent="2011806A" w15:done="0"/>
   <w15:commentEx w15:paraId="7FC09C36" w15:done="0"/>
   <w15:commentEx w15:paraId="3042CEC6" w15:done="0"/>
+  <w15:commentEx w15:paraId="377CE4AD" w15:paraIdParent="3042CEC6" w15:done="0"/>
   <w15:commentEx w15:paraId="33AB8BCD" w15:done="0"/>
   <w15:commentEx w15:paraId="4B6A4406" w15:done="0"/>
   <w15:commentEx w15:paraId="0E3B1798" w15:done="0"/>
@@ -9728,7 +10140,7 @@
 </file>
 
 <file path=word/commentsExtensible.xml><?xml version="1.0" encoding="utf-8"?>
-<w16cex:commentsExtensible xmlns:wpc="http://schemas.microsoft.com/office/word/2010/wordprocessingCanvas" xmlns:cx="http://schemas.microsoft.com/office/drawing/2014/chartex" xmlns:cx1="http://schemas.microsoft.com/office/drawing/2015/9/8/chartex" xmlns:cx2="http://schemas.microsoft.com/office/drawing/2015/10/21/chartex" xmlns:cx3="http://schemas.microsoft.com/office/drawing/2016/5/9/chartex" xmlns:cx4="http://schemas.microsoft.com/office/drawing/2016/5/10/chartex" xmlns:cx5="http://schemas.microsoft.com/office/drawing/2016/5/11/chartex" xmlns:cx6="http://schemas.microsoft.com/office/drawing/2016/5/12/chartex" xmlns:cx7="http://schemas.microsoft.com/office/drawing/2016/5/13/chartex" xmlns:cx8="http://schemas.microsoft.com/office/drawing/2016/5/14/chartex" xmlns:cr="http://schemas.microsoft.com/office/comments/2020/reactions" xmlns:mc="http://schemas.openxmlformats.org/markup-compatibility/2006" xmlns:aink="http://schemas.microsoft.com/office/drawing/2016/ink" xmlns:am3d="http://schemas.microsoft.com/office/drawing/2017/model3d" xmlns:o="urn:schemas-microsoft-com:office:office" xmlns:oel="http://schemas.microsoft.com/office/2019/extlst" xmlns:r="http://schemas.openxmlformats.org/officeDocument/2006/relationships" xmlns:m="http://schemas.openxmlformats.org/officeDocument/2006/math" xmlns:v="urn:schemas-microsoft-com:vml" xmlns:wp14="http://schemas.microsoft.com/office/word/2010/wordprocessingDrawing" xmlns:wp="http://schemas.openxmlformats.org/drawingml/2006/wordprocessingDrawing" xmlns:w10="urn:schemas-microsoft-com:office:word" xmlns:w="http://schemas.openxmlformats.org/wordprocessingml/2006/main" xmlns:w14="http://schemas.microsoft.com/office/word/2010/wordml" xmlns:w15="http://schemas.microsoft.com/office/word/2012/wordml" xmlns:w16cei="http://schemas.microsoft.com/office/word/2026/wordml/cei" xmlns:w16cex="http://schemas.microsoft.com/office/word/2018/wordml/cex" xmlns:w16cid="http://schemas.microsoft.com/office/word/2016/wordml/cid" xmlns:w16="http://schemas.microsoft.com/office/word/2018/wordml" xmlns:w16du="http://schemas.microsoft.com/office/word/2023/wordml/word16du" xmlns:w16sdtdh="http://schemas.microsoft.com/office/word/2020/wordml/sdtdatahash" xmlns:w16sdtfl="http://schemas.microsoft.com/office/word/2024/wordml/sdtformatlock" xmlns:w16se="http://schemas.microsoft.com/office/word/2015/wordml/symex" xmlns:wpg="http://schemas.microsoft.com/office/word/2010/wordprocessingGroup" xmlns:wpi="http://schemas.microsoft.com/office/word/2010/wordprocessingInk" xmlns:wne="http://schemas.microsoft.com/office/word/2006/wordml" xmlns:wps="http://schemas.microsoft.com/office/word/2010/wordprocessingShape" mc:Ignorable="w14 w15 w16se w16cid w16 w16cex w16sdtdh w16sdtfl cr w16du wp14">
+<w16cex:commentsExtensible xmlns:wpc="http://schemas.microsoft.com/office/word/2010/wordprocessingCanvas" xmlns:cx="http://schemas.microsoft.com/office/drawing/2014/chartex" xmlns:cx1="http://schemas.microsoft.com/office/drawing/2015/9/8/chartex" xmlns:cx2="http://schemas.microsoft.com/office/drawing/2015/10/21/chartex" xmlns:cx3="http://schemas.microsoft.com/office/drawing/2016/5/9/chartex" xmlns:cx4="http://schemas.microsoft.com/office/drawing/2016/5/10/chartex" xmlns:cx5="http://schemas.microsoft.com/office/drawing/2016/5/11/chartex" xmlns:cx6="http://schemas.microsoft.com/office/drawing/2016/5/12/chartex" xmlns:cx7="http://schemas.microsoft.com/office/drawing/2016/5/13/chartex" xmlns:cx8="http://schemas.microsoft.com/office/drawing/2016/5/14/chartex" xmlns:cr="http://schemas.microsoft.com/office/comments/2020/reactions" xmlns:mc="http://schemas.openxmlformats.org/markup-compatibility/2006" xmlns:aink="http://schemas.microsoft.com/office/drawing/2016/ink" xmlns:am3d="http://schemas.microsoft.com/office/drawing/2017/model3d" xmlns:o="urn:schemas-microsoft-com:office:office" xmlns:oel="http://schemas.microsoft.com/office/2019/extlst" xmlns:r="http://schemas.openxmlformats.org/officeDocument/2006/relationships" xmlns:m="http://schemas.openxmlformats.org/officeDocument/2006/math" xmlns:v="urn:schemas-microsoft-com:vml" xmlns:wp14="http://schemas.microsoft.com/office/word/2010/wordprocessingDrawing" xmlns:wp="http://schemas.openxmlformats.org/drawingml/2006/wordprocessingDrawing" xmlns:w10="urn:schemas-microsoft-com:office:word" xmlns:w="http://schemas.openxmlformats.org/wordprocessingml/2006/main" xmlns:w14="http://schemas.microsoft.com/office/word/2010/wordml" xmlns:w15="http://schemas.microsoft.com/office/word/2012/wordml" xmlns:w16cex="http://schemas.microsoft.com/office/word/2018/wordml/cex" xmlns:w16cid="http://schemas.microsoft.com/office/word/2016/wordml/cid" xmlns:w16="http://schemas.microsoft.com/office/word/2018/wordml" xmlns:w16du="http://schemas.microsoft.com/office/word/2023/wordml/word16du" xmlns:w16sdtdh="http://schemas.microsoft.com/office/word/2020/wordml/sdtdatahash" xmlns:w16sdtfl="http://schemas.microsoft.com/office/word/2024/wordml/sdtformatlock" xmlns:w16se="http://schemas.microsoft.com/office/word/2015/wordml/symex" xmlns:wpg="http://schemas.microsoft.com/office/word/2010/wordprocessingGroup" xmlns:wpi="http://schemas.microsoft.com/office/word/2010/wordprocessingInk" xmlns:wne="http://schemas.microsoft.com/office/word/2006/wordml" xmlns:wps="http://schemas.microsoft.com/office/word/2010/wordprocessingShape" mc:Ignorable="w14 w15 w16se w16cid w16 w16cex w16sdtdh w16sdtfl cr w16du wp14">
   <w16cex:commentExtensible w16cex:durableId="305EA5E4" w16cex:dateUtc="2024-11-17T11:06:00Z"/>
   <w16cex:commentExtensible w16cex:durableId="5216E95F" w16cex:dateUtc="2024-11-17T11:08:00Z"/>
   <w16cex:commentExtensible w16cex:durableId="62F709F2" w16cex:dateUtc="2026-05-26T08:32:00Z"/>
@@ -9740,6 +10152,7 @@
   <w16cex:commentExtensible w16cex:durableId="63CF0987" w16cex:dateUtc="2026-07-10T12:06:00Z"/>
   <w16cex:commentExtensible w16cex:durableId="7215CE6F" w16cex:dateUtc="2026-08-20T14:20:00Z"/>
   <w16cex:commentExtensible w16cex:durableId="7A773EAA" w16cex:dateUtc="2026-07-30T14:11:00Z"/>
+  <w16cex:commentExtensible w16cex:durableId="1202AA16" w16cex:dateUtc="2026-09-28T09:07:00Z"/>
   <w16cex:commentExtensible w16cex:durableId="22B33508" w16cex:dateUtc="2026-07-30T14:12:00Z"/>
   <w16cex:commentExtensible w16cex:durableId="3079A773" w16cex:dateUtc="2026-08-21T13:29:00Z"/>
   <w16cex:commentExtensible w16cex:durableId="7F167AAA" w16cex:dateUtc="2026-07-15T09:03:00Z"/>
@@ -9747,7 +10160,7 @@
 </file>
 
 <file path=word/commentsIds.xml><?xml version="1.0" encoding="utf-8"?>
-<w16cid:commentsIds xmlns:wpc="http://schemas.microsoft.com/office/word/2010/wordprocessingCanvas" xmlns:cx="http://schemas.microsoft.com/office/drawing/2014/chartex" xmlns:cx1="http://schemas.microsoft.com/office/drawing/2015/9/8/chartex" xmlns:cx2="http://schemas.microsoft.com/office/drawing/2015/10/21/chartex" xmlns:cx3="http://schemas.microsoft.com/office/drawing/2016/5/9/chartex" xmlns:cx4="http://schemas.microsoft.com/office/drawing/2016/5/10/chartex" xmlns:cx5="http://schemas.microsoft.com/office/drawing/2016/5/11/chartex" xmlns:cx6="http://schemas.microsoft.com/office/drawing/2016/5/12/chartex" xmlns:cx7="http://schemas.microsoft.com/office/drawing/2016/5/13/chartex" xmlns:cx8="http://schemas.microsoft.com/office/drawing/2016/5/14/chartex" xmlns:mc="http://schemas.openxmlformats.org/markup-compatibility/2006" xmlns:aink="http://schemas.microsoft.com/office/drawing/2016/ink" xmlns:am3d="http://schemas.microsoft.com/office/drawing/2017/model3d" xmlns:o="urn:schemas-microsoft-com:office:office" xmlns:oel="http://schemas.microsoft.com/office/2019/extlst" xmlns:r="http://schemas.openxmlformats.org/officeDocument/2006/relationships" xmlns:m="http://schemas.openxmlformats.org/officeDocument/2006/math" xmlns:v="urn:schemas-microsoft-com:vml" xmlns:wp14="http://schemas.microsoft.com/office/word/2010/wordprocessingDrawing" xmlns:wp="http://schemas.openxmlformats.org/drawingml/2006/wordprocessingDrawing" xmlns:w10="urn:schemas-microsoft-com:office:word" xmlns:w="http://schemas.openxmlformats.org/wordprocessingml/2006/main" xmlns:w14="http://schemas.microsoft.com/office/word/2010/wordml" xmlns:w15="http://schemas.microsoft.com/office/word/2012/wordml" xmlns:w16cei="http://schemas.microsoft.com/office/word/2026/wordml/cei" xmlns:w16cex="http://schemas.microsoft.com/office/word/2018/wordml/cex" xmlns:w16cid="http://schemas.microsoft.com/office/word/2016/wordml/cid" xmlns:w16="http://schemas.microsoft.com/office/word/2018/wordml" xmlns:w16du="http://schemas.microsoft.com/office/word/2023/wordml/word16du" xmlns:w16sdtdh="http://schemas.microsoft.com/office/word/2020/wordml/sdtdatahash" xmlns:w16sdtfl="http://schemas.microsoft.com/office/word/2024/wordml/sdtformatlock" xmlns:w16se="http://schemas.microsoft.com/office/word/2015/wordml/symex" xmlns:wpg="http://schemas.microsoft.com/office/word/2010/wordprocessingGroup" xmlns:wpi="http://schemas.microsoft.com/office/word/2010/wordprocessingInk" xmlns:wne="http://schemas.microsoft.com/office/word/2006/wordml" xmlns:wps="http://schemas.microsoft.com/office/word/2010/wordprocessingShape" mc:Ignorable="w14 w15 w16se w16cid w16 w16cex w16sdtdh w16sdtfl w16du wp14">
+<w16cid:commentsIds xmlns:wpc="http://schemas.microsoft.com/office/word/2010/wordprocessingCanvas" xmlns:cx="http://schemas.microsoft.com/office/drawing/2014/chartex" xmlns:cx1="http://schemas.microsoft.com/office/drawing/2015/9/8/chartex" xmlns:cx2="http://schemas.microsoft.com/office/drawing/2015/10/21/chartex" xmlns:cx3="http://schemas.microsoft.com/office/drawing/2016/5/9/chartex" xmlns:cx4="http://schemas.microsoft.com/office/drawing/2016/5/10/chartex" xmlns:cx5="http://schemas.microsoft.com/office/drawing/2016/5/11/chartex" xmlns:cx6="http://schemas.microsoft.com/office/drawing/2016/5/12/chartex" xmlns:cx7="http://schemas.microsoft.com/office/drawing/2016/5/13/chartex" xmlns:cx8="http://schemas.microsoft.com/office/drawing/2016/5/14/chartex" xmlns:mc="http://schemas.openxmlformats.org/markup-compatibility/2006" xmlns:aink="http://schemas.microsoft.com/office/drawing/2016/ink" xmlns:am3d="http://schemas.microsoft.com/office/drawing/2017/model3d" xmlns:o="urn:schemas-microsoft-com:office:office" xmlns:oel="http://schemas.microsoft.com/office/2019/extlst" xmlns:r="http://schemas.openxmlformats.org/officeDocument/2006/relationships" xmlns:m="http://schemas.openxmlformats.org/officeDocument/2006/math" xmlns:v="urn:schemas-microsoft-com:vml" xmlns:wp14="http://schemas.microsoft.com/office/word/2010/wordprocessingDrawing" xmlns:wp="http://schemas.openxmlformats.org/drawingml/2006/wordprocessingDrawing" xmlns:w10="urn:schemas-microsoft-com:office:word" xmlns:w="http://schemas.openxmlformats.org/wordprocessingml/2006/main" xmlns:w14="http://schemas.microsoft.com/office/word/2010/wordml" xmlns:w15="http://schemas.microsoft.com/office/word/2012/wordml" xmlns:w16cex="http://schemas.microsoft.com/office/word/2018/wordml/cex" xmlns:w16cid="http://schemas.microsoft.com/office/word/2016/wordml/cid" xmlns:w16="http://schemas.microsoft.com/office/word/2018/wordml" xmlns:w16du="http://schemas.microsoft.com/office/word/2023/wordml/word16du" xmlns:w16sdtdh="http://schemas.microsoft.com/office/word/2020/wordml/sdtdatahash" xmlns:w16sdtfl="http://schemas.microsoft.com/office/word/2024/wordml/sdtformatlock" xmlns:w16se="http://schemas.microsoft.com/office/word/2015/wordml/symex" xmlns:wpg="http://schemas.microsoft.com/office/word/2010/wordprocessingGroup" xmlns:wpi="http://schemas.microsoft.com/office/word/2010/wordprocessingInk" xmlns:wne="http://schemas.microsoft.com/office/word/2006/wordml" xmlns:wps="http://schemas.microsoft.com/office/word/2010/wordprocessingShape" mc:Ignorable="w14 w15 w16se w16cid w16 w16cex w16sdtdh w16sdtfl w16du wp14">
   <w16cid:commentId w16cid:paraId="65F941E0" w16cid:durableId="305EA5E4"/>
   <w16cid:commentId w16cid:paraId="2F662FA5" w16cid:durableId="5216E95F"/>
   <w16cid:commentId w16cid:paraId="22554633" w16cid:durableId="62F709F2"/>
@@ -9759,6 +10172,7 @@
   <w16cid:commentId w16cid:paraId="497BF004" w16cid:durableId="63CF0987"/>
   <w16cid:commentId w16cid:paraId="7FC09C36" w16cid:durableId="7215CE6F"/>
   <w16cid:commentId w16cid:paraId="3042CEC6" w16cid:durableId="7A773EAA"/>
+  <w16cid:commentId w16cid:paraId="377CE4AD" w16cid:durableId="1202AA16"/>
   <w16cid:commentId w16cid:paraId="33AB8BCD" w16cid:durableId="22B33508"/>
   <w16cid:commentId w16cid:paraId="4B6A4406" w16cid:durableId="3079A773"/>
   <w16cid:commentId w16cid:paraId="0E3B1798" w16cid:durableId="7F167AAA"/>
@@ -9766,7 +10180,7 @@
 </file>
 
 <file path=word/endnotes.xml><?xml version="1.0" encoding="utf-8"?>
-<w:endnotes xmlns:wpc="http://schemas.microsoft.com/office/word/2010/wordprocessingCanvas" xmlns:cx="http://schemas.microsoft.com/office/drawing/2014/chartex" xmlns:cx1="http://schemas.microsoft.com/office/drawing/2015/9/8/chartex" xmlns:cx2="http://schemas.microsoft.com/office/drawing/2015/10/21/chartex" xmlns:cx3="http://schemas.microsoft.com/office/drawing/2016/5/9/chartex" xmlns:cx4="http://schemas.microsoft.com/office/drawing/2016/5/10/chartex" xmlns:cx5="http://schemas.microsoft.com/office/drawing/2016/5/11/chartex" xmlns:cx6="http://schemas.microsoft.com/office/drawing/2016/5/12/chartex" xmlns:cx7="http://schemas.microsoft.com/office/drawing/2016/5/13/chartex" xmlns:cx8="http://schemas.microsoft.com/office/drawing/2016/5/14/chartex" xmlns:mc="http://schemas.openxmlformats.org/markup-compatibility/2006" xmlns:aink="http://schemas.microsoft.com/office/drawing/2016/ink" xmlns:am3d="http://schemas.microsoft.com/office/drawing/2017/model3d" xmlns:o="urn:schemas-microsoft-com:office:office" xmlns:oel="http://schemas.microsoft.com/office/2019/extlst" xmlns:r="http://schemas.openxmlformats.org/officeDocument/2006/relationships" xmlns:m="http://schemas.openxmlformats.org/officeDocument/2006/math" xmlns:v="urn:schemas-microsoft-com:vml" xmlns:wp14="http://schemas.microsoft.com/office/word/2010/wordprocessingDrawing" xmlns:wp="http://schemas.openxmlformats.org/drawingml/2006/wordprocessingDrawing" xmlns:w10="urn:schemas-microsoft-com:office:word" xmlns:w="http://schemas.openxmlformats.org/wordprocessingml/2006/main" xmlns:w14="http://schemas.microsoft.com/office/word/2010/wordml" xmlns:w15="http://schemas.microsoft.com/office/word/2012/wordml" xmlns:w16cei="http://schemas.microsoft.com/office/word/2026/wordml/cei" xmlns:w16cex="http://schemas.microsoft.com/office/word/2018/wordml/cex" xmlns:w16cid="http://schemas.microsoft.com/office/word/2016/wordml/cid" xmlns:w16="http://schemas.microsoft.com/office/word/2018/wordml" xmlns:w16du="http://schemas.microsoft.com/office/word/2023/wordml/word16du" xmlns:w16sdtdh="http://schemas.microsoft.com/office/word/2020/wordml/sdtdatahash" xmlns:w16sdtfl="http://schemas.microsoft.com/office/word/2024/wordml/sdtformatlock" xmlns:w16se="http://schemas.microsoft.com/office/word/2015/wordml/symex" xmlns:wpg="http://schemas.microsoft.com/office/word/2010/wordprocessingGroup" xmlns:wpi="http://schemas.microsoft.com/office/word/2010/wordprocessingInk" xmlns:wne="http://schemas.microsoft.com/office/word/2006/wordml" xmlns:wps="http://schemas.microsoft.com/office/word/2010/wordprocessingShape" mc:Ignorable="w14 w15 w16se w16cid w16 w16cex w16sdtdh w16sdtfl w16du wp14">
+<w:endnotes xmlns:wpc="http://schemas.microsoft.com/office/word/2010/wordprocessingCanvas" xmlns:cx="http://schemas.microsoft.com/office/drawing/2014/chartex" xmlns:cx1="http://schemas.microsoft.com/office/drawing/2015/9/8/chartex" xmlns:cx2="http://schemas.microsoft.com/office/drawing/2015/10/21/chartex" xmlns:cx3="http://schemas.microsoft.com/office/drawing/2016/5/9/chartex" xmlns:cx4="http://schemas.microsoft.com/office/drawing/2016/5/10/chartex" xmlns:cx5="http://schemas.microsoft.com/office/drawing/2016/5/11/chartex" xmlns:cx6="http://schemas.microsoft.com/office/drawing/2016/5/12/chartex" xmlns:cx7="http://schemas.microsoft.com/office/drawing/2016/5/13/chartex" xmlns:cx8="http://schemas.microsoft.com/office/drawing/2016/5/14/chartex" xmlns:mc="http://schemas.openxmlformats.org/markup-compatibility/2006" xmlns:aink="http://schemas.microsoft.com/office/drawing/2016/ink" xmlns:am3d="http://schemas.microsoft.com/office/drawing/2017/model3d" xmlns:o="urn:schemas-microsoft-com:office:office" xmlns:oel="http://schemas.microsoft.com/office/2019/extlst" xmlns:r="http://schemas.openxmlformats.org/officeDocument/2006/relationships" xmlns:m="http://schemas.openxmlformats.org/officeDocument/2006/math" xmlns:v="urn:schemas-microsoft-com:vml" xmlns:wp14="http://schemas.microsoft.com/office/word/2010/wordprocessingDrawing" xmlns:wp="http://schemas.openxmlformats.org/drawingml/2006/wordprocessingDrawing" xmlns:w10="urn:schemas-microsoft-com:office:word" xmlns:w="http://schemas.openxmlformats.org/wordprocessingml/2006/main" xmlns:w14="http://schemas.microsoft.com/office/word/2010/wordml" xmlns:w15="http://schemas.microsoft.com/office/word/2012/wordml" xmlns:w16cex="http://schemas.microsoft.com/office/word/2018/wordml/cex" xmlns:w16cid="http://schemas.microsoft.com/office/word/2016/wordml/cid" xmlns:w16="http://schemas.microsoft.com/office/word/2018/wordml" xmlns:w16du="http://schemas.microsoft.com/office/word/2023/wordml/word16du" xmlns:w16sdtdh="http://schemas.microsoft.com/office/word/2020/wordml/sdtdatahash" xmlns:w16sdtfl="http://schemas.microsoft.com/office/word/2024/wordml/sdtformatlock" xmlns:w16se="http://schemas.microsoft.com/office/word/2015/wordml/symex" xmlns:wpg="http://schemas.microsoft.com/office/word/2010/wordprocessingGroup" xmlns:wpi="http://schemas.microsoft.com/office/word/2010/wordprocessingInk" xmlns:wne="http://schemas.microsoft.com/office/word/2006/wordml" xmlns:wps="http://schemas.microsoft.com/office/word/2010/wordprocessingShape" mc:Ignorable="w14 w15 w16se w16cid w16 w16cex w16sdtdh w16sdtfl w16du wp14">
   <w:endnote w:type="separator" w:id="-1">
     <w:p>
       <w:pPr>
@@ -9791,7 +10205,7 @@
 </file>
 
 <file path=word/footnotes.xml><?xml version="1.0" encoding="utf-8"?>
-<w:footnotes xmlns:wpc="http://schemas.microsoft.com/office/word/2010/wordprocessingCanvas" xmlns:cx="http://schemas.microsoft.com/office/drawing/2014/chartex" xmlns:cx1="http://schemas.microsoft.com/office/drawing/2015/9/8/chartex" xmlns:cx2="http://schemas.microsoft.com/office/drawing/2015/10/21/chartex" xmlns:cx3="http://schemas.microsoft.com/office/drawing/2016/5/9/chartex" xmlns:cx4="http://schemas.microsoft.com/office/drawing/2016/5/10/chartex" xmlns:cx5="http://schemas.microsoft.com/office/drawing/2016/5/11/chartex" xmlns:cx6="http://schemas.microsoft.com/office/drawing/2016/5/12/chartex" xmlns:cx7="http://schemas.microsoft.com/office/drawing/2016/5/13/chartex" xmlns:cx8="http://schemas.microsoft.com/office/drawing/2016/5/14/chartex" xmlns:mc="http://schemas.openxmlformats.org/markup-compatibility/2006" xmlns:aink="http://schemas.microsoft.com/office/drawing/2016/ink" xmlns:am3d="http://schemas.microsoft.com/office/drawing/2017/model3d" xmlns:o="urn:schemas-microsoft-com:office:office" xmlns:oel="http://schemas.microsoft.com/office/2019/extlst" xmlns:r="http://schemas.openxmlformats.org/officeDocument/2006/relationships" xmlns:m="http://schemas.openxmlformats.org/officeDocument/2006/math" xmlns:v="urn:schemas-microsoft-com:vml" xmlns:wp14="http://schemas.microsoft.com/office/word/2010/wordprocessingDrawing" xmlns:wp="http://schemas.openxmlformats.org/drawingml/2006/wordprocessingDrawing" xmlns:w10="urn:schemas-microsoft-com:office:word" xmlns:w="http://schemas.openxmlformats.org/wordprocessingml/2006/main" xmlns:w14="http://schemas.microsoft.com/office/word/2010/wordml" xmlns:w15="http://schemas.microsoft.com/office/word/2012/wordml" xmlns:w16cei="http://schemas.microsoft.com/office/word/2026/wordml/cei" xmlns:w16cex="http://schemas.microsoft.com/office/word/2018/wordml/cex" xmlns:w16cid="http://schemas.microsoft.com/office/word/2016/wordml/cid" xmlns:w16="http://schemas.microsoft.com/office/word/2018/wordml" xmlns:w16du="http://schemas.microsoft.com/office/word/2023/wordml/word16du" xmlns:w16sdtdh="http://schemas.microsoft.com/office/word/2020/wordml/sdtdatahash" xmlns:w16sdtfl="http://schemas.microsoft.com/office/word/2024/wordml/sdtformatlock" xmlns:w16se="http://schemas.microsoft.com/office/word/2015/wordml/symex" xmlns:wpg="http://schemas.microsoft.com/office/word/2010/wordprocessingGroup" xmlns:wpi="http://schemas.microsoft.com/office/word/2010/wordprocessingInk" xmlns:wne="http://schemas.microsoft.com/office/word/2006/wordml" xmlns:wps="http://schemas.microsoft.com/office/word/2010/wordprocessingShape" mc:Ignorable="w14 w15 w16se w16cid w16 w16cex w16sdtdh w16sdtfl w16du wp14">
+<w:footnotes xmlns:wpc="http://schemas.microsoft.com/office/word/2010/wordprocessingCanvas" xmlns:cx="http://schemas.microsoft.com/office/drawing/2014/chartex" xmlns:cx1="http://schemas.microsoft.com/office/drawing/2015/9/8/chartex" xmlns:cx2="http://schemas.microsoft.com/office/drawing/2015/10/21/chartex" xmlns:cx3="http://schemas.microsoft.com/office/drawing/2016/5/9/chartex" xmlns:cx4="http://schemas.microsoft.com/office/drawing/2016/5/10/chartex" xmlns:cx5="http://schemas.microsoft.com/office/drawing/2016/5/11/chartex" xmlns:cx6="http://schemas.microsoft.com/office/drawing/2016/5/12/chartex" xmlns:cx7="http://schemas.microsoft.com/office/drawing/2016/5/13/chartex" xmlns:cx8="http://schemas.microsoft.com/office/drawing/2016/5/14/chartex" xmlns:mc="http://schemas.openxmlformats.org/markup-compatibility/2006" xmlns:aink="http://schemas.microsoft.com/office/drawing/2016/ink" xmlns:am3d="http://schemas.microsoft.com/office/drawing/2017/model3d" xmlns:o="urn:schemas-microsoft-com:office:office" xmlns:oel="http://schemas.microsoft.com/office/2019/extlst" xmlns:r="http://schemas.openxmlformats.org/officeDocument/2006/relationships" xmlns:m="http://schemas.openxmlformats.org/officeDocument/2006/math" xmlns:v="urn:schemas-microsoft-com:vml" xmlns:wp14="http://schemas.microsoft.com/office/word/2010/wordprocessingDrawing" xmlns:wp="http://schemas.openxmlformats.org/drawingml/2006/wordprocessingDrawing" xmlns:w10="urn:schemas-microsoft-com:office:word" xmlns:w="http://schemas.openxmlformats.org/wordprocessingml/2006/main" xmlns:w14="http://schemas.microsoft.com/office/word/2010/wordml" xmlns:w15="http://schemas.microsoft.com/office/word/2012/wordml" xmlns:w16cex="http://schemas.microsoft.com/office/word/2018/wordml/cex" xmlns:w16cid="http://schemas.microsoft.com/office/word/2016/wordml/cid" xmlns:w16="http://schemas.microsoft.com/office/word/2018/wordml" xmlns:w16du="http://schemas.microsoft.com/office/word/2023/wordml/word16du" xmlns:w16sdtdh="http://schemas.microsoft.com/office/word/2020/wordml/sdtdatahash" xmlns:w16sdtfl="http://schemas.microsoft.com/office/word/2024/wordml/sdtformatlock" xmlns:w16se="http://schemas.microsoft.com/office/word/2015/wordml/symex" xmlns:wpg="http://schemas.microsoft.com/office/word/2010/wordprocessingGroup" xmlns:wpi="http://schemas.microsoft.com/office/word/2010/wordprocessingInk" xmlns:wne="http://schemas.microsoft.com/office/word/2006/wordml" xmlns:wps="http://schemas.microsoft.com/office/word/2010/wordprocessingShape" mc:Ignorable="w14 w15 w16se w16cid w16 w16cex w16sdtdh w16sdtfl w16du wp14">
   <w:footnote w:type="separator" w:id="-1">
     <w:p>
       <w:pPr>
@@ -9950,23 +10364,38 @@
 </file>
 
 <file path=word/header1.xml><?xml version="1.0" encoding="utf-8"?>
-<w:hdr xmlns:wpc="http://schemas.microsoft.com/office/word/2010/wordprocessingCanvas" xmlns:cx="http://schemas.microsoft.com/office/drawing/2014/chartex" xmlns:cx1="http://schemas.microsoft.com/office/drawing/2015/9/8/chartex" xmlns:cx2="http://schemas.microsoft.com/office/drawing/2015/10/21/chartex" xmlns:cx3="http://schemas.microsoft.com/office/drawing/2016/5/9/chartex" xmlns:cx4="http://schemas.microsoft.com/office/drawing/2016/5/10/chartex" xmlns:cx5="http://schemas.microsoft.com/office/drawing/2016/5/11/chartex" xmlns:cx6="http://schemas.microsoft.com/office/drawing/2016/5/12/chartex" xmlns:cx7="http://schemas.microsoft.com/office/drawing/2016/5/13/chartex" xmlns:cx8="http://schemas.microsoft.com/office/drawing/2016/5/14/chartex" xmlns:mc="http://schemas.openxmlformats.org/markup-compatibility/2006" xmlns:aink="http://schemas.microsoft.com/office/drawing/2016/ink" xmlns:am3d="http://schemas.microsoft.com/office/drawing/2017/model3d" xmlns:o="urn:schemas-microsoft-com:office:office" xmlns:oel="http://schemas.microsoft.com/office/2019/extlst" xmlns:r="http://schemas.openxmlformats.org/officeDocument/2006/relationships" xmlns:m="http://schemas.openxmlformats.org/officeDocument/2006/math" xmlns:v="urn:schemas-microsoft-com:vml" xmlns:wp14="http://schemas.microsoft.com/office/word/2010/wordprocessingDrawing" xmlns:wp="http://schemas.openxmlformats.org/drawingml/2006/wordprocessingDrawing" xmlns:w10="urn:schemas-microsoft-com:office:word" xmlns:w="http://schemas.openxmlformats.org/wordprocessingml/2006/main" xmlns:w14="http://schemas.microsoft.com/office/word/2010/wordml" xmlns:w15="http://schemas.microsoft.com/office/word/2012/wordml" xmlns:w16cei="http://schemas.microsoft.com/office/word/2026/wordml/cei" xmlns:w16cex="http://schemas.microsoft.com/office/word/2018/wordml/cex" xmlns:w16cid="http://schemas.microsoft.com/office/word/2016/wordml/cid" xmlns:w16="http://schemas.microsoft.com/office/word/2018/wordml" xmlns:w16du="http://schemas.microsoft.com/office/word/2023/wordml/word16du" xmlns:w16sdtdh="http://schemas.microsoft.com/office/word/2020/wordml/sdtdatahash" xmlns:w16sdtfl="http://schemas.microsoft.com/office/word/2024/wordml/sdtformatlock" xmlns:w16se="http://schemas.microsoft.com/office/word/2015/wordml/symex" xmlns:wpg="http://schemas.microsoft.com/office/word/2010/wordprocessingGroup" xmlns:wpi="http://schemas.microsoft.com/office/word/2010/wordprocessingInk" xmlns:wne="http://schemas.microsoft.com/office/word/2006/wordml" xmlns:wps="http://schemas.microsoft.com/office/word/2010/wordprocessingShape" mc:Ignorable="w14 w15 w16se w16cid w16 w16cex w16sdtdh w16sdtfl w16du wp14">
+<w:hdr xmlns:wpc="http://schemas.microsoft.com/office/word/2010/wordprocessingCanvas" xmlns:cx="http://schemas.microsoft.com/office/drawing/2014/chartex" xmlns:cx1="http://schemas.microsoft.com/office/drawing/2015/9/8/chartex" xmlns:cx2="http://schemas.microsoft.com/office/drawing/2015/10/21/chartex" xmlns:cx3="http://schemas.microsoft.com/office/drawing/2016/5/9/chartex" xmlns:cx4="http://schemas.microsoft.com/office/drawing/2016/5/10/chartex" xmlns:cx5="http://schemas.microsoft.com/office/drawing/2016/5/11/chartex" xmlns:cx6="http://schemas.microsoft.com/office/drawing/2016/5/12/chartex" xmlns:cx7="http://schemas.microsoft.com/office/drawing/2016/5/13/chartex" xmlns:cx8="http://schemas.microsoft.com/office/drawing/2016/5/14/chartex" xmlns:mc="http://schemas.openxmlformats.org/markup-compatibility/2006" xmlns:aink="http://schemas.microsoft.com/office/drawing/2016/ink" xmlns:am3d="http://schemas.microsoft.com/office/drawing/2017/model3d" xmlns:o="urn:schemas-microsoft-com:office:office" xmlns:oel="http://schemas.microsoft.com/office/2019/extlst" xmlns:r="http://schemas.openxmlformats.org/officeDocument/2006/relationships" xmlns:m="http://schemas.openxmlformats.org/officeDocument/2006/math" xmlns:v="urn:schemas-microsoft-com:vml" xmlns:wp14="http://schemas.microsoft.com/office/word/2010/wordprocessingDrawing" xmlns:wp="http://schemas.openxmlformats.org/drawingml/2006/wordprocessingDrawing" xmlns:w10="urn:schemas-microsoft-com:office:word" xmlns:w="http://schemas.openxmlformats.org/wordprocessingml/2006/main" xmlns:w14="http://schemas.microsoft.com/office/word/2010/wordml" xmlns:w15="http://schemas.microsoft.com/office/word/2012/wordml" xmlns:w16cex="http://schemas.microsoft.com/office/word/2018/wordml/cex" xmlns:w16cid="http://schemas.microsoft.com/office/word/2016/wordml/cid" xmlns:w16="http://schemas.microsoft.com/office/word/2018/wordml" xmlns:w16du="http://schemas.microsoft.com/office/word/2023/wordml/word16du" xmlns:w16sdtdh="http://schemas.microsoft.com/office/word/2020/wordml/sdtdatahash" xmlns:w16sdtfl="http://schemas.microsoft.com/office/word/2024/wordml/sdtformatlock" xmlns:w16se="http://schemas.microsoft.com/office/word/2015/wordml/symex" xmlns:wpg="http://schemas.microsoft.com/office/word/2010/wordprocessingGroup" xmlns:wpi="http://schemas.microsoft.com/office/word/2010/wordprocessingInk" xmlns:wne="http://schemas.microsoft.com/office/word/2006/wordml" xmlns:wps="http://schemas.microsoft.com/office/word/2010/wordprocessingShape" mc:Ignorable="w14 w15 w16se w16cid w16 w16cex w16sdtdh w16sdtfl w16du wp14">
   <w:p>
     <w:pPr>
       <w:pStyle w:val="Header"/>
       <w:rPr>
-        <w:lang w:val="nl-BE"/>
+        <w:lang w:val="en-GB"/>
+        <w:rPrChange w:id="3" w:author="Matthias Raemaekers" w:date="2026-09-28T10:32:00Z" w16du:dateUtc="2026-09-28T08:32:00Z">
+          <w:rPr>
+            <w:lang w:val="nl-BE"/>
+          </w:rPr>
+        </w:rPrChange>
       </w:rPr>
     </w:pPr>
     <w:r>
       <w:rPr>
-        <w:lang w:val="nl-BE"/>
+        <w:lang w:val="en-GB"/>
+        <w:rPrChange w:id="4" w:author="Matthias Raemaekers" w:date="2026-09-28T10:32:00Z" w16du:dateUtc="2026-09-28T08:32:00Z">
+          <w:rPr>
+            <w:lang w:val="nl-BE"/>
+          </w:rPr>
+        </w:rPrChange>
       </w:rPr>
       <w:t>TOOLS FOR RELATIONAL REASONING RESEARCH</w:t>
     </w:r>
     <w:r>
       <w:rPr>
-        <w:lang w:val="nl-BE"/>
+        <w:lang w:val="en-GB"/>
+        <w:rPrChange w:id="5" w:author="Matthias Raemaekers" w:date="2026-09-28T10:32:00Z" w16du:dateUtc="2026-09-28T08:32:00Z">
+          <w:rPr>
+            <w:lang w:val="nl-BE"/>
+          </w:rPr>
+        </w:rPrChange>
       </w:rPr>
       <w:tab/>
     </w:r>
@@ -9975,7 +10404,7 @@
 </file>
 
 <file path=word/header2.xml><?xml version="1.0" encoding="utf-8"?>
-<w:hdr xmlns:wpc="http://schemas.microsoft.com/office/word/2010/wordprocessingCanvas" xmlns:cx="http://schemas.microsoft.com/office/drawing/2014/chartex" xmlns:cx1="http://schemas.microsoft.com/office/drawing/2015/9/8/chartex" xmlns:cx2="http://schemas.microsoft.com/office/drawing/2015/10/21/chartex" xmlns:cx3="http://schemas.microsoft.com/office/drawing/2016/5/9/chartex" xmlns:cx4="http://schemas.microsoft.com/office/drawing/2016/5/10/chartex" xmlns:cx5="http://schemas.microsoft.com/office/drawing/2016/5/11/chartex" xmlns:cx6="http://schemas.microsoft.com/office/drawing/2016/5/12/chartex" xmlns:cx7="http://schemas.microsoft.com/office/drawing/2016/5/13/chartex" xmlns:cx8="http://schemas.microsoft.com/office/drawing/2016/5/14/chartex" xmlns:mc="http://schemas.openxmlformats.org/markup-compatibility/2006" xmlns:aink="http://schemas.microsoft.com/office/drawing/2016/ink" xmlns:am3d="http://schemas.microsoft.com/office/drawing/2017/model3d" xmlns:o="urn:schemas-microsoft-com:office:office" xmlns:oel="http://schemas.microsoft.com/office/2019/extlst" xmlns:r="http://schemas.openxmlformats.org/officeDocument/2006/relationships" xmlns:m="http://schemas.openxmlformats.org/officeDocument/2006/math" xmlns:v="urn:schemas-microsoft-com:vml" xmlns:wp14="http://schemas.microsoft.com/office/word/2010/wordprocessingDrawing" xmlns:wp="http://schemas.openxmlformats.org/drawingml/2006/wordprocessingDrawing" xmlns:w10="urn:schemas-microsoft-com:office:word" xmlns:w="http://schemas.openxmlformats.org/wordprocessingml/2006/main" xmlns:w14="http://schemas.microsoft.com/office/word/2010/wordml" xmlns:w15="http://schemas.microsoft.com/office/word/2012/wordml" xmlns:w16cei="http://schemas.microsoft.com/office/word/2026/wordml/cei" xmlns:w16cex="http://schemas.microsoft.com/office/word/2018/wordml/cex" xmlns:w16cid="http://schemas.microsoft.com/office/word/2016/wordml/cid" xmlns:w16="http://schemas.microsoft.com/office/word/2018/wordml" xmlns:w16du="http://schemas.microsoft.com/office/word/2023/wordml/word16du" xmlns:w16sdtdh="http://schemas.microsoft.com/office/word/2020/wordml/sdtdatahash" xmlns:w16sdtfl="http://schemas.microsoft.com/office/word/2024/wordml/sdtformatlock" xmlns:w16se="http://schemas.microsoft.com/office/word/2015/wordml/symex" xmlns:wpg="http://schemas.microsoft.com/office/word/2010/wordprocessingGroup" xmlns:wpi="http://schemas.microsoft.com/office/word/2010/wordprocessingInk" xmlns:wne="http://schemas.microsoft.com/office/word/2006/wordml" xmlns:wps="http://schemas.microsoft.com/office/word/2010/wordprocessingShape" mc:Ignorable="w14 w15 w16se w16cid w16 w16cex w16sdtdh w16sdtfl w16du wp14">
+<w:hdr xmlns:wpc="http://schemas.microsoft.com/office/word/2010/wordprocessingCanvas" xmlns:cx="http://schemas.microsoft.com/office/drawing/2014/chartex" xmlns:cx1="http://schemas.microsoft.com/office/drawing/2015/9/8/chartex" xmlns:cx2="http://schemas.microsoft.com/office/drawing/2015/10/21/chartex" xmlns:cx3="http://schemas.microsoft.com/office/drawing/2016/5/9/chartex" xmlns:cx4="http://schemas.microsoft.com/office/drawing/2016/5/10/chartex" xmlns:cx5="http://schemas.microsoft.com/office/drawing/2016/5/11/chartex" xmlns:cx6="http://schemas.microsoft.com/office/drawing/2016/5/12/chartex" xmlns:cx7="http://schemas.microsoft.com/office/drawing/2016/5/13/chartex" xmlns:cx8="http://schemas.microsoft.com/office/drawing/2016/5/14/chartex" xmlns:mc="http://schemas.openxmlformats.org/markup-compatibility/2006" xmlns:aink="http://schemas.microsoft.com/office/drawing/2016/ink" xmlns:am3d="http://schemas.microsoft.com/office/drawing/2017/model3d" xmlns:o="urn:schemas-microsoft-com:office:office" xmlns:oel="http://schemas.microsoft.com/office/2019/extlst" xmlns:r="http://schemas.openxmlformats.org/officeDocument/2006/relationships" xmlns:m="http://schemas.openxmlformats.org/officeDocument/2006/math" xmlns:v="urn:schemas-microsoft-com:vml" xmlns:wp14="http://schemas.microsoft.com/office/word/2010/wordprocessingDrawing" xmlns:wp="http://schemas.openxmlformats.org/drawingml/2006/wordprocessingDrawing" xmlns:w10="urn:schemas-microsoft-com:office:word" xmlns:w="http://schemas.openxmlformats.org/wordprocessingml/2006/main" xmlns:w14="http://schemas.microsoft.com/office/word/2010/wordml" xmlns:w15="http://schemas.microsoft.com/office/word/2012/wordml" xmlns:w16cex="http://schemas.microsoft.com/office/word/2018/wordml/cex" xmlns:w16cid="http://schemas.microsoft.com/office/word/2016/wordml/cid" xmlns:w16="http://schemas.microsoft.com/office/word/2018/wordml" xmlns:w16du="http://schemas.microsoft.com/office/word/2023/wordml/word16du" xmlns:w16sdtdh="http://schemas.microsoft.com/office/word/2020/wordml/sdtdatahash" xmlns:w16sdtfl="http://schemas.microsoft.com/office/word/2024/wordml/sdtformatlock" xmlns:w16se="http://schemas.microsoft.com/office/word/2015/wordml/symex" xmlns:wpg="http://schemas.microsoft.com/office/word/2010/wordprocessingGroup" xmlns:wpi="http://schemas.microsoft.com/office/word/2010/wordprocessingInk" xmlns:wne="http://schemas.microsoft.com/office/word/2006/wordml" xmlns:wps="http://schemas.microsoft.com/office/word/2010/wordprocessingShape" mc:Ignorable="w14 w15 w16se w16cid w16 w16cex w16sdtdh w16sdtfl w16du wp14">
   <w:p>
     <w:pPr>
       <w:pStyle w:val="Header"/>
@@ -10020,7 +10449,7 @@
 </file>
 
 <file path=word/numbering.xml><?xml version="1.0" encoding="utf-8"?>
-<w:numbering xmlns:wpc="http://schemas.microsoft.com/office/word/2010/wordprocessingCanvas" xmlns:cx="http://schemas.microsoft.com/office/drawing/2014/chartex" xmlns:cx1="http://schemas.microsoft.com/office/drawing/2015/9/8/chartex" xmlns:cx2="http://schemas.microsoft.com/office/drawing/2015/10/21/chartex" xmlns:cx3="http://schemas.microsoft.com/office/drawing/2016/5/9/chartex" xmlns:cx4="http://schemas.microsoft.com/office/drawing/2016/5/10/chartex" xmlns:cx5="http://schemas.microsoft.com/office/drawing/2016/5/11/chartex" xmlns:cx6="http://schemas.microsoft.com/office/drawing/2016/5/12/chartex" xmlns:cx7="http://schemas.microsoft.com/office/drawing/2016/5/13/chartex" xmlns:cx8="http://schemas.microsoft.com/office/drawing/2016/5/14/chartex" xmlns:mc="http://schemas.openxmlformats.org/markup-compatibility/2006" xmlns:aink="http://schemas.microsoft.com/office/drawing/2016/ink" xmlns:am3d="http://schemas.microsoft.com/office/drawing/2017/model3d" xmlns:o="urn:schemas-microsoft-com:office:office" xmlns:oel="http://schemas.microsoft.com/office/2019/extlst" xmlns:r="http://schemas.openxmlformats.org/officeDocument/2006/relationships" xmlns:m="http://schemas.openxmlformats.org/officeDocument/2006/math" xmlns:v="urn:schemas-microsoft-com:vml" xmlns:wp14="http://schemas.microsoft.com/office/word/2010/wordprocessingDrawing" xmlns:wp="http://schemas.openxmlformats.org/drawingml/2006/wordprocessingDrawing" xmlns:w10="urn:schemas-microsoft-com:office:word" xmlns:w="http://schemas.openxmlformats.org/wordprocessingml/2006/main" xmlns:w14="http://schemas.microsoft.com/office/word/2010/wordml" xmlns:w15="http://schemas.microsoft.com/office/word/2012/wordml" xmlns:w16cei="http://schemas.microsoft.com/office/word/2026/wordml/cei" xmlns:w16cex="http://schemas.microsoft.com/office/word/2018/wordml/cex" xmlns:w16cid="http://schemas.microsoft.com/office/word/2016/wordml/cid" xmlns:w16="http://schemas.microsoft.com/office/word/2018/wordml" xmlns:w16du="http://schemas.microsoft.com/office/word/2023/wordml/word16du" xmlns:w16sdtdh="http://schemas.microsoft.com/office/word/2020/wordml/sdtdatahash" xmlns:w16sdtfl="http://schemas.microsoft.com/office/word/2024/wordml/sdtformatlock" xmlns:w16se="http://schemas.microsoft.com/office/word/2015/wordml/symex" xmlns:wpg="http://schemas.microsoft.com/office/word/2010/wordprocessingGroup" xmlns:wpi="http://schemas.microsoft.com/office/word/2010/wordprocessingInk" xmlns:wne="http://schemas.microsoft.com/office/word/2006/wordml" xmlns:wps="http://schemas.microsoft.com/office/word/2010/wordprocessingShape" mc:Ignorable="w14 w15 w16se w16cid w16 w16cex w16sdtdh w16sdtfl w16du wp14">
+<w:numbering xmlns:wpc="http://schemas.microsoft.com/office/word/2010/wordprocessingCanvas" xmlns:cx="http://schemas.microsoft.com/office/drawing/2014/chartex" xmlns:cx1="http://schemas.microsoft.com/office/drawing/2015/9/8/chartex" xmlns:cx2="http://schemas.microsoft.com/office/drawing/2015/10/21/chartex" xmlns:cx3="http://schemas.microsoft.com/office/drawing/2016/5/9/chartex" xmlns:cx4="http://schemas.microsoft.com/office/drawing/2016/5/10/chartex" xmlns:cx5="http://schemas.microsoft.com/office/drawing/2016/5/11/chartex" xmlns:cx6="http://schemas.microsoft.com/office/drawing/2016/5/12/chartex" xmlns:cx7="http://schemas.microsoft.com/office/drawing/2016/5/13/chartex" xmlns:cx8="http://schemas.microsoft.com/office/drawing/2016/5/14/chartex" xmlns:mc="http://schemas.openxmlformats.org/markup-compatibility/2006" xmlns:aink="http://schemas.microsoft.com/office/drawing/2016/ink" xmlns:am3d="http://schemas.microsoft.com/office/drawing/2017/model3d" xmlns:o="urn:schemas-microsoft-com:office:office" xmlns:oel="http://schemas.microsoft.com/office/2019/extlst" xmlns:r="http://schemas.openxmlformats.org/officeDocument/2006/relationships" xmlns:m="http://schemas.openxmlformats.org/officeDocument/2006/math" xmlns:v="urn:schemas-microsoft-com:vml" xmlns:wp14="http://schemas.microsoft.com/office/word/2010/wordprocessingDrawing" xmlns:wp="http://schemas.openxmlformats.org/drawingml/2006/wordprocessingDrawing" xmlns:w10="urn:schemas-microsoft-com:office:word" xmlns:w="http://schemas.openxmlformats.org/wordprocessingml/2006/main" xmlns:w14="http://schemas.microsoft.com/office/word/2010/wordml" xmlns:w15="http://schemas.microsoft.com/office/word/2012/wordml" xmlns:w16cex="http://schemas.microsoft.com/office/word/2018/wordml/cex" xmlns:w16cid="http://schemas.microsoft.com/office/word/2016/wordml/cid" xmlns:w16="http://schemas.microsoft.com/office/word/2018/wordml" xmlns:w16du="http://schemas.microsoft.com/office/word/2023/wordml/word16du" xmlns:w16sdtdh="http://schemas.microsoft.com/office/word/2020/wordml/sdtdatahash" xmlns:w16sdtfl="http://schemas.microsoft.com/office/word/2024/wordml/sdtformatlock" xmlns:w16se="http://schemas.microsoft.com/office/word/2015/wordml/symex" xmlns:wpg="http://schemas.microsoft.com/office/word/2010/wordprocessingGroup" xmlns:wpi="http://schemas.microsoft.com/office/word/2010/wordprocessingInk" xmlns:wne="http://schemas.microsoft.com/office/word/2006/wordml" xmlns:wps="http://schemas.microsoft.com/office/word/2010/wordprocessingShape" mc:Ignorable="w14 w15 w16se w16cid w16 w16cex w16sdtdh w16sdtfl w16du wp14">
   <w:abstractNum w:abstractNumId="0" w15:restartNumberingAfterBreak="0">
     <w:nsid w:val="05F83C45"/>
     <w:multiLevelType w:val="hybridMultilevel"/>
@@ -12808,7 +13237,7 @@
 </file>
 
 <file path=word/people.xml><?xml version="1.0" encoding="utf-8"?>
-<w15:people xmlns:wpc="http://schemas.microsoft.com/office/word/2010/wordprocessingCanvas" xmlns:cx="http://schemas.microsoft.com/office/drawing/2014/chartex" xmlns:cx1="http://schemas.microsoft.com/office/drawing/2015/9/8/chartex" xmlns:cx2="http://schemas.microsoft.com/office/drawing/2015/10/21/chartex" xmlns:cx3="http://schemas.microsoft.com/office/drawing/2016/5/9/chartex" xmlns:cx4="http://schemas.microsoft.com/office/drawing/2016/5/10/chartex" xmlns:cx5="http://schemas.microsoft.com/office/drawing/2016/5/11/chartex" xmlns:cx6="http://schemas.microsoft.com/office/drawing/2016/5/12/chartex" xmlns:cx7="http://schemas.microsoft.com/office/drawing/2016/5/13/chartex" xmlns:cx8="http://schemas.microsoft.com/office/drawing/2016/5/14/chartex" xmlns:mc="http://schemas.openxmlformats.org/markup-compatibility/2006" xmlns:aink="http://schemas.microsoft.com/office/drawing/2016/ink" xmlns:am3d="http://schemas.microsoft.com/office/drawing/2017/model3d" xmlns:o="urn:schemas-microsoft-com:office:office" xmlns:oel="http://schemas.microsoft.com/office/2019/extlst" xmlns:r="http://schemas.openxmlformats.org/officeDocument/2006/relationships" xmlns:m="http://schemas.openxmlformats.org/officeDocument/2006/math" xmlns:v="urn:schemas-microsoft-com:vml" xmlns:wp14="http://schemas.microsoft.com/office/word/2010/wordprocessingDrawing" xmlns:wp="http://schemas.openxmlformats.org/drawingml/2006/wordprocessingDrawing" xmlns:w10="urn:schemas-microsoft-com:office:word" xmlns:w="http://schemas.openxmlformats.org/wordprocessingml/2006/main" xmlns:w14="http://schemas.microsoft.com/office/word/2010/wordml" xmlns:w15="http://schemas.microsoft.com/office/word/2012/wordml" xmlns:w16cei="http://schemas.microsoft.com/office/word/2026/wordml/cei" xmlns:w16cex="http://schemas.microsoft.com/office/word/2018/wordml/cex" xmlns:w16cid="http://schemas.microsoft.com/office/word/2016/wordml/cid" xmlns:w16="http://schemas.microsoft.com/office/word/2018/wordml" xmlns:w16du="http://schemas.microsoft.com/office/word/2023/wordml/word16du" xmlns:w16sdtdh="http://schemas.microsoft.com/office/word/2020/wordml/sdtdatahash" xmlns:w16sdtfl="http://schemas.microsoft.com/office/word/2024/wordml/sdtformatlock" xmlns:w16se="http://schemas.microsoft.com/office/word/2015/wordml/symex" xmlns:wpg="http://schemas.microsoft.com/office/word/2010/wordprocessingGroup" xmlns:wpi="http://schemas.microsoft.com/office/word/2010/wordprocessingInk" xmlns:wne="http://schemas.microsoft.com/office/word/2006/wordml" xmlns:wps="http://schemas.microsoft.com/office/word/2010/wordprocessingShape" mc:Ignorable="w14 w15 w16se w16cid w16 w16cex w16sdtdh w16sdtfl w16du wp14">
+<w15:people xmlns:wpc="http://schemas.microsoft.com/office/word/2010/wordprocessingCanvas" xmlns:cx="http://schemas.microsoft.com/office/drawing/2014/chartex" xmlns:cx1="http://schemas.microsoft.com/office/drawing/2015/9/8/chartex" xmlns:cx2="http://schemas.microsoft.com/office/drawing/2015/10/21/chartex" xmlns:cx3="http://schemas.microsoft.com/office/drawing/2016/5/9/chartex" xmlns:cx4="http://schemas.microsoft.com/office/drawing/2016/5/10/chartex" xmlns:cx5="http://schemas.microsoft.com/office/drawing/2016/5/11/chartex" xmlns:cx6="http://schemas.microsoft.com/office/drawing/2016/5/12/chartex" xmlns:cx7="http://schemas.microsoft.com/office/drawing/2016/5/13/chartex" xmlns:cx8="http://schemas.microsoft.com/office/drawing/2016/5/14/chartex" xmlns:mc="http://schemas.openxmlformats.org/markup-compatibility/2006" xmlns:aink="http://schemas.microsoft.com/office/drawing/2016/ink" xmlns:am3d="http://schemas.microsoft.com/office/drawing/2017/model3d" xmlns:o="urn:schemas-microsoft-com:office:office" xmlns:oel="http://schemas.microsoft.com/office/2019/extlst" xmlns:r="http://schemas.openxmlformats.org/officeDocument/2006/relationships" xmlns:m="http://schemas.openxmlformats.org/officeDocument/2006/math" xmlns:v="urn:schemas-microsoft-com:vml" xmlns:wp14="http://schemas.microsoft.com/office/word/2010/wordprocessingDrawing" xmlns:wp="http://schemas.openxmlformats.org/drawingml/2006/wordprocessingDrawing" xmlns:w10="urn:schemas-microsoft-com:office:word" xmlns:w="http://schemas.openxmlformats.org/wordprocessingml/2006/main" xmlns:w14="http://schemas.microsoft.com/office/word/2010/wordml" xmlns:w15="http://schemas.microsoft.com/office/word/2012/wordml" xmlns:w16cex="http://schemas.microsoft.com/office/word/2018/wordml/cex" xmlns:w16cid="http://schemas.microsoft.com/office/word/2016/wordml/cid" xmlns:w16="http://schemas.microsoft.com/office/word/2018/wordml" xmlns:w16du="http://schemas.microsoft.com/office/word/2023/wordml/word16du" xmlns:w16sdtdh="http://schemas.microsoft.com/office/word/2020/wordml/sdtdatahash" xmlns:w16sdtfl="http://schemas.microsoft.com/office/word/2024/wordml/sdtformatlock" xmlns:w16se="http://schemas.microsoft.com/office/word/2015/wordml/symex" xmlns:wpg="http://schemas.microsoft.com/office/word/2010/wordprocessingGroup" xmlns:wpi="http://schemas.microsoft.com/office/word/2010/wordprocessingInk" xmlns:wne="http://schemas.microsoft.com/office/word/2006/wordml" xmlns:wps="http://schemas.microsoft.com/office/word/2010/wordprocessingShape" mc:Ignorable="w14 w15 w16se w16cid w16 w16cex w16sdtdh w16sdtfl w16du wp14">
   <w15:person w15:author="Matthias Raemaekers">
     <w15:presenceInfo w15:providerId="Windows Live" w15:userId="fec6886388aa33ba"/>
   </w15:person>
@@ -13417,6 +13846,7 @@
   <w:style w:type="character" w:default="1" w:styleId="DefaultParagraphFont">
     <w:name w:val="Default Paragraph Font"/>
     <w:uiPriority w:val="1"/>
+    <w:semiHidden/>
     <w:unhideWhenUsed/>
   </w:style>
   <w:style w:type="table" w:default="1" w:styleId="TableNormal">
@@ -14180,6 +14610,16 @@
       </w:tblBorders>
     </w:tblPr>
   </w:style>
+  <w:style w:type="paragraph" w:styleId="Revision">
+    <w:name w:val="Revision"/>
+    <w:hidden/>
+    <w:uiPriority w:val="99"/>
+    <w:semiHidden/>
+    <w:rsid w:val="00F219DC"/>
+    <w:pPr>
+      <w:spacing w:after="0" w:line="240" w:lineRule="auto"/>
+    </w:pPr>
+  </w:style>
 </w:styles>
 </file>
 

--- a/Manuscript_BRM/Manuscript_OpenSourceRelationalNetworkDerivationVisualizationTaskGeneration.docx
+++ b/Manuscript_BRM/Manuscript_OpenSourceRelationalNetworkDerivationVisualizationTaskGeneration.docx
@@ -8889,8 +8889,6 @@
           <w:bCs w:val="0"/>
         </w:rPr>
       </w:pPr>
-      <w:commentRangeStart w:id="64"/>
-      <w:commentRangeStart w:id="65"/>
       <w:r>
         <w:rPr>
           <w:b/>
@@ -8898,28 +8896,6 @@
         </w:rPr>
         <w:t>Figure 2</w:t>
       </w:r>
-      <w:commentRangeEnd w:id="64"/>
-      <w:r>
-        <w:rPr>
-          <w:rStyle w:val="CommentReference"/>
-          <w:b/>
-          <w:bCs w:val="0"/>
-          <w:sz w:val="24"/>
-          <w:szCs w:val="36"/>
-        </w:rPr>
-        <w:commentReference w:id="64"/>
-      </w:r>
-      <w:commentRangeEnd w:id="65"/>
-      <w:r>
-        <w:rPr>
-          <w:rStyle w:val="CommentReference"/>
-          <w:b/>
-          <w:bCs w:val="0"/>
-          <w:sz w:val="24"/>
-          <w:szCs w:val="36"/>
-        </w:rPr>
-        <w:commentReference w:id="65"/>
-      </w:r>
     </w:p>
     <w:p>
       <w:pPr>
@@ -8943,102 +8919,110 @@
         <w:pStyle w:val="APA7Body"/>
         <w:ind w:firstLine="0"/>
       </w:pPr>
-      <w:r>
-        <w:rPr>
-          <w:noProof/>
-        </w:rPr>
-        <w:drawing>
-          <wp:inline distT="0" distB="0" distL="0" distR="0" wp14:anchorId="5AB2B125" wp14:editId="7D0C31FA">
-            <wp:extent cx="2908703" cy="3039533"/>
-            <wp:effectExtent l="0" t="0" r="6350" b="8890"/>
-            <wp:docPr id="1677887747" name="Picture 2"/>
-            <wp:cNvGraphicFramePr>
-              <a:graphicFrameLocks xmlns:a="http://schemas.openxmlformats.org/drawingml/2006/main" noChangeAspect="1"/>
-            </wp:cNvGraphicFramePr>
-            <a:graphic xmlns:a="http://schemas.openxmlformats.org/drawingml/2006/main">
-              <a:graphicData uri="http://schemas.openxmlformats.org/drawingml/2006/picture">
-                <pic:pic xmlns:pic="http://schemas.openxmlformats.org/drawingml/2006/picture">
-                  <pic:nvPicPr>
-                    <pic:cNvPr id="1677887747" name="Picture 1677887747"/>
-                    <pic:cNvPicPr/>
-                  </pic:nvPicPr>
-                  <pic:blipFill>
-                    <a:blip r:embed="rId16" cstate="print">
-                      <a:extLst>
-                        <a:ext uri="{28A0092B-C50C-407E-A947-70E740481C1C}">
-                          <a14:useLocalDpi xmlns:a14="http://schemas.microsoft.com/office/drawing/2010/main" val="0"/>
-                        </a:ext>
-                      </a:extLst>
-                    </a:blip>
-                    <a:stretch>
-                      <a:fillRect/>
-                    </a:stretch>
-                  </pic:blipFill>
-                  <pic:spPr>
-                    <a:xfrm>
-                      <a:off x="0" y="0"/>
-                      <a:ext cx="2923948" cy="3055464"/>
-                    </a:xfrm>
-                    <a:prstGeom prst="rect">
-                      <a:avLst/>
-                    </a:prstGeom>
-                  </pic:spPr>
-                </pic:pic>
-              </a:graphicData>
-            </a:graphic>
-          </wp:inline>
-        </w:drawing>
-      </w:r>
-      <w:r>
-        <w:rPr>
-          <w:noProof/>
-        </w:rPr>
-        <w:drawing>
-          <wp:inline distT="0" distB="0" distL="0" distR="0" wp14:anchorId="6CBF07D6" wp14:editId="492C31CA">
-            <wp:extent cx="2911686" cy="3042648"/>
-            <wp:effectExtent l="0" t="0" r="3175" b="5715"/>
-            <wp:docPr id="1733443246" name="Picture 3"/>
-            <wp:cNvGraphicFramePr>
-              <a:graphicFrameLocks xmlns:a="http://schemas.openxmlformats.org/drawingml/2006/main" noChangeAspect="1"/>
-            </wp:cNvGraphicFramePr>
-            <a:graphic xmlns:a="http://schemas.openxmlformats.org/drawingml/2006/main">
-              <a:graphicData uri="http://schemas.openxmlformats.org/drawingml/2006/picture">
-                <pic:pic xmlns:pic="http://schemas.openxmlformats.org/drawingml/2006/picture">
-                  <pic:nvPicPr>
-                    <pic:cNvPr id="1733443246" name="Picture 1733443246"/>
-                    <pic:cNvPicPr/>
-                  </pic:nvPicPr>
-                  <pic:blipFill>
-                    <a:blip r:embed="rId17" cstate="print">
-                      <a:extLst>
-                        <a:ext uri="{28A0092B-C50C-407E-A947-70E740481C1C}">
-                          <a14:useLocalDpi xmlns:a14="http://schemas.microsoft.com/office/drawing/2010/main" val="0"/>
-                        </a:ext>
-                      </a:extLst>
-                    </a:blip>
-                    <a:stretch>
-                      <a:fillRect/>
-                    </a:stretch>
-                  </pic:blipFill>
-                  <pic:spPr>
-                    <a:xfrm>
-                      <a:off x="0" y="0"/>
-                      <a:ext cx="2928307" cy="3060016"/>
-                    </a:xfrm>
-                    <a:prstGeom prst="rect">
-                      <a:avLst/>
-                    </a:prstGeom>
-                  </pic:spPr>
-                </pic:pic>
-              </a:graphicData>
-            </a:graphic>
-          </wp:inline>
-        </w:drawing>
-      </w:r>
+      <w:ins w:id="64" w:author="Matthias Raemaekers" w:date="2026-09-28T11:29:00Z" w16du:dateUtc="2026-09-28T09:29:00Z">
+        <w:r>
+          <w:rPr>
+            <w:noProof/>
+          </w:rPr>
+          <w:drawing>
+            <wp:inline distT="0" distB="0" distL="0" distR="0" wp14:anchorId="289C074D" wp14:editId="434F1157">
+              <wp:extent cx="2910840" cy="3041765"/>
+              <wp:effectExtent l="0" t="0" r="3810" b="6350"/>
+              <wp:docPr id="1921283461" name="Picture 2"/>
+              <wp:cNvGraphicFramePr>
+                <a:graphicFrameLocks xmlns:a="http://schemas.openxmlformats.org/drawingml/2006/main" noChangeAspect="1"/>
+              </wp:cNvGraphicFramePr>
+              <a:graphic xmlns:a="http://schemas.openxmlformats.org/drawingml/2006/main">
+                <a:graphicData uri="http://schemas.openxmlformats.org/drawingml/2006/picture">
+                  <pic:pic xmlns:pic="http://schemas.openxmlformats.org/drawingml/2006/picture">
+                    <pic:nvPicPr>
+                      <pic:cNvPr id="1921283461" name="Picture 1921283461"/>
+                      <pic:cNvPicPr/>
+                    </pic:nvPicPr>
+                    <pic:blipFill>
+                      <a:blip r:embed="rId16" cstate="print">
+                        <a:extLst>
+                          <a:ext uri="{28A0092B-C50C-407E-A947-70E740481C1C}">
+                            <a14:useLocalDpi xmlns:a14="http://schemas.microsoft.com/office/drawing/2010/main" val="0"/>
+                          </a:ext>
+                        </a:extLst>
+                      </a:blip>
+                      <a:stretch>
+                        <a:fillRect/>
+                      </a:stretch>
+                    </pic:blipFill>
+                    <pic:spPr>
+                      <a:xfrm>
+                        <a:off x="0" y="0"/>
+                        <a:ext cx="2931046" cy="3062880"/>
+                      </a:xfrm>
+                      <a:prstGeom prst="rect">
+                        <a:avLst/>
+                      </a:prstGeom>
+                    </pic:spPr>
+                  </pic:pic>
+                </a:graphicData>
+              </a:graphic>
+            </wp:inline>
+          </w:drawing>
+        </w:r>
+        <w:r>
+          <w:rPr>
+            <w:noProof/>
+          </w:rPr>
+          <w:drawing>
+            <wp:inline distT="0" distB="0" distL="0" distR="0" wp14:anchorId="64CD2C30" wp14:editId="20499E6A">
+              <wp:extent cx="2909822" cy="3040701"/>
+              <wp:effectExtent l="0" t="0" r="5080" b="7620"/>
+              <wp:docPr id="588931360" name="Picture 1"/>
+              <wp:cNvGraphicFramePr>
+                <a:graphicFrameLocks xmlns:a="http://schemas.openxmlformats.org/drawingml/2006/main" noChangeAspect="1"/>
+              </wp:cNvGraphicFramePr>
+              <a:graphic xmlns:a="http://schemas.openxmlformats.org/drawingml/2006/main">
+                <a:graphicData uri="http://schemas.openxmlformats.org/drawingml/2006/picture">
+                  <pic:pic xmlns:pic="http://schemas.openxmlformats.org/drawingml/2006/picture">
+                    <pic:nvPicPr>
+                      <pic:cNvPr id="588931360" name="Picture 588931360"/>
+                      <pic:cNvPicPr/>
+                    </pic:nvPicPr>
+                    <pic:blipFill>
+                      <a:blip r:embed="rId17" cstate="print">
+                        <a:extLst>
+                          <a:ext uri="{28A0092B-C50C-407E-A947-70E740481C1C}">
+                            <a14:useLocalDpi xmlns:a14="http://schemas.microsoft.com/office/drawing/2010/main" val="0"/>
+                          </a:ext>
+                        </a:extLst>
+                      </a:blip>
+                      <a:stretch>
+                        <a:fillRect/>
+                      </a:stretch>
+                    </pic:blipFill>
+                    <pic:spPr>
+                      <a:xfrm>
+                        <a:off x="0" y="0"/>
+                        <a:ext cx="2928816" cy="3060549"/>
+                      </a:xfrm>
+                      <a:prstGeom prst="rect">
+                        <a:avLst/>
+                      </a:prstGeom>
+                    </pic:spPr>
+                  </pic:pic>
+                </a:graphicData>
+              </a:graphic>
+            </wp:inline>
+          </w:drawing>
+        </w:r>
+      </w:ins>
     </w:p>
     <w:p>
       <w:pPr>
         <w:pStyle w:val="APA7Body"/>
+        <w:ind w:firstLine="0"/>
+        <w:pPrChange w:id="65" w:author="Matthias Raemaekers" w:date="2026-09-28T11:36:00Z" w16du:dateUtc="2026-09-28T09:36:00Z">
+          <w:pPr>
+            <w:pStyle w:val="APA7Body"/>
+          </w:pPr>
+        </w:pPrChange>
       </w:pPr>
       <w:r>
         <w:t>To generate a MTS procedure we turn to the MTS generator app.</w:t>
@@ -9065,23 +9049,279 @@
         <w:t xml:space="preserve">one and number of comparison stimuli to three. This should generate a trial set of sixty training trials (ten iterations of the six baseline relations) and </w:t>
       </w:r>
       <w:r>
-        <w:t xml:space="preserve">twenty-four test trials (the number of novel relations that can be derived from the baseline relations). The app provides the following </w:t>
-      </w:r>
-      <w:commentRangeStart w:id="66"/>
+        <w:t>twenty</w:t>
+      </w:r>
+      <w:ins w:id="66" w:author="Matthias Raemaekers" w:date="2026-09-28T11:32:00Z" w16du:dateUtc="2026-09-28T09:32:00Z">
+        <w:r>
+          <w:t>-six</w:t>
+        </w:r>
+      </w:ins>
+      <w:del w:id="67" w:author="Matthias Raemaekers" w:date="2026-09-28T11:32:00Z" w16du:dateUtc="2026-09-28T09:32:00Z">
+        <w:r>
+          <w:delText>-four</w:delText>
+        </w:r>
+      </w:del>
+      <w:r>
+        <w:t xml:space="preserve"> test trials (the number of novel relations that can be derived from the baseline relations). The app provides the following output:</w:t>
+      </w:r>
+      <w:ins w:id="68" w:author="Matthias Raemaekers" w:date="2026-09-28T11:32:00Z" w16du:dateUtc="2026-09-28T09:32:00Z">
+        <w:r>
+          <w:t xml:space="preserve"> </w:t>
+        </w:r>
+      </w:ins>
+      <w:ins w:id="69" w:author="Matthias Raemaekers" w:date="2026-09-28T11:33:00Z" w16du:dateUtc="2026-09-28T09:33:00Z">
+        <w:r>
+          <w:t xml:space="preserve">sixty baseline relations trials, six mutual entailment test trials, and twenty combinatorial entailment test trials. </w:t>
+        </w:r>
+        <w:r>
+          <w:t xml:space="preserve">It also provides an overview of the generated </w:t>
+        </w:r>
+      </w:ins>
+      <w:ins w:id="70" w:author="Matthias Raemaekers" w:date="2026-09-28T11:35:00Z" w16du:dateUtc="2026-09-28T09:35:00Z">
+        <w:r>
+          <w:t xml:space="preserve">trial </w:t>
+        </w:r>
+      </w:ins>
+      <w:ins w:id="71" w:author="Matthias Raemaekers" w:date="2026-09-28T11:33:00Z" w16du:dateUtc="2026-09-28T09:33:00Z">
+        <w:r>
+          <w:t>data</w:t>
+        </w:r>
+      </w:ins>
+      <w:ins w:id="72" w:author="Matthias Raemaekers" w:date="2026-09-28T11:35:00Z" w16du:dateUtc="2026-09-28T09:35:00Z">
+        <w:r>
+          <w:t xml:space="preserve"> </w:t>
+        </w:r>
+      </w:ins>
+      <w:ins w:id="73" w:author="Matthias Raemaekers" w:date="2026-09-28T11:33:00Z" w16du:dateUtc="2026-09-28T09:33:00Z">
+        <w:r>
+          <w:t xml:space="preserve">(with fields </w:t>
+        </w:r>
+      </w:ins>
+      <w:ins w:id="74" w:author="Matthias Raemaekers" w:date="2026-09-28T11:34:00Z" w16du:dateUtc="2026-09-28T09:34:00Z">
+        <w:r>
+          <w:t xml:space="preserve">trial index, </w:t>
+        </w:r>
+      </w:ins>
+      <w:ins w:id="75" w:author="Matthias Raemaekers" w:date="2026-09-28T11:33:00Z" w16du:dateUtc="2026-09-28T09:33:00Z">
+        <w:r>
+          <w:t>cue, sample</w:t>
+        </w:r>
+      </w:ins>
+      <w:ins w:id="76" w:author="Matthias Raemaekers" w:date="2026-09-28T11:34:00Z" w16du:dateUtc="2026-09-28T09:34:00Z">
+        <w:r>
+          <w:t xml:space="preserve"> stimulus, comparison stimulus, correct response,</w:t>
+        </w:r>
+        <w:r>
+          <w:t xml:space="preserve"> and labels</w:t>
+        </w:r>
+        <w:r>
+          <w:t>)</w:t>
+        </w:r>
+      </w:ins>
+      <w:ins w:id="77" w:author="Matthias Raemaekers" w:date="2026-09-28T11:35:00Z" w16du:dateUtc="2026-09-28T09:35:00Z">
+        <w:r>
+          <w:t>, an example trial,</w:t>
+        </w:r>
+      </w:ins>
+      <w:ins w:id="78" w:author="Matthias Raemaekers" w:date="2026-09-28T11:34:00Z" w16du:dateUtc="2026-09-28T09:34:00Z">
+        <w:r>
+          <w:t xml:space="preserve"> and allows users to download the </w:t>
+        </w:r>
+      </w:ins>
+      <w:ins w:id="79" w:author="Matthias Raemaekers" w:date="2026-09-28T11:35:00Z" w16du:dateUtc="2026-09-28T09:35:00Z">
+        <w:r>
+          <w:t xml:space="preserve">trial </w:t>
+        </w:r>
+      </w:ins>
+      <w:ins w:id="80" w:author="Matthias Raemaekers" w:date="2026-09-28T11:34:00Z" w16du:dateUtc="2026-09-28T09:34:00Z">
+        <w:r>
+          <w:t>data</w:t>
+        </w:r>
+      </w:ins>
+      <w:ins w:id="81" w:author="Matthias Raemaekers" w:date="2026-09-28T11:35:00Z" w16du:dateUtc="2026-09-28T09:35:00Z">
+        <w:r>
+          <w:t xml:space="preserve"> </w:t>
+        </w:r>
+      </w:ins>
+      <w:ins w:id="82" w:author="Matthias Raemaekers" w:date="2026-09-28T11:34:00Z" w16du:dateUtc="2026-09-28T09:34:00Z">
+        <w:r>
+          <w:t xml:space="preserve">as a csv-file. </w:t>
+        </w:r>
+      </w:ins>
+      <w:r>
+        <w:lastRenderedPageBreak/>
+        <w:t xml:space="preserve">The csv output can then be used in experimental software like Psychopy, Labjs or </w:t>
+      </w:r>
+      <w:r>
+        <w:t>JPsych to administer the procedure to participants.</w:t>
+      </w:r>
+    </w:p>
+    <w:p>
+      <w:pPr>
+        <w:pStyle w:val="APA7H3"/>
+      </w:pPr>
+      <w:r>
+        <w:t xml:space="preserve">Tutorial 2 </w:t>
+      </w:r>
+      <w:r>
+        <w:t>–</w:t>
+      </w:r>
+      <w:r>
+        <w:t xml:space="preserve"> </w:t>
+      </w:r>
+      <w:r>
+        <w:t>Syllogistic Reasoning Task</w:t>
+      </w:r>
+    </w:p>
+    <w:p>
+      <w:pPr>
+        <w:pStyle w:val="APA7Body"/>
+      </w:pPr>
+      <w:r>
+        <w:t>To illustrate the syllogistic reasoning problem generator, imag</w:t>
+      </w:r>
+      <w:r>
+        <w:t>in</w:t>
+      </w:r>
+      <w:r>
+        <w:t xml:space="preserve">e a researcher who wants to create what is often referred to as </w:t>
+      </w:r>
+      <w:r>
+        <w:t xml:space="preserve">an </w:t>
+      </w:r>
+      <w:r>
+        <w:t>n-term</w:t>
+      </w:r>
+      <w:r>
+        <w:t xml:space="preserve"> (relational)</w:t>
+      </w:r>
+      <w:r>
+        <w:t xml:space="preserve"> reasoning task in </w:t>
+      </w:r>
+      <w:r>
+        <w:t xml:space="preserve">cognitive and </w:t>
+      </w:r>
+      <w:r>
+        <w:t>neuropsychology (e.g.,</w:t>
+      </w:r>
+      <w:r>
+        <w:t xml:space="preserve"> </w:t>
+      </w:r>
+      <w:r>
+        <w:t>Goel &amp; Dolan, 2001</w:t>
+      </w:r>
+      <w:r>
+        <w:t xml:space="preserve">). </w:t>
+      </w:r>
+      <w:r>
+        <w:t xml:space="preserve">Such tasks typically involve </w:t>
+      </w:r>
+      <w:r>
+        <w:t xml:space="preserve">syllogistic reasoning problems wherein the premises present relations between </w:t>
+      </w:r>
+      <w:r>
+        <w:rPr>
+          <w:i/>
+          <w:iCs/>
+        </w:rPr>
+        <w:t>n</w:t>
+      </w:r>
+      <w:r>
+        <w:t xml:space="preserve"> relata</w:t>
+      </w:r>
+      <w:r>
+        <w:t xml:space="preserve"> or terms</w:t>
+      </w:r>
+      <w:r>
+        <w:t>.</w:t>
+      </w:r>
+      <w:r>
+        <w:t xml:space="preserve"> </w:t>
+      </w:r>
+      <w:r>
+        <w:t xml:space="preserve">Let’s say we </w:t>
+      </w:r>
+      <w:r>
+        <w:t xml:space="preserve">are interested in studying the effect of relational complexity on </w:t>
+      </w:r>
+      <w:r>
+        <w:t xml:space="preserve">social </w:t>
+      </w:r>
+      <w:r>
+        <w:t xml:space="preserve">relational reasoning performance by increasing the number of terms </w:t>
+      </w:r>
+      <w:r>
+        <w:t xml:space="preserve">(premises) in syllogistic reasoning problems. To create a set of syllogistic reasoning problems, we use the syllogistic reasoning problem generator app. First, we specify the relations </w:t>
+      </w:r>
+      <w:r>
+        <w:t>we want to be involved in the problems</w:t>
+      </w:r>
+      <w:r>
+        <w:t xml:space="preserve"> by selecting </w:t>
+      </w:r>
+      <w:r>
+        <w:t xml:space="preserve">‘faster than’, ‘slower than’, ‘taller than’, </w:t>
+      </w:r>
+      <w:r>
+        <w:t xml:space="preserve">and </w:t>
+      </w:r>
+      <w:r>
+        <w:t>‘smaller than’</w:t>
+      </w:r>
+      <w:r>
+        <w:t xml:space="preserve"> from the drop down menu. </w:t>
+      </w:r>
+      <w:r>
+        <w:t>Then, we leave the checkbox for one-premise problems empty but check the boxes</w:t>
+      </w:r>
+      <w:r>
+        <w:t xml:space="preserve"> </w:t>
+      </w:r>
+      <w:r>
+        <w:t>for two-, three-, and four-premise problems.</w:t>
+      </w:r>
+      <w:r>
+        <w:t xml:space="preserve"> For each level of complexity, we get to select the problem variants we want to include</w:t>
+      </w:r>
+      <w:r>
+        <w:t xml:space="preserve">, and we select ‘incorrect’ (to balance yes vs. no correct responses) and ‘mutualCE’ (to test </w:t>
+      </w:r>
+      <w:r>
+        <w:t>transitive relations in both directions)</w:t>
+      </w:r>
+      <w:r>
+        <w:t>.</w:t>
+      </w:r>
+      <w:r>
+        <w:t xml:space="preserve"> </w:t>
+      </w:r>
+      <w:r>
+        <w:t>We set the number of repetitions for each unique problem to four</w:t>
+      </w:r>
+      <w:r>
+        <w:t xml:space="preserve">, the stimulus type to ‘names’ and number of response options to three to generate multiple choice problems. Finally, we do not include ill-defined problems and check the box to randomize premise order. </w:t>
+      </w:r>
+      <w:r>
+        <w:t xml:space="preserve"> </w:t>
+      </w:r>
+      <w:r>
+        <w:t xml:space="preserve">When we generate the task, the app presents the following </w:t>
+      </w:r>
+      <w:commentRangeStart w:id="83"/>
       <w:r>
         <w:t>output</w:t>
       </w:r>
-      <w:commentRangeEnd w:id="66"/>
+      <w:commentRangeEnd w:id="83"/>
       <w:r>
         <w:rPr>
           <w:rStyle w:val="CommentReference"/>
           <w:sz w:val="24"/>
           <w:szCs w:val="36"/>
         </w:rPr>
-        <w:commentReference w:id="66"/>
-      </w:r>
-      <w:r>
-        <w:t>:</w:t>
+        <w:commentReference w:id="83"/>
+      </w:r>
+      <w:r>
+        <w:t xml:space="preserve">: </w:t>
       </w:r>
     </w:p>
     <w:p>
@@ -9089,28 +9329,104 @@
         <w:pStyle w:val="APA7Body"/>
       </w:pPr>
       <w:r>
-        <w:t xml:space="preserve">The csv output can then be used in experimental software like Psychopy, Labjs or </w:t>
-      </w:r>
-      <w:r>
-        <w:t>JPsych to administer the procedure to participants.</w:t>
-      </w:r>
-    </w:p>
-    <w:p>
-      <w:pPr>
-        <w:pStyle w:val="APA7H3"/>
-      </w:pPr>
+        <w:t>The csv output can then be used in experimental software to administer the procedure to participants.</w:t>
+      </w:r>
+    </w:p>
+    <w:p>
+      <w:pPr>
+        <w:pStyle w:val="APA7H2"/>
+      </w:pPr>
+      <w:r>
+        <w:t>Discussion</w:t>
+      </w:r>
+    </w:p>
+    <w:p>
+      <w:pPr>
+        <w:pStyle w:val="APA7Body"/>
+      </w:pPr>
+      <w:r>
+        <w:t xml:space="preserve">This manuscript describes what we refer to as derivation tables </w:t>
+      </w:r>
+      <w:r>
+        <w:t>that support a python module and algorithm for automated relational derivation. This algorithm, in turn, provides the foundation for a set of tools that are intended to facilitate research on relational reasoning.</w:t>
+      </w:r>
+      <w:r>
+        <w:t xml:space="preserve"> Specifically, we described </w:t>
+      </w:r>
+      <w:r>
+        <w:t xml:space="preserve">functions to visualize relational networks as graph networks, generate MTS procedures and generate syllogistic reasoning problems, all contained in the python </w:t>
+      </w:r>
       <w:r>
         <w:lastRenderedPageBreak/>
-        <w:t xml:space="preserve">Tutorial 2 </w:t>
-      </w:r>
-      <w:r>
-        <w:t>–</w:t>
+        <w:t xml:space="preserve">module. We also described </w:t>
+      </w:r>
+      <w:r>
+        <w:t>online applications implementing the three tools in a more intuitive, code-free way, ready for researchers to use</w:t>
+      </w:r>
+      <w:r>
+        <w:t xml:space="preserve">. </w:t>
+      </w:r>
+      <w:r>
+        <w:t>The tutorials we provided illustrate their ease of use and utility.</w:t>
+      </w:r>
+    </w:p>
+    <w:p>
+      <w:pPr>
+        <w:pStyle w:val="APA7Body"/>
+      </w:pPr>
+      <w:r>
+        <w:t>While the derivation tables are limited to a set of (currently) about thirty relations</w:t>
+      </w:r>
+      <w:r>
+        <w:t>, they do provide a survey of the most commonly studied relations in psychological research</w:t>
+      </w:r>
+      <w:r>
+        <w:t xml:space="preserve"> and go beyond currently available similar tools (e.g., Smith &amp; Hayes, 2022; Carvalho et al., 2024)</w:t>
+      </w:r>
+      <w:r>
+        <w:t xml:space="preserve">. </w:t>
+      </w:r>
+      <w:r>
+        <w:t xml:space="preserve">The open-source nature of the tools invites researchers to add more relations themselves or study the generality of the underlying derivation algorithm </w:t>
+      </w:r>
+      <w:r>
+        <w:t xml:space="preserve">(i.e., </w:t>
+      </w:r>
+      <w:r>
+        <w:t>what other relations fit the same patterns of derivation currently accounted for in the algorithm)</w:t>
+      </w:r>
+      <w:r>
+        <w:t>.</w:t>
+      </w:r>
+      <w:r>
+        <w:t xml:space="preserve"> In that sense, we provide the building blocks for researchers to continue this work. </w:t>
+      </w:r>
+      <w:r>
+        <w:t>We only described three tools derived from the derivation tables and the relational derivation algorithm.</w:t>
       </w:r>
       <w:r>
         <w:t xml:space="preserve"> </w:t>
       </w:r>
       <w:r>
-        <w:t>Syllogistic Reasoning Task</w:t>
+        <w:t>W</w:t>
+      </w:r>
+      <w:r>
+        <w:t xml:space="preserve">hile we believe that </w:t>
+      </w:r>
+      <w:r>
+        <w:t xml:space="preserve">graph visualization, MTS procedures and syllogistics reasoning problems could be of use to a </w:t>
+      </w:r>
+      <w:r>
+        <w:t xml:space="preserve">broad audience of relational reasoning researchers, we could have developed many other tools as well. Again, we hope that the derivation tables and algorithm can provide researchers with the building blocks they need to build </w:t>
+      </w:r>
+      <w:r>
+        <w:t xml:space="preserve">and share </w:t>
+      </w:r>
+      <w:r>
+        <w:t xml:space="preserve">their own tools </w:t>
+      </w:r>
+      <w:r>
+        <w:t xml:space="preserve">tailored to their specific research contexts. </w:t>
       </w:r>
     </w:p>
     <w:p>
@@ -9118,59 +9434,126 @@
         <w:pStyle w:val="APA7Body"/>
       </w:pPr>
       <w:r>
-        <w:t>To illustrate the syllogistic reasoning problem generator, imag</w:t>
-      </w:r>
-      <w:r>
-        <w:t>in</w:t>
-      </w:r>
-      <w:r>
-        <w:t xml:space="preserve">e a researcher who wants to create what is often referred to as </w:t>
-      </w:r>
-      <w:r>
-        <w:t xml:space="preserve">an </w:t>
-      </w:r>
-      <w:r>
-        <w:t>n-term</w:t>
-      </w:r>
-      <w:r>
-        <w:t xml:space="preserve"> (relational)</w:t>
-      </w:r>
-      <w:r>
-        <w:t xml:space="preserve"> reasoning task in </w:t>
-      </w:r>
-      <w:r>
-        <w:t xml:space="preserve">cognitive and </w:t>
-      </w:r>
-      <w:r>
-        <w:t>neuropsychology (e.g.,</w:t>
-      </w:r>
-      <w:r>
         <w:t xml:space="preserve"> </w:t>
       </w:r>
       <w:r>
-        <w:t>Goel &amp; Dolan, 2001</w:t>
-      </w:r>
-      <w:r>
-        <w:t xml:space="preserve">). </w:t>
-      </w:r>
-      <w:r>
-        <w:t xml:space="preserve">Such tasks typically involve </w:t>
-      </w:r>
-      <w:r>
-        <w:t xml:space="preserve">syllogistic reasoning problems wherein the premises present relations between </w:t>
-      </w:r>
-      <w:r>
-        <w:rPr>
-          <w:i/>
-          <w:iCs/>
-        </w:rPr>
-        <w:t>n</w:t>
-      </w:r>
-      <w:r>
-        <w:t xml:space="preserve"> relata</w:t>
-      </w:r>
-      <w:r>
-        <w:t xml:space="preserve"> or terms</w:t>
+        <w:t xml:space="preserve">Beyond practical benefits, work like this may also inspire theoretical or conceptual insights. </w:t>
+      </w:r>
+      <w:r>
+        <w:t xml:space="preserve">In our description of the derivation tables, we noted that </w:t>
+      </w:r>
+      <w:r>
+        <w:t>some</w:t>
+      </w:r>
+      <w:r>
+        <w:t xml:space="preserve"> relations </w:t>
+      </w:r>
+      <w:r>
+        <w:t>have distinct patterns of relational derivation</w:t>
+      </w:r>
+      <w:r>
+        <w:t>, but that many relations also have identical patterns (e.g., the relations more than – less than and larger than – smaller than).</w:t>
+      </w:r>
+      <w:r>
+        <w:t xml:space="preserve"> </w:t>
+      </w:r>
+      <w:r>
+        <w:t xml:space="preserve">Studying these patterns in more detail </w:t>
+      </w:r>
+      <w:r>
+        <w:t>might offer insights into how humans acquire the ability for relational reasoning</w:t>
+      </w:r>
+      <w:r>
+        <w:t xml:space="preserve">, and how it becomes so flexible. Researchers may also </w:t>
+      </w:r>
+      <w:r>
+        <w:t>find that the patterns contradict certain theoretical predictions. For instance, in relational frame theory (</w:t>
+      </w:r>
+      <w:r>
+        <w:t xml:space="preserve">Hayes et al., 2001), </w:t>
+      </w:r>
+      <w:r>
+        <w:t>the ability to respond to different kinds of relations is described as separate so-called relational frames (i.e., coordination, distinction, opposition, comparison, hierarchy, temporal, and</w:t>
+      </w:r>
+      <w:r>
+        <w:t xml:space="preserve"> so on</w:t>
+      </w:r>
+      <w:r>
+        <w:t>)</w:t>
+      </w:r>
+      <w:r>
+        <w:t xml:space="preserve">. Closer inspection of the patterns of derivation illustrated </w:t>
+      </w:r>
+      <w:r>
+        <w:t>in Figure 1</w:t>
+      </w:r>
+      <w:r>
+        <w:t xml:space="preserve">, however, reveals that some of these relations are very similar (i.e., the relational aspect is the </w:t>
+      </w:r>
+      <w:r>
+        <w:t xml:space="preserve">same, but the psychological function that is related differs) and might rather be conceived of as different instances of the </w:t>
+      </w:r>
+      <w:r>
+        <w:lastRenderedPageBreak/>
+        <w:t>same relational frame.</w:t>
+      </w:r>
+      <w:r>
+        <w:t xml:space="preserve"> A lengthy discussion is beyond the scope of this manuscript, but the point illustrates that this work can also inspire conceptual developments.</w:t>
+      </w:r>
+      <w:r>
+        <w:br w:type="page"/>
+      </w:r>
+    </w:p>
+    <w:p>
+      <w:pPr>
+        <w:pStyle w:val="APA7H1"/>
+      </w:pPr>
+      <w:r>
+        <w:lastRenderedPageBreak/>
+        <w:t>Declarations</w:t>
+      </w:r>
+    </w:p>
+    <w:p>
+      <w:pPr>
+        <w:pStyle w:val="APA7H2"/>
+      </w:pPr>
+      <w:r>
+        <w:t>Funding</w:t>
+      </w:r>
+      <w:r>
+        <w:t xml:space="preserve"> </w:t>
+      </w:r>
+    </w:p>
+    <w:p>
+      <w:pPr>
+        <w:pStyle w:val="APA7Body"/>
+      </w:pPr>
+      <w:r>
+        <w:t xml:space="preserve">This research was </w:t>
+      </w:r>
+      <w:r>
+        <w:t>supported</w:t>
+      </w:r>
+      <w:r>
+        <w:t xml:space="preserve"> by </w:t>
+      </w:r>
+      <w:r>
+        <w:t xml:space="preserve">Flemish Research Fund fundamental research grant </w:t>
+      </w:r>
+      <w:r>
+        <w:t>11M032</w:t>
+      </w:r>
+      <w:r>
+        <w:t>5</w:t>
+      </w:r>
+      <w:r>
+        <w:t>N</w:t>
+      </w:r>
+      <w:r>
+        <w:t xml:space="preserve"> to </w:t>
+      </w:r>
+      <w:r>
+        <w:t>the first author</w:t>
       </w:r>
       <w:r>
         <w:t>.</w:t>
@@ -9179,375 +9562,167 @@
         <w:t xml:space="preserve"> </w:t>
       </w:r>
       <w:r>
-        <w:t xml:space="preserve">Let’s say we </w:t>
-      </w:r>
-      <w:r>
-        <w:t xml:space="preserve">are interested in studying the effect of relational complexity on </w:t>
-      </w:r>
-      <w:r>
-        <w:t xml:space="preserve">social </w:t>
-      </w:r>
-      <w:r>
-        <w:t xml:space="preserve">relational reasoning performance by increasing the number of terms </w:t>
-      </w:r>
-      <w:r>
-        <w:t xml:space="preserve">(premises) in syllogistic reasoning problems. To create a set of syllogistic reasoning problems, we use the syllogistic reasoning problem generator app. First, we specify the relations </w:t>
-      </w:r>
-      <w:r>
-        <w:t>we want to be involved in the problems</w:t>
-      </w:r>
-      <w:r>
-        <w:t xml:space="preserve"> by selecting </w:t>
-      </w:r>
-      <w:r>
-        <w:t xml:space="preserve">‘faster than’, ‘slower than’, ‘taller than’, </w:t>
-      </w:r>
-      <w:r>
-        <w:t xml:space="preserve">and </w:t>
-      </w:r>
-      <w:r>
-        <w:t>‘smaller than’</w:t>
-      </w:r>
-      <w:r>
-        <w:t xml:space="preserve"> from the drop down menu. </w:t>
-      </w:r>
-      <w:r>
-        <w:t>Then, we leave the checkbox for one-premise problems empty but check the boxes</w:t>
-      </w:r>
-      <w:r>
-        <w:t xml:space="preserve"> </w:t>
-      </w:r>
-      <w:r>
-        <w:t>for two-, three-, and four-premise problems.</w:t>
-      </w:r>
-      <w:r>
-        <w:t xml:space="preserve"> For each level of complexity, we get to select the problem variants we want to include</w:t>
-      </w:r>
-      <w:r>
-        <w:t xml:space="preserve">, and we select ‘incorrect’ (to balance yes vs. no correct responses) and ‘mutualCE’ (to test </w:t>
-      </w:r>
-      <w:r>
-        <w:t>transitive relations in both directions)</w:t>
-      </w:r>
-      <w:r>
-        <w:t>.</w:t>
-      </w:r>
-      <w:r>
-        <w:t xml:space="preserve"> </w:t>
-      </w:r>
-      <w:r>
-        <w:t>We set the number of repetitions for each unique problem to four</w:t>
-      </w:r>
-      <w:r>
-        <w:t xml:space="preserve">, the stimulus type to ‘names’ and number of response options to three to generate multiple choice problems. Finally, we do not include ill-defined problems and check the box to randomize premise order. </w:t>
-      </w:r>
-      <w:r>
-        <w:t xml:space="preserve"> </w:t>
-      </w:r>
-      <w:r>
-        <w:t xml:space="preserve">When we generate the task, the app presents the following </w:t>
-      </w:r>
-      <w:commentRangeStart w:id="67"/>
-      <w:r>
-        <w:t>output</w:t>
-      </w:r>
-      <w:commentRangeEnd w:id="67"/>
+        <w:t>The second author</w:t>
+      </w:r>
+      <w:r>
+        <w:t xml:space="preserve"> is supported</w:t>
+      </w:r>
+      <w:r>
+        <w:t xml:space="preserve"> Flemish Research Fund</w:t>
+      </w:r>
+      <w:r>
+        <w:t xml:space="preserve"> grant </w:t>
+      </w:r>
+      <w:r>
+        <w:rPr>
+          <w:lang w:val="en-GB"/>
+        </w:rPr>
+        <w:t>12A2B26N</w:t>
+      </w:r>
+      <w:r>
+        <w:rPr>
+          <w:lang w:val="en-GB"/>
+        </w:rPr>
+        <w:t>. The third author was supported</w:t>
+      </w:r>
+      <w:r>
+        <w:t xml:space="preserve"> by </w:t>
+      </w:r>
+      <w:r>
+        <w:t>grant BOF22/MET_V/002 - 01M00209 of Ghent University</w:t>
+      </w:r>
+      <w:r>
+        <w:t xml:space="preserve">’s. </w:t>
+      </w:r>
+    </w:p>
+    <w:p>
+      <w:pPr>
+        <w:pStyle w:val="APA7H2"/>
+      </w:pPr>
+      <w:r>
+        <w:t>Conflicts of interest/Competing interests</w:t>
+      </w:r>
+    </w:p>
+    <w:p>
+      <w:pPr>
+        <w:pStyle w:val="APA7Body"/>
+      </w:pPr>
+      <w:r>
+        <w:t>None</w:t>
+      </w:r>
+      <w:r>
+        <w:t xml:space="preserve"> to declare.</w:t>
+      </w:r>
+    </w:p>
+    <w:p>
+      <w:pPr>
+        <w:pStyle w:val="APA7Body"/>
+        <w:ind w:firstLine="0"/>
+      </w:pPr>
+      <w:r>
+        <w:rPr>
+          <w:b/>
+        </w:rPr>
+        <w:t>Ethics approval</w:t>
+      </w:r>
+      <w:r>
+        <w:rPr>
+          <w:b/>
+        </w:rPr>
+        <w:t xml:space="preserve"> and consent to participate</w:t>
+      </w:r>
+    </w:p>
+    <w:p>
+      <w:pPr>
+        <w:pStyle w:val="APA7Body"/>
+      </w:pPr>
+      <w:r>
+        <w:t>Not applicable.</w:t>
+      </w:r>
+      <w:r>
+        <w:t xml:space="preserve"> This manuscript does not report on any </w:t>
+      </w:r>
+      <w:r>
+        <w:t>research involving participants.</w:t>
+      </w:r>
+    </w:p>
+    <w:p>
+      <w:pPr>
+        <w:pStyle w:val="APA7Body"/>
+        <w:ind w:firstLine="0"/>
+      </w:pPr>
+      <w:r>
+        <w:rPr>
+          <w:b/>
+        </w:rPr>
+        <w:t>Consent for publication</w:t>
+      </w:r>
+    </w:p>
+    <w:p>
+      <w:pPr>
+        <w:pStyle w:val="APA7Body"/>
+      </w:pPr>
+      <w:r>
+        <w:t xml:space="preserve">All authors have </w:t>
+      </w:r>
+      <w:r>
+        <w:t>read</w:t>
+      </w:r>
+      <w:r>
+        <w:t xml:space="preserve"> and agree with the publication of this version of the manuscript.</w:t>
+      </w:r>
+    </w:p>
+    <w:p>
+      <w:pPr>
+        <w:pStyle w:val="APA7H2"/>
+      </w:pPr>
+      <w:r>
+        <w:t>Availability of data</w:t>
+      </w:r>
+      <w:r>
+        <w:t xml:space="preserve">, </w:t>
+      </w:r>
+      <w:r>
+        <w:t>materials</w:t>
+      </w:r>
+      <w:r>
+        <w:t xml:space="preserve"> and code</w:t>
+      </w:r>
+    </w:p>
+    <w:p>
+      <w:pPr>
+        <w:pStyle w:val="APA7Body"/>
+      </w:pPr>
+      <w:r>
+        <w:t xml:space="preserve">There is no data associated with this </w:t>
+      </w:r>
+      <w:r>
+        <w:t>manuscript</w:t>
+      </w:r>
+      <w:r>
+        <w:t xml:space="preserve">. All materials and code </w:t>
+      </w:r>
+      <w:r>
+        <w:t xml:space="preserve">are openly accessible on the Open Science </w:t>
+      </w:r>
+      <w:commentRangeStart w:id="84"/>
+      <w:r>
+        <w:t>Framework</w:t>
+      </w:r>
+      <w:commentRangeEnd w:id="84"/>
       <w:r>
         <w:rPr>
           <w:rStyle w:val="CommentReference"/>
           <w:sz w:val="24"/>
           <w:szCs w:val="36"/>
         </w:rPr>
-        <w:commentReference w:id="67"/>
+        <w:commentReference w:id="84"/>
       </w:r>
       <w:r>
         <w:t xml:space="preserve">: </w:t>
       </w:r>
-    </w:p>
-    <w:p>
-      <w:pPr>
-        <w:pStyle w:val="APA7Body"/>
-      </w:pPr>
-      <w:r>
-        <w:t>The csv output can then be used in experimental software to administer the procedure to participants.</w:t>
-      </w:r>
-    </w:p>
-    <w:p>
-      <w:pPr>
-        <w:pStyle w:val="APA7H2"/>
-      </w:pPr>
-      <w:r>
-        <w:t>Discussion</w:t>
-      </w:r>
-    </w:p>
-    <w:p>
-      <w:pPr>
-        <w:pStyle w:val="APA7Body"/>
-      </w:pPr>
-      <w:r>
-        <w:t xml:space="preserve">This manuscript describes what we refer to as derivation tables </w:t>
-      </w:r>
-      <w:r>
-        <w:t>that support a python module and algorithm for automated relational derivation. This algorithm, in turn, provides the foundation for a set of tools that are intended to facilitate research on relational reasoning.</w:t>
-      </w:r>
-      <w:r>
-        <w:t xml:space="preserve"> Specifically, we described </w:t>
-      </w:r>
-      <w:r>
-        <w:t xml:space="preserve">functions to visualize relational networks as graph networks, generate MTS procedures and generate syllogistic reasoning problems, all contained in the python module. We also described </w:t>
-      </w:r>
-      <w:r>
-        <w:t xml:space="preserve">online applications implementing the three tools in a more intuitive, </w:t>
-      </w:r>
-      <w:r>
-        <w:lastRenderedPageBreak/>
-        <w:t>code-free way, ready for researchers to use</w:t>
-      </w:r>
-      <w:r>
-        <w:t xml:space="preserve">. </w:t>
-      </w:r>
-      <w:r>
-        <w:t>The tutorials we provided illustrate their ease of use and utility.</w:t>
-      </w:r>
-    </w:p>
-    <w:p>
-      <w:pPr>
-        <w:pStyle w:val="APA7Body"/>
-      </w:pPr>
-      <w:r>
-        <w:t>While the derivation tables are limited to a set of (currently) about thirty relations</w:t>
-      </w:r>
-      <w:r>
-        <w:t>, they do provide a survey of the most commonly studied relations in psychological research</w:t>
-      </w:r>
-      <w:r>
-        <w:t xml:space="preserve"> and go beyond currently available similar tools (e.g., Smith &amp; Hayes, 2022; Carvalho et al., 2024)</w:t>
-      </w:r>
-      <w:r>
-        <w:t xml:space="preserve">. </w:t>
-      </w:r>
-      <w:r>
-        <w:t xml:space="preserve">The open-source nature of the tools invites researchers to add more relations themselves or study the generality of the underlying derivation algorithm </w:t>
-      </w:r>
-      <w:r>
-        <w:t xml:space="preserve">(i.e., </w:t>
-      </w:r>
-      <w:r>
-        <w:t>what other relations fit the same patterns of derivation currently accounted for in the algorithm)</w:t>
-      </w:r>
-      <w:r>
-        <w:t>.</w:t>
-      </w:r>
-      <w:r>
-        <w:t xml:space="preserve"> In that sense, we provide the building blocks for researchers to continue this work. </w:t>
-      </w:r>
-      <w:r>
-        <w:t>We only described three tools derived from the derivation tables and the relational derivation algorithm.</w:t>
-      </w:r>
-      <w:r>
-        <w:t xml:space="preserve"> </w:t>
-      </w:r>
-      <w:r>
-        <w:t>W</w:t>
-      </w:r>
-      <w:r>
-        <w:t xml:space="preserve">hile we believe that </w:t>
-      </w:r>
-      <w:r>
-        <w:t xml:space="preserve">graph visualization, MTS procedures and syllogistics reasoning problems could be of use to a </w:t>
-      </w:r>
-      <w:r>
-        <w:t xml:space="preserve">broad audience of relational reasoning researchers, we could have developed many other tools as well. Again, we hope that the derivation tables and algorithm can provide researchers with the building blocks they need to build </w:t>
-      </w:r>
-      <w:r>
-        <w:t xml:space="preserve">and share </w:t>
-      </w:r>
-      <w:r>
-        <w:t xml:space="preserve">their own tools </w:t>
-      </w:r>
-      <w:r>
-        <w:t xml:space="preserve">tailored to their specific research contexts. </w:t>
-      </w:r>
-    </w:p>
-    <w:p>
-      <w:pPr>
-        <w:pStyle w:val="APA7Body"/>
-      </w:pPr>
-      <w:r>
-        <w:t xml:space="preserve"> </w:t>
-      </w:r>
-      <w:r>
-        <w:t xml:space="preserve">Beyond practical benefits, work like this may also inspire theoretical or conceptual insights. </w:t>
-      </w:r>
-      <w:r>
-        <w:t xml:space="preserve">In our description of the derivation tables, we noted that </w:t>
-      </w:r>
-      <w:r>
-        <w:t>some</w:t>
-      </w:r>
-      <w:r>
-        <w:t xml:space="preserve"> relations </w:t>
-      </w:r>
-      <w:r>
-        <w:t>have distinct patterns of relational derivation</w:t>
-      </w:r>
-      <w:r>
-        <w:t>, but that many relations also have identical patterns (e.g., the relations more than – less than and larger than – smaller than).</w:t>
-      </w:r>
-      <w:r>
-        <w:t xml:space="preserve"> </w:t>
-      </w:r>
-      <w:r>
-        <w:t xml:space="preserve">Studying these patterns in more detail </w:t>
-      </w:r>
-      <w:r>
-        <w:t>might offer insights into how humans acquire the ability for relational reasoning</w:t>
-      </w:r>
-      <w:r>
-        <w:t xml:space="preserve">, and how it becomes so flexible. Researchers may also </w:t>
-      </w:r>
-      <w:r>
-        <w:t>find that the patterns contradict certain theoretical predictions. For instance, in relational frame theory (</w:t>
-      </w:r>
-      <w:r>
-        <w:t xml:space="preserve">Hayes et al., 2001), </w:t>
-      </w:r>
-      <w:r>
-        <w:t>the ability to respond to different kinds of relations is described as separate so-called relational frames (i.e., coordination, distinction, opposition, comparison, hierarchy, temporal, and</w:t>
-      </w:r>
-      <w:r>
-        <w:t xml:space="preserve"> so on</w:t>
-      </w:r>
-      <w:r>
-        <w:t>)</w:t>
-      </w:r>
-      <w:r>
-        <w:t xml:space="preserve">. Closer inspection of the patterns of derivation illustrated </w:t>
-      </w:r>
-      <w:r>
-        <w:t>in Figure 1</w:t>
-      </w:r>
-      <w:r>
-        <w:t xml:space="preserve">, however, reveals that some of these relations are very similar (i.e., the relational aspect is the </w:t>
-      </w:r>
-      <w:r>
-        <w:t>same, but the psychological function that is related differs) and might rather be conceived of as different instances of the same relational frame.</w:t>
-      </w:r>
-      <w:r>
-        <w:t xml:space="preserve"> A lengthy discussion is beyond the scope of this manuscript, but the point illustrates that this work can also inspire conceptual developments.</w:t>
-      </w:r>
-      <w:r>
-        <w:br w:type="page"/>
-      </w:r>
-    </w:p>
-    <w:p>
-      <w:pPr>
-        <w:pStyle w:val="APA7H1"/>
-      </w:pPr>
-      <w:r>
-        <w:lastRenderedPageBreak/>
-        <w:t>Declarations</w:t>
-      </w:r>
-    </w:p>
-    <w:p>
-      <w:pPr>
-        <w:pStyle w:val="APA7H2"/>
-      </w:pPr>
-      <w:r>
-        <w:t>Funding</w:t>
-      </w:r>
-      <w:r>
-        <w:t xml:space="preserve"> </w:t>
-      </w:r>
-    </w:p>
-    <w:p>
-      <w:pPr>
-        <w:pStyle w:val="APA7Body"/>
-      </w:pPr>
-      <w:r>
-        <w:t xml:space="preserve">This research was </w:t>
-      </w:r>
-      <w:r>
-        <w:t>supported</w:t>
-      </w:r>
-      <w:r>
-        <w:t xml:space="preserve"> by </w:t>
-      </w:r>
-      <w:r>
-        <w:t xml:space="preserve">Flemish Research Fund fundamental research grant </w:t>
-      </w:r>
-      <w:r>
-        <w:t>11M032</w:t>
-      </w:r>
-      <w:r>
-        <w:t>5</w:t>
-      </w:r>
-      <w:r>
-        <w:t>N</w:t>
-      </w:r>
-      <w:r>
-        <w:t xml:space="preserve"> to </w:t>
-      </w:r>
-      <w:r>
-        <w:t>the first author</w:t>
-      </w:r>
-      <w:r>
-        <w:t>.</w:t>
-      </w:r>
-      <w:r>
-        <w:t xml:space="preserve"> </w:t>
-      </w:r>
-      <w:r>
-        <w:t>The second author</w:t>
-      </w:r>
-      <w:r>
-        <w:t xml:space="preserve"> is supported</w:t>
-      </w:r>
-      <w:r>
-        <w:t xml:space="preserve"> Flemish Research Fund</w:t>
-      </w:r>
-      <w:r>
-        <w:t xml:space="preserve"> grant </w:t>
-      </w:r>
-      <w:r>
-        <w:rPr>
-          <w:lang w:val="en-GB"/>
-        </w:rPr>
-        <w:t>12A2B26N</w:t>
-      </w:r>
-      <w:r>
-        <w:rPr>
-          <w:lang w:val="en-GB"/>
-        </w:rPr>
-        <w:t>. The third author was supported</w:t>
-      </w:r>
-      <w:r>
-        <w:t xml:space="preserve"> by </w:t>
-      </w:r>
-      <w:r>
-        <w:t>grant BOF22/MET_V/002 - 01M00209 of Ghent University</w:t>
-      </w:r>
-      <w:r>
-        <w:t xml:space="preserve">’s. </w:t>
-      </w:r>
-    </w:p>
-    <w:p>
-      <w:pPr>
-        <w:pStyle w:val="APA7H2"/>
-      </w:pPr>
-      <w:r>
-        <w:t>Conflicts of interest/Competing interests</w:t>
-      </w:r>
-    </w:p>
-    <w:p>
-      <w:pPr>
-        <w:pStyle w:val="APA7Body"/>
-      </w:pPr>
-      <w:r>
-        <w:t>None</w:t>
-      </w:r>
-      <w:r>
-        <w:t xml:space="preserve"> to declare.</w:t>
+      <w:r>
+        <w:t>https://osf.io/bjxqg/overview?view_only=5ab9e17676a3436d9d7878d0b7e1340e</w:t>
       </w:r>
     </w:p>
     <w:p>
@@ -9559,117 +9734,6 @@
         <w:rPr>
           <w:b/>
         </w:rPr>
-        <w:t>Ethics approval</w:t>
-      </w:r>
-      <w:r>
-        <w:rPr>
-          <w:b/>
-        </w:rPr>
-        <w:t xml:space="preserve"> and consent to participate</w:t>
-      </w:r>
-    </w:p>
-    <w:p>
-      <w:pPr>
-        <w:pStyle w:val="APA7Body"/>
-      </w:pPr>
-      <w:r>
-        <w:t>Not applicable.</w:t>
-      </w:r>
-      <w:r>
-        <w:t xml:space="preserve"> This manuscript does not report on any </w:t>
-      </w:r>
-      <w:r>
-        <w:t>research involving participants.</w:t>
-      </w:r>
-    </w:p>
-    <w:p>
-      <w:pPr>
-        <w:pStyle w:val="APA7Body"/>
-        <w:ind w:firstLine="0"/>
-      </w:pPr>
-      <w:r>
-        <w:rPr>
-          <w:b/>
-        </w:rPr>
-        <w:t>Consent for publication</w:t>
-      </w:r>
-    </w:p>
-    <w:p>
-      <w:pPr>
-        <w:pStyle w:val="APA7Body"/>
-      </w:pPr>
-      <w:r>
-        <w:t xml:space="preserve">All authors have </w:t>
-      </w:r>
-      <w:r>
-        <w:t>read</w:t>
-      </w:r>
-      <w:r>
-        <w:t xml:space="preserve"> and agree with the publication of this version of the manuscript.</w:t>
-      </w:r>
-    </w:p>
-    <w:p>
-      <w:pPr>
-        <w:pStyle w:val="APA7H2"/>
-      </w:pPr>
-      <w:r>
-        <w:t>Availability of data</w:t>
-      </w:r>
-      <w:r>
-        <w:t xml:space="preserve">, </w:t>
-      </w:r>
-      <w:r>
-        <w:t>materials</w:t>
-      </w:r>
-      <w:r>
-        <w:t xml:space="preserve"> and code</w:t>
-      </w:r>
-    </w:p>
-    <w:p>
-      <w:pPr>
-        <w:pStyle w:val="APA7Body"/>
-      </w:pPr>
-      <w:r>
-        <w:t xml:space="preserve">There is no data associated with this </w:t>
-      </w:r>
-      <w:r>
-        <w:t>manuscript</w:t>
-      </w:r>
-      <w:r>
-        <w:t xml:space="preserve">. All materials and code </w:t>
-      </w:r>
-      <w:r>
-        <w:t xml:space="preserve">are openly accessible on the Open Science </w:t>
-      </w:r>
-      <w:commentRangeStart w:id="68"/>
-      <w:r>
-        <w:t>Framework</w:t>
-      </w:r>
-      <w:commentRangeEnd w:id="68"/>
-      <w:r>
-        <w:rPr>
-          <w:rStyle w:val="CommentReference"/>
-          <w:sz w:val="24"/>
-          <w:szCs w:val="36"/>
-        </w:rPr>
-        <w:commentReference w:id="68"/>
-      </w:r>
-      <w:r>
-        <w:t xml:space="preserve">: </w:t>
-      </w:r>
-      <w:r>
-        <w:t>https://osf.io/bjxqg/overview?view_only=5ab9e17676a3436d9d7878d0b7e1340e</w:t>
-      </w:r>
-    </w:p>
-    <w:p>
-      <w:pPr>
-        <w:pStyle w:val="APA7Body"/>
-        <w:ind w:firstLine="0"/>
-      </w:pPr>
-      <w:r>
-        <w:rPr>
-          <w:b/>
-        </w:rPr>
         <w:t>Authors' contributions</w:t>
       </w:r>
       <w:r>
@@ -9690,7 +9754,7 @@
       <w:r>
         <w:t xml:space="preserve">: </w:t>
       </w:r>
-      <w:bookmarkStart w:id="69" w:name="_Hlk208350533"/>
+      <w:bookmarkStart w:id="85" w:name="_Hlk208350533"/>
       <w:r>
         <w:t xml:space="preserve">Conceptualization, Funding </w:t>
       </w:r>
@@ -9700,7 +9764,7 @@
       <w:r>
         <w:t>, Methodology, Project Administration, Resources, Software, Supervision, Visualization, Writing – Original Draft, Writing – Review and Editing</w:t>
       </w:r>
-      <w:bookmarkEnd w:id="69"/>
+      <w:bookmarkEnd w:id="85"/>
       <w:r>
         <w:t xml:space="preserve">; </w:t>
       </w:r>
@@ -10021,7 +10085,7 @@
       </w:r>
     </w:p>
   </w:comment>
-  <w:comment w:id="64" w:author="Matthias Raemaekers" w:date="2026-07-30T16:11:00Z" w:initials="MR">
+  <w:comment w:id="83" w:author="Matthias Raemaekers" w:date="2026-08-21T15:29:00Z" w:initials="MR">
     <w:p>
       <w:pPr>
         <w:pStyle w:val="CommentText"/>
@@ -10036,68 +10100,11 @@
         <w:rPr>
           <w:lang w:val="nl-BE"/>
         </w:rPr>
-        <w:t>Fix Legend location</w:t>
+        <w:t>Finish when software is final.</w:t>
       </w:r>
     </w:p>
   </w:comment>
-  <w:comment w:id="65" w:author="Matthias Raemaekers" w:date="2026-09-28T11:07:00Z" w:initials="MR">
-    <w:p>
-      <w:pPr>
-        <w:pStyle w:val="CommentText"/>
-      </w:pPr>
-      <w:r>
-        <w:rPr>
-          <w:rStyle w:val="CommentReference"/>
-        </w:rPr>
-        <w:annotationRef/>
-      </w:r>
-      <w:r>
-        <w:rPr>
-          <w:lang w:val="nl-BE"/>
-        </w:rPr>
-        <w:t>+ make less busy</w:t>
-      </w:r>
-    </w:p>
-  </w:comment>
-  <w:comment w:id="66" w:author="Matthias Raemaekers" w:date="2026-07-30T16:12:00Z" w:initials="MR">
-    <w:p>
-      <w:pPr>
-        <w:pStyle w:val="CommentText"/>
-      </w:pPr>
-      <w:r>
-        <w:rPr>
-          <w:rStyle w:val="CommentReference"/>
-        </w:rPr>
-        <w:annotationRef/>
-      </w:r>
-      <w:r>
-        <w:rPr>
-          <w:lang w:val="nl-BE"/>
-        </w:rPr>
-        <w:t>Fix app then finish section</w:t>
-      </w:r>
-    </w:p>
-  </w:comment>
-  <w:comment w:id="67" w:author="Matthias Raemaekers" w:date="2026-08-21T15:29:00Z" w:initials="MR">
-    <w:p>
-      <w:pPr>
-        <w:pStyle w:val="CommentText"/>
-      </w:pPr>
-      <w:r>
-        <w:rPr>
-          <w:rStyle w:val="CommentReference"/>
-        </w:rPr>
-        <w:annotationRef/>
-      </w:r>
-      <w:r>
-        <w:rPr>
-          <w:lang w:val="nl-BE"/>
-        </w:rPr>
-        <w:t>Finish when software is final.</w:t>
-      </w:r>
-    </w:p>
-  </w:comment>
-  <w:comment w:id="68" w:author="Matthias Raemaekers" w:date="2026-07-15T11:03:00Z" w:initials="MR">
+  <w:comment w:id="84" w:author="Matthias Raemaekers" w:date="2026-07-15T11:03:00Z" w:initials="MR">
     <w:p>
       <w:pPr>
         <w:pStyle w:val="CommentText"/>
@@ -10131,9 +10138,6 @@
   <w15:commentEx w15:paraId="10ECC1ED" w15:paraIdParent="2011806A" w15:done="0"/>
   <w15:commentEx w15:paraId="497BF004" w15:paraIdParent="2011806A" w15:done="0"/>
   <w15:commentEx w15:paraId="7FC09C36" w15:done="0"/>
-  <w15:commentEx w15:paraId="3042CEC6" w15:done="0"/>
-  <w15:commentEx w15:paraId="377CE4AD" w15:paraIdParent="3042CEC6" w15:done="0"/>
-  <w15:commentEx w15:paraId="33AB8BCD" w15:done="0"/>
   <w15:commentEx w15:paraId="4B6A4406" w15:done="0"/>
   <w15:commentEx w15:paraId="0E3B1798" w15:done="0"/>
 </w15:commentsEx>
@@ -10151,9 +10155,6 @@
   <w16cex:commentExtensible w16cex:durableId="6D9546E3" w16cex:dateUtc="2026-07-09T08:42:00Z"/>
   <w16cex:commentExtensible w16cex:durableId="63CF0987" w16cex:dateUtc="2026-07-10T12:06:00Z"/>
   <w16cex:commentExtensible w16cex:durableId="7215CE6F" w16cex:dateUtc="2026-08-20T14:20:00Z"/>
-  <w16cex:commentExtensible w16cex:durableId="7A773EAA" w16cex:dateUtc="2026-07-30T14:11:00Z"/>
-  <w16cex:commentExtensible w16cex:durableId="1202AA16" w16cex:dateUtc="2026-09-28T09:07:00Z"/>
-  <w16cex:commentExtensible w16cex:durableId="22B33508" w16cex:dateUtc="2026-07-30T14:12:00Z"/>
   <w16cex:commentExtensible w16cex:durableId="3079A773" w16cex:dateUtc="2026-08-21T13:29:00Z"/>
   <w16cex:commentExtensible w16cex:durableId="7F167AAA" w16cex:dateUtc="2026-07-15T09:03:00Z"/>
 </w16cex:commentsExtensible>
@@ -10171,9 +10172,6 @@
   <w16cid:commentId w16cid:paraId="10ECC1ED" w16cid:durableId="6D9546E3"/>
   <w16cid:commentId w16cid:paraId="497BF004" w16cid:durableId="63CF0987"/>
   <w16cid:commentId w16cid:paraId="7FC09C36" w16cid:durableId="7215CE6F"/>
-  <w16cid:commentId w16cid:paraId="3042CEC6" w16cid:durableId="7A773EAA"/>
-  <w16cid:commentId w16cid:paraId="377CE4AD" w16cid:durableId="1202AA16"/>
-  <w16cid:commentId w16cid:paraId="33AB8BCD" w16cid:durableId="22B33508"/>
   <w16cid:commentId w16cid:paraId="4B6A4406" w16cid:durableId="3079A773"/>
   <w16cid:commentId w16cid:paraId="0E3B1798" w16cid:durableId="7F167AAA"/>
 </w16cid:commentsIds>
